--- a/대본/7부/13화_Priyas_Choice.docx
+++ b/대본/7부/13화_Priyas_Choice.docx
@@ -2,7 +2,7 @@
 <file path=word/document.xml><?xml version="1.0" encoding="utf-8"?>
 <w:document xmlns:w="http://schemas.openxmlformats.org/wordprocessingml/2006/main" xmlns:m="http://schemas.openxmlformats.org/officeDocument/2006/math" xmlns:r="http://schemas.openxmlformats.org/officeDocument/2006/relationships" xmlns:o="urn:schemas-microsoft-com:office:office" xmlns:v="urn:schemas-microsoft-com:vml" xmlns:w10="urn:schemas-microsoft-com:office:word" xmlns:a="http://schemas.openxmlformats.org/drawingml/2006/main" xmlns:pic="http://schemas.openxmlformats.org/drawingml/2006/picture" xmlns:wp="http://schemas.openxmlformats.org/drawingml/2006/wordprocessingDrawing">
   <w:body>
-    <w:bookmarkStart w:id="31" w:name="ship-it-7부-13화"/>
+    <w:bookmarkStart w:id="32" w:name="ship-it-7부-13화"/>
     <w:p>
       <w:pPr>
         <w:pStyle w:val="Heading1"/>
@@ -65,7 +65,7 @@
         <w:t xml:space="preserve"> </w:t>
       </w:r>
       <w:r>
-        <w:t xml:space="preserve">- 규칙: 지문 없음. 전 화 100% 「화자명: 대사」. 1턴 20단어 이내.</w:t>
+        <w:t xml:space="preserve">- 규칙: 지문 없음. 전 화 100% 「화자명: 대사」. 1턴 20단어 이내 + 긴 턴 10~15회(30~60단어).</w:t>
       </w:r>
       <w:r>
         <w:t xml:space="preserve"> </w:t>
@@ -559,7 +559,7 @@
         <w:t xml:space="preserve">“</w:t>
       </w:r>
       <w:r>
-        <w:t xml:space="preserve">after.</w:t>
+        <w:t xml:space="preserve">after,</w:t>
       </w:r>
       <w:r>
         <w:t xml:space="preserve">”</w:t>
@@ -568,7 +568,7 @@
         <w:t xml:space="preserve"> </w:t>
       </w:r>
       <w:r>
-        <w:t xml:space="preserve">Then I heard Claire’s voice in my head.</w:t>
+        <w:t xml:space="preserve">and I meant it at the time. Then I heard Claire’s voice in my head:</w:t>
       </w:r>
       <w:r>
         <w:t xml:space="preserve"> </w:t>
@@ -586,6 +586,12 @@
         <w:t xml:space="preserve"> </w:t>
       </w:r>
       <w:r>
+        <w:t xml:space="preserve">She was right. After the summit there’s Tokyo, after Tokyo there’s Line C, and after that there’s something else.</w:t>
+      </w:r>
+      <w:r>
+        <w:t xml:space="preserve"> </w:t>
+      </w:r>
+      <w:r>
         <w:t xml:space="preserve">프리야: 맞아요.</w:t>
       </w:r>
       <w:r>
@@ -601,7 +607,7 @@
         <w:t xml:space="preserve">”</w:t>
       </w:r>
       <w:r>
-        <w:t xml:space="preserve">라고 했죠. 그러다 머릿속에서 클레어 목소리를 들었어요.</w:t>
+        <w:t xml:space="preserve">라고 했고, 그땐 진심이었어요. 그러다 머릿속에서 클레어 목소리를 들었어요.</w:t>
       </w:r>
       <w:r>
         <w:t xml:space="preserve"> </w:t>
@@ -614,6 +620,12 @@
       </w:r>
       <w:r>
         <w:t xml:space="preserve">”</w:t>
+      </w:r>
+      <w:r>
+        <w:t xml:space="preserve"> </w:t>
+      </w:r>
+      <w:r>
+        <w:t xml:space="preserve">그 말이 맞았어요. 서밋 다음엔 도쿄, 도쿄 다음엔 라인 C, 그다음엔 또 다른 게 있죠.</w:t>
       </w:r>
     </w:p>
     <w:p>
@@ -879,13 +891,13 @@
         </w:numPr>
       </w:pPr>
       <w:r>
-        <w:t xml:space="preserve">PRIYA: Eleven percent of my time on science. Eleven. The rest is budgets, hiring, board slides, and airports.</w:t>
-      </w:r>
-      <w:r>
-        <w:t xml:space="preserve"> </w:t>
-      </w:r>
-      <w:r>
-        <w:t xml:space="preserve">프리야: 과학에 쓴 시간이 11%. 11이요. 나머지는 예산, 채용, 이사회 슬라이드, 그리고 공항.</w:t>
+        <w:t xml:space="preserve">PRIYA: Eleven percent of my time went to science. Eleven. The rest is budgets, hiring, board slides, and airports. I’m not complaining about the work, because it needed doing, but someone who loves it would do it better, and I’d finally have time for the lab.</w:t>
+      </w:r>
+      <w:r>
+        <w:t xml:space="preserve"> </w:t>
+      </w:r>
+      <w:r>
+        <w:t xml:space="preserve">프리야: 과학에 쓴 시간이 11%였어요. 11이요. 나머지는 예산, 채용, 이사회 슬라이드, 그리고 공항. 그 일이 필요했으니 불평하는 건 아니에요. 하지만 그 일을 좋아하는 사람이 하면 더 잘할 거고, 나는 드디어 실험실에 쓸 시간이 생기겠죠.</w:t>
       </w:r>
     </w:p>
     <w:p>
@@ -1102,7 +1114,7 @@
         </w:numPr>
       </w:pPr>
       <w:r>
-        <w:t xml:space="preserve">NOAH: I’m scared. You’re the chemistry. When investors ask why we’re different, I say</w:t>
+        <w:t xml:space="preserve">NOAH: I’m scared. Here’s the thing. You’re the chemistry. When investors ask why we’re different, I don’t talk about the market or the margins. I say</w:t>
       </w:r>
       <w:r>
         <w:t xml:space="preserve"> </w:t>
@@ -1120,7 +1132,13 @@
         <w:t xml:space="preserve"> </w:t>
       </w:r>
       <w:r>
-        <w:t xml:space="preserve">노아: 무서워요. 당신이 화학이에요. 투자자들이 왜 우리가 다르냐고 물으면, 난</w:t>
+        <w:t xml:space="preserve">If you step away from CTO, I’m afraid they’ll hear that the chemistry is leaving.</w:t>
+      </w:r>
+      <w:r>
+        <w:t xml:space="preserve"> </w:t>
+      </w:r>
+      <w:r>
+        <w:t xml:space="preserve">노아: 무서워요. 문제는 이거예요. 당신이 화학이에요. 투자자들이 왜 우리가 다르냐고 물으면, 난 시장이나 마진 얘기를 안 해요.</w:t>
       </w:r>
       <w:r>
         <w:t xml:space="preserve"> </w:t>
@@ -1135,7 +1153,7 @@
         <w:t xml:space="preserve">”</w:t>
       </w:r>
       <w:r>
-        <w:t xml:space="preserve">라고 해요.</w:t>
+        <w:t xml:space="preserve">라고 하죠. 당신이 CTO에서 물러나면, 그 사람들이 화학이 떠난다고 받아들일까 봐 두려워요.</w:t>
       </w:r>
     </w:p>
     <w:p>
@@ -1412,13 +1430,13 @@
         </w:numPr>
       </w:pPr>
       <w:r>
-        <w:t xml:space="preserve">PRIYA: You. Directly. Not to the new CTO. Two scientists reporting to each other is a recipe for a slow war.</w:t>
-      </w:r>
-      <w:r>
-        <w:t xml:space="preserve"> </w:t>
-      </w:r>
-      <w:r>
-        <w:t xml:space="preserve">프리야: 당신. 직속으로. 새 CTO 말고. 과학자 둘이 서로에게 보고하면 느린 전쟁의 레시피예요.</w:t>
+        <w:t xml:space="preserve">PRIYA: You. Directly. Not to the new CTO. If two senior scientists report to each other, every disagreement becomes a question of rank instead of evidence. That’s a recipe for a slow war, and the people who suffer are the forty scientists caught in the middle.</w:t>
+      </w:r>
+      <w:r>
+        <w:t xml:space="preserve"> </w:t>
+      </w:r>
+      <w:r>
+        <w:t xml:space="preserve">프리야: 당신. 직속으로. 새 CTO 말고요. 시니어 과학자 둘이 서로에게 보고하면, 모든 의견 차이가 증거가 아니라 서열 문제가 돼요. 그건 느린 전쟁의 레시피고, 고통받는 건 가운데 낀 과학자 40명이에요.</w:t>
       </w:r>
     </w:p>
     <w:p>
@@ -1531,13 +1549,13 @@
         </w:numPr>
       </w:pPr>
       <w:r>
-        <w:t xml:space="preserve">NOAH: You help choose your successor. And then you let them lead. Even when they do it differently.</w:t>
-      </w:r>
-      <w:r>
-        <w:t xml:space="preserve"> </w:t>
-      </w:r>
-      <w:r>
-        <w:t xml:space="preserve">노아: 후임자 선택을 도와요. 그리고 그 사람이 이끌게 둬요. 다르게 하더라도.</w:t>
+        <w:t xml:space="preserve">NOAH: You help choose your successor, because nobody knows the job better than you. And then you let them lead, even when they do it differently, even when you’re sure your way is better. Especially then. Otherwise we’ll have two CTOs, and nobody will know which one to ask.</w:t>
+      </w:r>
+      <w:r>
+        <w:t xml:space="preserve"> </w:t>
+      </w:r>
+      <w:r>
+        <w:t xml:space="preserve">노아: 후임자 선택을 도와요. 그 일을 당신보다 잘 아는 사람은 없으니까. 그리고 그 사람이 이끌게 둬요. 다르게 하더라도, 당신 방식이 더 낫다고 확신할 때도요. 특히 그럴 때요. 안 그러면 CTO가 둘이 되고, 아무도 누구에게 물어야 할지 모를 거예요.</w:t>
       </w:r>
     </w:p>
     <w:p>
@@ -1888,13 +1906,13 @@
         </w:numPr>
       </w:pPr>
       <w:r>
-        <w:t xml:space="preserve">PRIYA: Implants are permanent. Ours are reversible. She’ll learn the chemistry in a month. Scale takes ten years to learn.</w:t>
-      </w:r>
-      <w:r>
-        <w:t xml:space="preserve"> </w:t>
-      </w:r>
-      <w:r>
-        <w:t xml:space="preserve">프리야: 임플란트는 영구적이죠. 우리 건 되돌릴 수 있고. 화학은 한 달이면 배울 거예요. 규모는 배우는 데 10년이 걸려요.</w:t>
+        <w:t xml:space="preserve">PRIYA: Implants are permanent, and ours are reversible, so yes, the products are different. But she’ll learn our chemistry in a month. Scale is the opposite. It takes ten years to learn how to lead three hundred scientists, and she already has those ten years.</w:t>
+      </w:r>
+      <w:r>
+        <w:t xml:space="preserve"> </w:t>
+      </w:r>
+      <w:r>
+        <w:t xml:space="preserve">프리야: 임플란트는 영구적이고 우리 건 되돌릴 수 있으니, 맞아요, 제품은 달라요. 하지만 우리 화학은 한 달이면 배울 거예요. 규모는 정반대예요. 과학자 300명을 이끄는 법을 배우는 데 10년이 걸리는데, 그녀는 이미 그 10년을 갖고 있어요.</w:t>
       </w:r>
     </w:p>
     <w:p>
@@ -1973,13 +1991,46 @@
         </w:numPr>
       </w:pPr>
       <w:r>
-        <w:t xml:space="preserve">ELENA: Then the science team. Before anyone else. They need to hear it from Priya. In person.</w:t>
-      </w:r>
-      <w:r>
-        <w:t xml:space="preserve"> </w:t>
-      </w:r>
-      <w:r>
-        <w:t xml:space="preserve">엘레나: 그다음 과학팀. 다른 누구보다 먼저. 프리야에게 직접 들어야 해요.</w:t>
+        <w:t xml:space="preserve">ELENA: Then the science team, before anyone else. They need to hear it from Priya, in person, not from an email or a rumour in the cafeteria. If they hear</w:t>
+      </w:r>
+      <w:r>
+        <w:t xml:space="preserve"> </w:t>
+      </w:r>
+      <w:r>
+        <w:t xml:space="preserve">“</w:t>
+      </w:r>
+      <w:r>
+        <w:t xml:space="preserve">CTO steps down</w:t>
+      </w:r>
+      <w:r>
+        <w:t xml:space="preserve">”</w:t>
+      </w:r>
+      <w:r>
+        <w:t xml:space="preserve"> </w:t>
+      </w:r>
+      <w:r>
+        <w:t xml:space="preserve">from someone else, they’ll assume something went wrong, and that story is very hard to undo.</w:t>
+      </w:r>
+      <w:r>
+        <w:t xml:space="preserve"> </w:t>
+      </w:r>
+      <w:r>
+        <w:t xml:space="preserve">엘레나: 그다음 과학팀. 다른 누구보다 먼저. 이메일이나 구내식당 소문이 아니라, 프리야에게 직접 들어야 해요. 다른 사람한테서</w:t>
+      </w:r>
+      <w:r>
+        <w:t xml:space="preserve"> </w:t>
+      </w:r>
+      <w:r>
+        <w:t xml:space="preserve">“</w:t>
+      </w:r>
+      <w:r>
+        <w:t xml:space="preserve">CTO 사임</w:t>
+      </w:r>
+      <w:r>
+        <w:t xml:space="preserve">”</w:t>
+      </w:r>
+      <w:r>
+        <w:t xml:space="preserve">을 들으면 뭔가 잘못됐다고 생각할 거고, 그런 이야기는 되돌리기가 아주 어려워요.</w:t>
       </w:r>
     </w:p>
     <w:p>
@@ -2024,13 +2075,13 @@
         </w:numPr>
       </w:pPr>
       <w:r>
-        <w:t xml:space="preserve">ELAINE: He’ll hear as a board member. Today. As an investor, he waits. That’s how a board works.</w:t>
-      </w:r>
-      <w:r>
-        <w:t xml:space="preserve"> </w:t>
-      </w:r>
-      <w:r>
-        <w:t xml:space="preserve">일레인: 이사로서 들어요. 오늘. 투자자로서는 기다리고요. 이사회는 그렇게 돌아가요.</w:t>
+        <w:t xml:space="preserve">ELAINE: He’ll hear as a board member, today, like everyone else on the board. As an investor, he waits, because investors and employees should hear the news in the right order. That’s how a board works, and Victor knows it better than anyone.</w:t>
+      </w:r>
+      <w:r>
+        <w:t xml:space="preserve"> </w:t>
+      </w:r>
+      <w:r>
+        <w:t xml:space="preserve">일레인: 이사로서 들어요. 오늘, 다른 이사들과 똑같이. 투자자로서는 기다리고요. 투자자와 직원은 올바른 순서로 소식을 들어야 하니까요. 이사회는 그렇게 돌아가고, 빅터는 그걸 누구보다 잘 알아요.</w:t>
       </w:r>
     </w:p>
     <w:p>
@@ -2284,13 +2335,13 @@
         </w:numPr>
       </w:pPr>
       <w:r>
-        <w:t xml:space="preserve">MARISOL: I told the CEO the same day. In writing. We delayed six months. My bonus disappeared. So did two customers.</w:t>
-      </w:r>
-      <w:r>
-        <w:t xml:space="preserve"> </w:t>
-      </w:r>
-      <w:r>
-        <w:t xml:space="preserve">마리솔: 그날 CEO에게 말했어요. 서면으로. 6개월 연기했죠. 내 보너스가 사라졌어요. 고객 둘도.</w:t>
+        <w:t xml:space="preserve">MARISOL: I told the CEO the same day, in writing, because a problem that’s only spoken can be forgotten. We delayed six months. My bonus disappeared, and so did two customers. But no patient ever received an implant we weren’t sure about.</w:t>
+      </w:r>
+      <w:r>
+        <w:t xml:space="preserve"> </w:t>
+      </w:r>
+      <w:r>
+        <w:t xml:space="preserve">마리솔: 그날 CEO에게 말했어요. 서면으로요. 말로만 한 문제는 잊힐 수 있으니까. 6개월 연기했죠. 내 보너스가 사라졌고, 고객 둘도 떠났어요. 하지만 우리가 확신하지 못한 임플란트를 받은 환자는 한 명도 없었어요.</w:t>
       </w:r>
     </w:p>
     <w:p>
@@ -2403,13 +2454,13 @@
         </w:numPr>
       </w:pPr>
       <w:r>
-        <w:t xml:space="preserve">MARISOL: Will you let me be CTO? Or will you be CTO with a different title? I’ve seen founders do that.</w:t>
-      </w:r>
-      <w:r>
-        <w:t xml:space="preserve"> </w:t>
-      </w:r>
-      <w:r>
-        <w:t xml:space="preserve">마리솔: 제가 CTO가 되게 두실 건가요? 아니면 다른 직함으로 CTO를 하실 건가요? 그러는 창업자들을 봤어요.</w:t>
+        <w:t xml:space="preserve">MARISOL: Will you let me be CTO? Or will you be CTO with a different title? I ask because I’ve seen founders do that. They hire someone with experience, then keep making the real decisions in the corridor, and the new person leaves within a year.</w:t>
+      </w:r>
+      <w:r>
+        <w:t xml:space="preserve"> </w:t>
+      </w:r>
+      <w:r>
+        <w:t xml:space="preserve">마리솔: 제가 CTO가 되게 두실 건가요? 아니면 다른 직함으로 CTO를 하실 건가요? 그러는 창업자들을 봤기 때문에 묻는 거예요. 경험 있는 사람을 뽑아 놓고는 진짜 결정은 계속 복도에서 하고, 새로 온 사람은 1년 안에 떠나죠.</w:t>
       </w:r>
     </w:p>
     <w:p>
@@ -2471,13 +2522,13 @@
         </w:numPr>
       </w:pPr>
       <w:r>
-        <w:t xml:space="preserve">PRIYA: Honestly? I’ll try not to. I’ll fail sometimes. When I interfere, tell me. In front of Noah.</w:t>
-      </w:r>
-      <w:r>
-        <w:t xml:space="preserve"> </w:t>
-      </w:r>
-      <w:r>
-        <w:t xml:space="preserve">프리야: 솔직히요? 안 그러려고 노력할 거예요. 가끔 실패하겠죠. 내가 간섭하면 말해요. 노아 앞에서.</w:t>
+        <w:t xml:space="preserve">PRIYA: Honestly? I’ll try not to, and I’ll fail sometimes, because I’ve been doing this job for seven years and habits don’t disappear with a new title. So when I interfere, tell me. Not in an email. In front of Noah.</w:t>
+      </w:r>
+      <w:r>
+        <w:t xml:space="preserve"> </w:t>
+      </w:r>
+      <w:r>
+        <w:t xml:space="preserve">프리야: 솔직히요? 안 그러려고 노력할 거고, 가끔은 실패할 거예요. 7년 동안 이 일을 해 왔고, 습관은 새 직함으로 사라지지 않으니까요. 그러니 내가 간섭하면 말해요. 이메일 말고. 노아 앞에서.</w:t>
       </w:r>
     </w:p>
     <w:p>
@@ -2960,7 +3011,7 @@
         </w:numPr>
       </w:pPr>
       <w:r>
-        <w:t xml:space="preserve">PRIYA:</w:t>
+        <w:t xml:space="preserve">PRIYA: I wrote,</w:t>
       </w:r>
       <w:r>
         <w:t xml:space="preserve"> </w:t>
@@ -2978,7 +3029,7 @@
         <w:t xml:space="preserve"> </w:t>
       </w:r>
       <w:r>
-        <w:t xml:space="preserve">I learned it from you. The hard way.</w:t>
+        <w:t xml:space="preserve">For seven years, I thought being in every meeting meant I was important. It actually meant nobody else had room to grow. I learned it from watching you. The hard way.</w:t>
       </w:r>
       <w:r>
         <w:t xml:space="preserve"> </w:t>
@@ -2993,16 +3044,13 @@
         <w:t xml:space="preserve">“</w:t>
       </w:r>
       <w:r>
-        <w:t xml:space="preserve">모든 방에서 필요한 사람이 되는 것.</w:t>
+        <w:t xml:space="preserve">모든 방에서 필요한 사람이 되는 것</w:t>
       </w:r>
       <w:r>
         <w:t xml:space="preserve">”</w:t>
       </w:r>
       <w:r>
-        <w:t xml:space="preserve"> </w:t>
-      </w:r>
-      <w:r>
-        <w:t xml:space="preserve">당신한테 배웠어요. 힘들게.</w:t>
+        <w:t xml:space="preserve">이라고 썼어요. 7년 동안 모든 회의에 있는 게 내가 중요하다는 뜻이라고 생각했어요. 사실은 아무도 자랄 공간이 없다는 뜻이었죠. 당신을 보면서 배웠어요. 힘들게.</w:t>
       </w:r>
     </w:p>
     <w:p>
@@ -3087,7 +3135,7 @@
     </w:p>
     <w:bookmarkEnd w:id="25"/>
     <w:bookmarkEnd w:id="26"/>
-    <w:bookmarkStart w:id="30" w:name="학습-부록"/>
+    <w:bookmarkStart w:id="31" w:name="학습-부록"/>
     <w:p>
       <w:pPr>
         <w:pStyle w:val="Heading2"/>
@@ -4265,8 +4313,340 @@
       </w:tr>
     </w:tbl>
     <w:bookmarkEnd w:id="29"/>
+    <w:bookmarkStart w:id="30" w:name="긴-발화-분석"/>
+    <w:p>
+      <w:pPr>
+        <w:pStyle w:val="Heading3"/>
+      </w:pPr>
+      <w:r>
+        <w:t xml:space="preserve">④ 긴 발화 분석</w:t>
+      </w:r>
+    </w:p>
+    <w:p>
+      <w:pPr>
+        <w:pStyle w:val="BlockText"/>
+      </w:pPr>
+      <w:r>
+        <w:rPr>
+          <w:bCs/>
+          <w:b/>
+        </w:rPr>
+        <w:t xml:space="preserve">66턴 PRIYA:</w:t>
+      </w:r>
+      <w:r>
+        <w:t xml:space="preserve"> </w:t>
+      </w:r>
+      <w:r>
+        <w:t xml:space="preserve">“</w:t>
+      </w:r>
+      <w:r>
+        <w:t xml:space="preserve">Implants are permanent, and ours are reversible, so yes, the products are different. But she’ll learn our chemistry in a month. Scale is the opposite. It takes ten years to learn how to lead three hundred scientists, and she already has those ten years.</w:t>
+      </w:r>
+      <w:r>
+        <w:t xml:space="preserve">”</w:t>
+      </w:r>
+    </w:p>
+    <w:tbl>
+      <w:tblPr>
+        <w:tblStyle w:val="Table"/>
+        <w:tblW w:type="pct" w:w="5000"/>
+        <w:tblLook w:firstRow="1" w:lastRow="0" w:firstColumn="0" w:lastColumn="0" w:noHBand="0" w:noVBand="0" w:val="0020"/>
+        <w:jc w:val="start"/>
+      </w:tblPr>
+      <w:tblGrid>
+        <w:gridCol w:w="2640"/>
+        <w:gridCol w:w="2640"/>
+        <w:gridCol w:w="2640"/>
+      </w:tblGrid>
+      <w:tr>
+        <w:trPr>
+          <w:tblHeader w:val="true"/>
+        </w:trPr>
+        <w:tc>
+          <w:tcPr/>
+          <w:p>
+            <w:pPr>
+              <w:pStyle w:val="Compact"/>
+              <w:jc w:val="left"/>
+            </w:pPr>
+            <w:r>
+              <w:t xml:space="preserve">구조</w:t>
+            </w:r>
+          </w:p>
+        </w:tc>
+        <w:tc>
+          <w:tcPr/>
+          <w:p>
+            <w:pPr>
+              <w:pStyle w:val="Compact"/>
+              <w:jc w:val="left"/>
+            </w:pPr>
+            <w:r>
+              <w:t xml:space="preserve">영어</w:t>
+            </w:r>
+          </w:p>
+        </w:tc>
+        <w:tc>
+          <w:tcPr/>
+          <w:p>
+            <w:pPr>
+              <w:pStyle w:val="Compact"/>
+              <w:jc w:val="left"/>
+            </w:pPr>
+            <w:r>
+              <w:t xml:space="preserve">기능</w:t>
+            </w:r>
+          </w:p>
+        </w:tc>
+      </w:tr>
+      <w:tr>
+        <w:tc>
+          <w:tcPr/>
+          <w:p>
+            <w:pPr>
+              <w:pStyle w:val="Compact"/>
+              <w:jc w:val="left"/>
+            </w:pPr>
+            <w:r>
+              <w:t xml:space="preserve">① 양보(반론 인정)</w:t>
+            </w:r>
+          </w:p>
+        </w:tc>
+        <w:tc>
+          <w:tcPr/>
+          <w:p>
+            <w:pPr>
+              <w:pStyle w:val="Compact"/>
+              <w:jc w:val="left"/>
+            </w:pPr>
+            <w:r>
+              <w:t xml:space="preserve">Implants are permanent, and ours are reversible, so yes, the products are different.</w:t>
+            </w:r>
+          </w:p>
+        </w:tc>
+        <w:tc>
+          <w:tcPr/>
+          <w:p>
+            <w:pPr>
+              <w:pStyle w:val="Compact"/>
+              <w:jc w:val="left"/>
+            </w:pPr>
+            <w:r>
+              <w:t xml:space="preserve">상대(폴)의 우려를 먼저 사실로 인정해 방어심을 낮춤</w:t>
+            </w:r>
+          </w:p>
+        </w:tc>
+      </w:tr>
+      <w:tr>
+        <w:tc>
+          <w:tcPr/>
+          <w:p>
+            <w:pPr>
+              <w:pStyle w:val="Compact"/>
+              <w:jc w:val="left"/>
+            </w:pPr>
+            <w:r>
+              <w:t xml:space="preserve">② 반전(배우기 쉬운 것)</w:t>
+            </w:r>
+          </w:p>
+        </w:tc>
+        <w:tc>
+          <w:tcPr/>
+          <w:p>
+            <w:pPr>
+              <w:pStyle w:val="Compact"/>
+              <w:jc w:val="left"/>
+            </w:pPr>
+            <w:r>
+              <w:t xml:space="preserve">But she’ll learn our chemistry in a month.</w:t>
+            </w:r>
+          </w:p>
+        </w:tc>
+        <w:tc>
+          <w:tcPr/>
+          <w:p>
+            <w:pPr>
+              <w:pStyle w:val="Compact"/>
+              <w:jc w:val="left"/>
+            </w:pPr>
+            <w:r>
+              <w:t xml:space="preserve">But으로 그 차이가 작은 문제임을 시간으로 보여 줌</w:t>
+            </w:r>
+          </w:p>
+        </w:tc>
+      </w:tr>
+      <w:tr>
+        <w:tc>
+          <w:tcPr/>
+          <w:p>
+            <w:pPr>
+              <w:pStyle w:val="Compact"/>
+              <w:jc w:val="left"/>
+            </w:pPr>
+            <w:r>
+              <w:t xml:space="preserve">③ 대비(배우기 어려운 것)</w:t>
+            </w:r>
+          </w:p>
+        </w:tc>
+        <w:tc>
+          <w:tcPr/>
+          <w:p>
+            <w:pPr>
+              <w:pStyle w:val="Compact"/>
+              <w:jc w:val="left"/>
+            </w:pPr>
+            <w:r>
+              <w:t xml:space="preserve">Scale is the opposite. It takes ten years to learn how to lead three hundred scientists…</w:t>
+            </w:r>
+          </w:p>
+        </w:tc>
+        <w:tc>
+          <w:tcPr/>
+          <w:p>
+            <w:pPr>
+              <w:pStyle w:val="Compact"/>
+              <w:jc w:val="left"/>
+            </w:pPr>
+            <w:r>
+              <w:t xml:space="preserve">“</w:t>
+            </w:r>
+            <w:r>
+              <w:t xml:space="preserve">The opposite</w:t>
+            </w:r>
+            <w:r>
+              <w:t xml:space="preserve">”</w:t>
+            </w:r>
+            <w:r>
+              <w:t xml:space="preserve">로 진짜 중요한 기준을 부각</w:t>
+            </w:r>
+          </w:p>
+        </w:tc>
+      </w:tr>
+      <w:tr>
+        <w:tc>
+          <w:tcPr/>
+          <w:p>
+            <w:pPr>
+              <w:pStyle w:val="Compact"/>
+              <w:jc w:val="left"/>
+            </w:pPr>
+            <w:r>
+              <w:t xml:space="preserve">④ 결론(후보의 강점)</w:t>
+            </w:r>
+          </w:p>
+        </w:tc>
+        <w:tc>
+          <w:tcPr/>
+          <w:p>
+            <w:pPr>
+              <w:pStyle w:val="Compact"/>
+              <w:jc w:val="left"/>
+            </w:pPr>
+            <w:r>
+              <w:t xml:space="preserve">…and she already has those ten years.</w:t>
+            </w:r>
+          </w:p>
+        </w:tc>
+        <w:tc>
+          <w:tcPr/>
+          <w:p>
+            <w:pPr>
+              <w:pStyle w:val="Compact"/>
+              <w:jc w:val="left"/>
+            </w:pPr>
+            <w:r>
+              <w:t xml:space="preserve">대비의 결과를 후보의 경력으로 연결해 마무리</w:t>
+            </w:r>
+          </w:p>
+        </w:tc>
+      </w:tr>
+    </w:tbl>
+    <w:p>
+      <w:pPr>
+        <w:pStyle w:val="BodyText"/>
+      </w:pPr>
+      <w:r>
+        <w:rPr>
+          <w:bCs/>
+          <w:b/>
+        </w:rPr>
+        <w:t xml:space="preserve">활용 패턴:</w:t>
+      </w:r>
+      <w:r>
+        <w:t xml:space="preserve"> </w:t>
+      </w:r>
+      <w:r>
+        <w:t xml:space="preserve">반론 인정(so yes) → But + 빨리 배울 수 있는 것 →</w:t>
+      </w:r>
+      <w:r>
+        <w:t xml:space="preserve"> </w:t>
+      </w:r>
+      <w:r>
+        <w:t xml:space="preserve">“</w:t>
+      </w:r>
+      <w:r>
+        <w:t xml:space="preserve">X is the opposite</w:t>
+      </w:r>
+      <w:r>
+        <w:t xml:space="preserve">”</w:t>
+      </w:r>
+      <w:r>
+        <w:t xml:space="preserve"> </w:t>
+      </w:r>
+      <w:r>
+        <w:t xml:space="preserve">+ 오래 걸리는 것 → 후보가 이미 가진 것</w:t>
+      </w:r>
+      <w:r>
+        <w:t xml:space="preserve"> </w:t>
+      </w:r>
+      <w:r>
+        <w:rPr>
+          <w:bCs/>
+          <w:b/>
+        </w:rPr>
+        <w:t xml:space="preserve">연결 표현:</w:t>
+      </w:r>
+      <w:r>
+        <w:t xml:space="preserve"> </w:t>
+      </w:r>
+      <w:r>
+        <w:t xml:space="preserve">so yes(그러니 맞아요) · in a month(한 달이면) · X is the opposite(X는 정반대다) · already has(이미 갖고 있다)</w:t>
+      </w:r>
+      <w:r>
+        <w:t xml:space="preserve"> </w:t>
+      </w:r>
+      <w:r>
+        <w:rPr>
+          <w:bCs/>
+          <w:b/>
+        </w:rPr>
+        <w:t xml:space="preserve">연습:</w:t>
+      </w:r>
+      <w:r>
+        <w:t xml:space="preserve"> </w:t>
+      </w:r>
+      <w:r>
+        <w:t xml:space="preserve">업계 경험이 없는 지원자를 추천하며</w:t>
+      </w:r>
+      <w:r>
+        <w:t xml:space="preserve"> </w:t>
+      </w:r>
+      <w:r>
+        <w:t xml:space="preserve">“</w:t>
+      </w:r>
+      <w:r>
+        <w:t xml:space="preserve">배울 수 있는 것 vs 오래 걸리는 것</w:t>
+      </w:r>
+      <w:r>
+        <w:t xml:space="preserve">”</w:t>
+      </w:r>
+      <w:r>
+        <w:t xml:space="preserve">을 대비하는 발언을 40단어 안팎으로 해 보기.</w:t>
+      </w:r>
+    </w:p>
     <w:bookmarkEnd w:id="30"/>
     <w:bookmarkEnd w:id="31"/>
+    <w:bookmarkEnd w:id="32"/>
     <w:sectPr/>
   </w:body>
 </w:document>

--- a/대본/7부/13화_Priyas_Choice.docx
+++ b/대본/7부/13화_Priyas_Choice.docx
@@ -2,7 +2,7 @@
 <file path=word/document.xml><?xml version="1.0" encoding="utf-8"?>
 <w:document xmlns:w="http://schemas.openxmlformats.org/wordprocessingml/2006/main" xmlns:m="http://schemas.openxmlformats.org/officeDocument/2006/math" xmlns:r="http://schemas.openxmlformats.org/officeDocument/2006/relationships" xmlns:o="urn:schemas-microsoft-com:office:office" xmlns:v="urn:schemas-microsoft-com:vml" xmlns:w10="urn:schemas-microsoft-com:office:word" xmlns:a="http://schemas.openxmlformats.org/drawingml/2006/main" xmlns:pic="http://schemas.openxmlformats.org/drawingml/2006/picture" xmlns:wp="http://schemas.openxmlformats.org/drawingml/2006/wordprocessingDrawing">
   <w:body>
-    <w:bookmarkStart w:id="32" w:name="ship-it-7부-13화"/>
+    <w:bookmarkStart w:id="38" w:name="ship-it-7부-13화"/>
     <w:p>
       <w:pPr>
         <w:pStyle w:val="Heading1"/>
@@ -382,78 +382,39 @@
     </w:p>
     <w:p>
       <w:pPr>
-        <w:numPr>
-          <w:ilvl w:val="0"/>
-          <w:numId w:val="1001"/>
-        </w:numPr>
+        <w:pStyle w:val="FirstParagraph"/>
       </w:pPr>
       <w:r>
         <w:t xml:space="preserve">PRIYA: You brought the napkin. Good. Turn it over. The back is still empty.</w:t>
       </w:r>
-      <w:r>
-        <w:t xml:space="preserve"> </w:t>
-      </w:r>
-      <w:r>
-        <w:t xml:space="preserve">프리야: 냅킨 가져왔네요. 좋아요. 뒤집어요. 뒷면은 아직 비어 있어요.</w:t>
-      </w:r>
-    </w:p>
-    <w:p>
-      <w:pPr>
-        <w:numPr>
-          <w:ilvl w:val="0"/>
-          <w:numId w:val="1001"/>
-        </w:numPr>
+    </w:p>
+    <w:p>
+      <w:pPr>
+        <w:pStyle w:val="BodyText"/>
       </w:pPr>
       <w:r>
         <w:t xml:space="preserve">NOAH: Elaine will kill us. It’s a historical document.</w:t>
       </w:r>
-      <w:r>
-        <w:t xml:space="preserve"> </w:t>
-      </w:r>
-      <w:r>
-        <w:t xml:space="preserve">노아: 일레인이 우릴 죽일 거예요. 역사적 문서라고요.</w:t>
-      </w:r>
-    </w:p>
-    <w:p>
-      <w:pPr>
-        <w:numPr>
-          <w:ilvl w:val="0"/>
-          <w:numId w:val="1001"/>
-        </w:numPr>
+    </w:p>
+    <w:p>
+      <w:pPr>
+        <w:pStyle w:val="BodyText"/>
       </w:pPr>
       <w:r>
         <w:t xml:space="preserve">PRIYA: Then we’ll make more history on it. Give me the marker.</w:t>
       </w:r>
-      <w:r>
-        <w:t xml:space="preserve"> </w:t>
-      </w:r>
-      <w:r>
-        <w:t xml:space="preserve">프리야: 그럼 그 위에 역사를 더 만들죠. 마커 줘요.</w:t>
-      </w:r>
-    </w:p>
-    <w:p>
-      <w:pPr>
-        <w:numPr>
-          <w:ilvl w:val="0"/>
-          <w:numId w:val="1001"/>
-        </w:numPr>
+    </w:p>
+    <w:p>
+      <w:pPr>
+        <w:pStyle w:val="BodyText"/>
       </w:pPr>
       <w:r>
         <w:t xml:space="preserve">NOAH: Two boxes. What are they?</w:t>
       </w:r>
-      <w:r>
-        <w:t xml:space="preserve"> </w:t>
-      </w:r>
-      <w:r>
-        <w:t xml:space="preserve">노아: 상자 두 개. 뭐예요?</w:t>
-      </w:r>
-    </w:p>
-    <w:p>
-      <w:pPr>
-        <w:numPr>
-          <w:ilvl w:val="0"/>
-          <w:numId w:val="1001"/>
-        </w:numPr>
+    </w:p>
+    <w:p>
+      <w:pPr>
+        <w:pStyle w:val="BodyText"/>
       </w:pPr>
       <w:r>
         <w:t xml:space="preserve">PRIYA: Left box.</w:t>
@@ -488,11 +449,21 @@
       <w:r>
         <w:t xml:space="preserve">”</w:t>
       </w:r>
-      <w:r>
-        <w:t xml:space="preserve"> </w:t>
-      </w:r>
-      <w:r>
-        <w:t xml:space="preserve">프리야: 왼쪽 상자.</w:t>
+    </w:p>
+    <w:p>
+      <w:pPr>
+        <w:pStyle w:val="BodyText"/>
+      </w:pPr>
+      <w:r>
+        <w:t xml:space="preserve">NOAH: …This is the conversation from the lab.</w:t>
+      </w:r>
+    </w:p>
+    <w:p>
+      <w:pPr>
+        <w:pStyle w:val="BodyText"/>
+      </w:pPr>
+      <w:r>
+        <w:t xml:space="preserve">PRIYA: It is. I said</w:t>
       </w:r>
       <w:r>
         <w:t xml:space="preserve"> </w:t>
@@ -501,7 +472,7 @@
         <w:t xml:space="preserve">“</w:t>
       </w:r>
       <w:r>
-        <w:t xml:space="preserve">내가 잘하는 것.</w:t>
+        <w:t xml:space="preserve">after,</w:t>
       </w:r>
       <w:r>
         <w:t xml:space="preserve">”</w:t>
@@ -510,7 +481,7 @@
         <w:t xml:space="preserve"> </w:t>
       </w:r>
       <w:r>
-        <w:t xml:space="preserve">오른쪽 상자.</w:t>
+        <w:t xml:space="preserve">and I meant it at the time. Then I heard Claire’s voice in my head:</w:t>
       </w:r>
       <w:r>
         <w:t xml:space="preserve"> </w:t>
@@ -519,38 +490,72 @@
         <w:t xml:space="preserve">“</w:t>
       </w:r>
       <w:r>
-        <w:t xml:space="preserve">지금 CTO에게 필요한 것.</w:t>
+        <w:t xml:space="preserve">There’s always an after.</w:t>
       </w:r>
       <w:r>
         <w:t xml:space="preserve">”</w:t>
       </w:r>
-    </w:p>
-    <w:p>
-      <w:pPr>
-        <w:numPr>
-          <w:ilvl w:val="0"/>
-          <w:numId w:val="1001"/>
-        </w:numPr>
-      </w:pPr>
-      <w:r>
-        <w:t xml:space="preserve">NOAH: …This is the conversation from the lab.</w:t>
-      </w:r>
-      <w:r>
-        <w:t xml:space="preserve"> </w:t>
-      </w:r>
-      <w:r>
-        <w:t xml:space="preserve">노아: …실험실에서 했던 그 얘기네요.</w:t>
-      </w:r>
-    </w:p>
-    <w:p>
-      <w:pPr>
-        <w:numPr>
-          <w:ilvl w:val="0"/>
-          <w:numId w:val="1001"/>
-        </w:numPr>
-      </w:pPr>
-      <w:r>
-        <w:t xml:space="preserve">PRIYA: It is. I said</w:t>
+      <w:r>
+        <w:t xml:space="preserve"> </w:t>
+      </w:r>
+      <w:r>
+        <w:t xml:space="preserve">She was right. After the summit there’s Tokyo, after Tokyo there’s Line C, and after that there’s something else.</w:t>
+      </w:r>
+    </w:p>
+    <w:p>
+      <w:pPr>
+        <w:pStyle w:val="BodyText"/>
+      </w:pPr>
+      <w:r>
+        <w:t xml:space="preserve">NOAH: She’s in everyone’s head now. It’s slightly worrying.</w:t>
+      </w:r>
+    </w:p>
+    <w:p>
+      <w:pPr>
+        <w:pStyle w:val="BodyText"/>
+      </w:pPr>
+      <w:r>
+        <w:t xml:space="preserve">PRIYA: Left box. Chemistry. Formulation. Seeing a problem in a curve before anyone else. Teaching young scientists.</w:t>
+      </w:r>
+    </w:p>
+    <w:p>
+      <w:pPr>
+        <w:pStyle w:val="BodyText"/>
+      </w:pPr>
+      <w:r>
+        <w:t xml:space="preserve">NOAH: And the right box?</w:t>
+      </w:r>
+    </w:p>
+    <w:p>
+      <w:pPr>
+        <w:pStyle w:val="BodyText"/>
+      </w:pPr>
+      <w:r>
+        <w:t xml:space="preserve">PRIYA: Scaling a three-hundred-person R and D team. Manufacturing transfers. Line C. China. Regulators on three continents.</w:t>
+      </w:r>
+    </w:p>
+    <w:p>
+      <w:pPr>
+        <w:pStyle w:val="BodyText"/>
+      </w:pPr>
+      <w:r>
+        <w:t xml:space="preserve">NOAH: You’ve done all of that.</w:t>
+      </w:r>
+    </w:p>
+    <w:p>
+      <w:pPr>
+        <w:pStyle w:val="BodyText"/>
+      </w:pPr>
+      <w:r>
+        <w:t xml:space="preserve">PRIYA: I’ve survived all of that. That’s different. Survived. Not enjoyed. Not excelled.</w:t>
+      </w:r>
+    </w:p>
+    <w:p>
+      <w:pPr>
+        <w:pStyle w:val="BodyText"/>
+      </w:pPr>
+      <w:r>
+        <w:t xml:space="preserve">NOAH: Priya,</w:t>
       </w:r>
       <w:r>
         <w:t xml:space="preserve"> </w:t>
@@ -559,7 +564,19 @@
         <w:t xml:space="preserve">“</w:t>
       </w:r>
       <w:r>
-        <w:t xml:space="preserve">after,</w:t>
+        <w:t xml:space="preserve">Define</w:t>
+      </w:r>
+      <w:r>
+        <w:t xml:space="preserve"> </w:t>
+      </w:r>
+      <w:r>
+        <w:t xml:space="preserve">‘</w:t>
+      </w:r>
+      <w:r>
+        <w:t xml:space="preserve">basically.</w:t>
+      </w:r>
+      <w:r>
+        <w:t xml:space="preserve">’</w:t>
       </w:r>
       <w:r>
         <w:t xml:space="preserve">”</w:t>
@@ -568,7 +585,7 @@
         <w:t xml:space="preserve"> </w:t>
       </w:r>
       <w:r>
-        <w:t xml:space="preserve">and I meant it at the time. Then I heard Claire’s voice in my head:</w:t>
+        <w:t xml:space="preserve">You taught me to ask that. So define</w:t>
       </w:r>
       <w:r>
         <w:t xml:space="preserve"> </w:t>
@@ -577,266 +594,18 @@
         <w:t xml:space="preserve">“</w:t>
       </w:r>
       <w:r>
-        <w:t xml:space="preserve">There’s always an after.</w:t>
+        <w:t xml:space="preserve">survived.</w:t>
       </w:r>
       <w:r>
         <w:t xml:space="preserve">”</w:t>
       </w:r>
-      <w:r>
-        <w:t xml:space="preserve"> </w:t>
-      </w:r>
-      <w:r>
-        <w:t xml:space="preserve">She was right. After the summit there’s Tokyo, after Tokyo there’s Line C, and after that there’s something else.</w:t>
-      </w:r>
-      <w:r>
-        <w:t xml:space="preserve"> </w:t>
-      </w:r>
-      <w:r>
-        <w:t xml:space="preserve">프리야: 맞아요.</w:t>
-      </w:r>
-      <w:r>
-        <w:t xml:space="preserve"> </w:t>
-      </w:r>
-      <w:r>
-        <w:t xml:space="preserve">“</w:t>
-      </w:r>
-      <w:r>
-        <w:t xml:space="preserve">나중에</w:t>
-      </w:r>
-      <w:r>
-        <w:t xml:space="preserve">”</w:t>
-      </w:r>
-      <w:r>
-        <w:t xml:space="preserve">라고 했고, 그땐 진심이었어요. 그러다 머릿속에서 클레어 목소리를 들었어요.</w:t>
-      </w:r>
-      <w:r>
-        <w:t xml:space="preserve"> </w:t>
-      </w:r>
-      <w:r>
-        <w:t xml:space="preserve">“</w:t>
-      </w:r>
-      <w:r>
-        <w:t xml:space="preserve">항상 나중이 있다.</w:t>
-      </w:r>
-      <w:r>
-        <w:t xml:space="preserve">”</w:t>
-      </w:r>
-      <w:r>
-        <w:t xml:space="preserve"> </w:t>
-      </w:r>
-      <w:r>
-        <w:t xml:space="preserve">그 말이 맞았어요. 서밋 다음엔 도쿄, 도쿄 다음엔 라인 C, 그다음엔 또 다른 게 있죠.</w:t>
-      </w:r>
-    </w:p>
-    <w:p>
-      <w:pPr>
-        <w:numPr>
-          <w:ilvl w:val="0"/>
-          <w:numId w:val="1001"/>
-        </w:numPr>
-      </w:pPr>
-      <w:r>
-        <w:t xml:space="preserve">NOAH: She’s in everyone’s head now. It’s slightly worrying.</w:t>
-      </w:r>
-      <w:r>
-        <w:t xml:space="preserve"> </w:t>
-      </w:r>
-      <w:r>
-        <w:t xml:space="preserve">노아: 이제 다들 머릿속에 클레어가 있네요. 좀 걱정돼요.</w:t>
-      </w:r>
-    </w:p>
-    <w:p>
-      <w:pPr>
-        <w:numPr>
-          <w:ilvl w:val="0"/>
-          <w:numId w:val="1001"/>
-        </w:numPr>
-      </w:pPr>
-      <w:r>
-        <w:t xml:space="preserve">PRIYA: Left box. Chemistry. Formulation. Seeing a problem in a curve before anyone else. Teaching young scientists.</w:t>
-      </w:r>
-      <w:r>
-        <w:t xml:space="preserve"> </w:t>
-      </w:r>
-      <w:r>
-        <w:t xml:space="preserve">프리야: 왼쪽 상자. 화학. 제형. 남들보다 먼저 곡선에서 문제를 보는 것. 젊은 과학자들 가르치기.</w:t>
-      </w:r>
-    </w:p>
-    <w:p>
-      <w:pPr>
-        <w:numPr>
-          <w:ilvl w:val="0"/>
-          <w:numId w:val="1001"/>
-        </w:numPr>
-      </w:pPr>
-      <w:r>
-        <w:t xml:space="preserve">NOAH: And the right box?</w:t>
-      </w:r>
-      <w:r>
-        <w:t xml:space="preserve"> </w:t>
-      </w:r>
-      <w:r>
-        <w:t xml:space="preserve">노아: 그럼 오른쪽 상자는요?</w:t>
-      </w:r>
-    </w:p>
-    <w:p>
-      <w:pPr>
-        <w:numPr>
-          <w:ilvl w:val="0"/>
-          <w:numId w:val="1001"/>
-        </w:numPr>
-      </w:pPr>
-      <w:r>
-        <w:t xml:space="preserve">PRIYA: Scaling a three-hundred-person R and D team. Manufacturing transfers. Line C. China. Regulators on three continents.</w:t>
-      </w:r>
-      <w:r>
-        <w:t xml:space="preserve"> </w:t>
-      </w:r>
-      <w:r>
-        <w:t xml:space="preserve">프리야: 300명 규모 R&amp;D 팀 키우기. 제조 이전. 라인 C. 중국. 3개 대륙의 규제 기관.</w:t>
-      </w:r>
-    </w:p>
-    <w:p>
-      <w:pPr>
-        <w:numPr>
-          <w:ilvl w:val="0"/>
-          <w:numId w:val="1001"/>
-        </w:numPr>
-      </w:pPr>
-      <w:r>
-        <w:t xml:space="preserve">NOAH: You’ve done all of that.</w:t>
-      </w:r>
-      <w:r>
-        <w:t xml:space="preserve"> </w:t>
-      </w:r>
-      <w:r>
-        <w:t xml:space="preserve">노아: 그거 다 해 왔잖아요.</w:t>
-      </w:r>
-    </w:p>
-    <w:p>
-      <w:pPr>
-        <w:numPr>
-          <w:ilvl w:val="0"/>
-          <w:numId w:val="1001"/>
-        </w:numPr>
-      </w:pPr>
-      <w:r>
-        <w:t xml:space="preserve">PRIYA: I’ve survived all of that. That’s different. Survived. Not enjoyed. Not excelled.</w:t>
-      </w:r>
-      <w:r>
-        <w:t xml:space="preserve"> </w:t>
-      </w:r>
-      <w:r>
-        <w:t xml:space="preserve">프리야: 버텨 왔죠. 그건 달라요. 버틴 거예요. 즐긴 게 아니라. 뛰어났던 것도 아니고.</w:t>
-      </w:r>
-    </w:p>
-    <w:p>
-      <w:pPr>
-        <w:numPr>
-          <w:ilvl w:val="0"/>
-          <w:numId w:val="1001"/>
-        </w:numPr>
-      </w:pPr>
-      <w:r>
-        <w:t xml:space="preserve">NOAH: Priya,</w:t>
-      </w:r>
-      <w:r>
-        <w:t xml:space="preserve"> </w:t>
-      </w:r>
-      <w:r>
-        <w:t xml:space="preserve">“</w:t>
-      </w:r>
-      <w:r>
-        <w:t xml:space="preserve">Define</w:t>
-      </w:r>
-      <w:r>
-        <w:t xml:space="preserve"> </w:t>
-      </w:r>
-      <w:r>
-        <w:t xml:space="preserve">‘</w:t>
-      </w:r>
-      <w:r>
-        <w:t xml:space="preserve">basically.</w:t>
-      </w:r>
-      <w:r>
-        <w:t xml:space="preserve">’</w:t>
-      </w:r>
-      <w:r>
-        <w:t xml:space="preserve">”</w:t>
-      </w:r>
-      <w:r>
-        <w:t xml:space="preserve"> </w:t>
-      </w:r>
-      <w:r>
-        <w:t xml:space="preserve">You taught me to ask that. So define</w:t>
-      </w:r>
-      <w:r>
-        <w:t xml:space="preserve"> </w:t>
-      </w:r>
-      <w:r>
-        <w:t xml:space="preserve">“</w:t>
-      </w:r>
-      <w:r>
-        <w:t xml:space="preserve">survived.</w:t>
-      </w:r>
-      <w:r>
-        <w:t xml:space="preserve">”</w:t>
-      </w:r>
-      <w:r>
-        <w:t xml:space="preserve"> </w:t>
-      </w:r>
-      <w:r>
-        <w:t xml:space="preserve">노아: 프리야,</w:t>
-      </w:r>
-      <w:r>
-        <w:t xml:space="preserve"> </w:t>
-      </w:r>
-      <w:r>
-        <w:t xml:space="preserve">“</w:t>
-      </w:r>
-      <w:r>
-        <w:t xml:space="preserve">’대충’을 정의해 봐요.</w:t>
-      </w:r>
-      <w:r>
-        <w:t xml:space="preserve">”</w:t>
-      </w:r>
-      <w:r>
-        <w:t xml:space="preserve"> </w:t>
-      </w:r>
-      <w:r>
-        <w:t xml:space="preserve">당신이 그걸 묻게 가르쳤죠. 그럼</w:t>
-      </w:r>
-      <w:r>
-        <w:t xml:space="preserve"> </w:t>
-      </w:r>
-      <w:r>
-        <w:t xml:space="preserve">“</w:t>
-      </w:r>
-      <w:r>
-        <w:t xml:space="preserve">버텼다</w:t>
-      </w:r>
-      <w:r>
-        <w:t xml:space="preserve">”</w:t>
-      </w:r>
-      <w:r>
-        <w:t xml:space="preserve">를 정의해 봐요.</w:t>
-      </w:r>
-    </w:p>
-    <w:p>
-      <w:pPr>
-        <w:numPr>
-          <w:ilvl w:val="0"/>
-          <w:numId w:val="1001"/>
-        </w:numPr>
+    </w:p>
+    <w:p>
+      <w:pPr>
+        <w:pStyle w:val="BodyText"/>
       </w:pPr>
       <w:r>
         <w:t xml:space="preserve">PRIYA: I can. With data. Of course.</w:t>
-      </w:r>
-      <w:r>
-        <w:t xml:space="preserve"> </w:t>
-      </w:r>
-      <w:r>
-        <w:t xml:space="preserve">프리야: 할 수 있어요. 데이터로. 당연히.</w:t>
       </w:r>
     </w:p>
     <w:bookmarkEnd w:id="21"/>
@@ -851,95 +620,47 @@
     </w:p>
     <w:p>
       <w:pPr>
-        <w:numPr>
-          <w:ilvl w:val="0"/>
-          <w:numId w:val="1002"/>
-        </w:numPr>
+        <w:pStyle w:val="FirstParagraph"/>
       </w:pPr>
       <w:r>
         <w:t xml:space="preserve">PRIYA: I analysed my calendar. Six months. Every meeting. Every flight.</w:t>
       </w:r>
-      <w:r>
-        <w:t xml:space="preserve"> </w:t>
-      </w:r>
-      <w:r>
-        <w:t xml:space="preserve">프리야: 내 일정을 분석했어요. 6개월. 모든 회의. 모든 비행.</w:t>
-      </w:r>
-    </w:p>
-    <w:p>
-      <w:pPr>
-        <w:numPr>
-          <w:ilvl w:val="0"/>
-          <w:numId w:val="1002"/>
-        </w:numPr>
+    </w:p>
+    <w:p>
+      <w:pPr>
+        <w:pStyle w:val="BodyText"/>
       </w:pPr>
       <w:r>
         <w:t xml:space="preserve">NOAH: Of course you did.</w:t>
       </w:r>
-      <w:r>
-        <w:t xml:space="preserve"> </w:t>
-      </w:r>
-      <w:r>
-        <w:t xml:space="preserve">노아: 당연히 그랬겠죠.</w:t>
-      </w:r>
-    </w:p>
-    <w:p>
-      <w:pPr>
-        <w:numPr>
-          <w:ilvl w:val="0"/>
-          <w:numId w:val="1002"/>
-        </w:numPr>
+    </w:p>
+    <w:p>
+      <w:pPr>
+        <w:pStyle w:val="BodyText"/>
       </w:pPr>
       <w:r>
         <w:t xml:space="preserve">PRIYA: Eleven percent of my time went to science. Eleven. The rest is budgets, hiring, board slides, and airports. I’m not complaining about the work, because it needed doing, but someone who loves it would do it better, and I’d finally have time for the lab.</w:t>
       </w:r>
-      <w:r>
-        <w:t xml:space="preserve"> </w:t>
-      </w:r>
-      <w:r>
-        <w:t xml:space="preserve">프리야: 과학에 쓴 시간이 11%였어요. 11이요. 나머지는 예산, 채용, 이사회 슬라이드, 그리고 공항. 그 일이 필요했으니 불평하는 건 아니에요. 하지만 그 일을 좋아하는 사람이 하면 더 잘할 거고, 나는 드디어 실험실에 쓸 시간이 생기겠죠.</w:t>
-      </w:r>
-    </w:p>
-    <w:p>
-      <w:pPr>
-        <w:numPr>
-          <w:ilvl w:val="0"/>
-          <w:numId w:val="1002"/>
-        </w:numPr>
+    </w:p>
+    <w:p>
+      <w:pPr>
+        <w:pStyle w:val="BodyText"/>
       </w:pPr>
       <w:r>
         <w:t xml:space="preserve">NOAH: Eleven percent. That’s… less than I spend on email.</w:t>
       </w:r>
-      <w:r>
-        <w:t xml:space="preserve"> </w:t>
-      </w:r>
-      <w:r>
-        <w:t xml:space="preserve">노아: 11%. 그건… 내가 이메일에 쓰는 시간보다 적네요.</w:t>
-      </w:r>
-    </w:p>
-    <w:p>
-      <w:pPr>
-        <w:numPr>
-          <w:ilvl w:val="0"/>
-          <w:numId w:val="1002"/>
-        </w:numPr>
+    </w:p>
+    <w:p>
+      <w:pPr>
+        <w:pStyle w:val="BodyText"/>
       </w:pPr>
       <w:r>
         <w:t xml:space="preserve">PRIYA: And the skin booster is two months behind. Because its inventor has no time to work on it.</w:t>
       </w:r>
-      <w:r>
-        <w:t xml:space="preserve"> </w:t>
-      </w:r>
-      <w:r>
-        <w:t xml:space="preserve">프리야: 그리고 스킨부스터가 두 달 늦어졌어요. 발명한 사람이 거기 쓸 시간이 없어서.</w:t>
-      </w:r>
-    </w:p>
-    <w:p>
-      <w:pPr>
-        <w:numPr>
-          <w:ilvl w:val="0"/>
-          <w:numId w:val="1002"/>
-        </w:numPr>
+    </w:p>
+    <w:p>
+      <w:pPr>
+        <w:pStyle w:val="BodyText"/>
       </w:pPr>
       <w:r>
         <w:t xml:space="preserve">NOAH: So what do you want? Exactly. Not</w:t>
@@ -962,11 +683,69 @@
       <w:r>
         <w:t xml:space="preserve">Now.</w:t>
       </w:r>
-      <w:r>
-        <w:t xml:space="preserve"> </w:t>
-      </w:r>
-      <w:r>
-        <w:t xml:space="preserve">노아: 그럼 뭘 원해요? 정확히.</w:t>
+    </w:p>
+    <w:p>
+      <w:pPr>
+        <w:pStyle w:val="BodyText"/>
+      </w:pPr>
+      <w:r>
+        <w:t xml:space="preserve">PRIYA: I want to step into a new role. Chief Scientist. Skin booster. The toxin science with Daeyang. FlexLink two.</w:t>
+      </w:r>
+    </w:p>
+    <w:p>
+      <w:pPr>
+        <w:pStyle w:val="BodyText"/>
+      </w:pPr>
+      <w:r>
+        <w:t xml:space="preserve">NOAH: And the registry science? Elena’s data?</w:t>
+      </w:r>
+    </w:p>
+    <w:p>
+      <w:pPr>
+        <w:pStyle w:val="BodyText"/>
+      </w:pPr>
+      <w:r>
+        <w:t xml:space="preserve">PRIYA: That too. Six years of real-world data. Nobody has analysed it properly. Because I’ve been in airports.</w:t>
+      </w:r>
+    </w:p>
+    <w:p>
+      <w:pPr>
+        <w:pStyle w:val="BodyText"/>
+      </w:pPr>
+      <w:r>
+        <w:t xml:space="preserve">NOAH: And CTO?</w:t>
+      </w:r>
+    </w:p>
+    <w:p>
+      <w:pPr>
+        <w:pStyle w:val="BodyText"/>
+      </w:pPr>
+      <w:r>
+        <w:t xml:space="preserve">PRIYA: Someone who’s done it at scale. Who enjoys it. Who’s better at it than me.</w:t>
+      </w:r>
+    </w:p>
+    <w:p>
+      <w:pPr>
+        <w:pStyle w:val="BodyText"/>
+      </w:pPr>
+      <w:r>
+        <w:t xml:space="preserve">NOAH: …Can I be honest?</w:t>
+      </w:r>
+    </w:p>
+    <w:p>
+      <w:pPr>
+        <w:pStyle w:val="BodyText"/>
+      </w:pPr>
+      <w:r>
+        <w:t xml:space="preserve">PRIYA: Principle two. Inside, argue.</w:t>
+      </w:r>
+    </w:p>
+    <w:p>
+      <w:pPr>
+        <w:pStyle w:val="BodyText"/>
+      </w:pPr>
+      <w:r>
+        <w:t xml:space="preserve">NOAH: I’m scared. Here’s the thing. You’re the chemistry. When investors ask why we’re different, I don’t talk about the market or the margins. I say</w:t>
       </w:r>
       <w:r>
         <w:t xml:space="preserve"> </w:t>
@@ -975,7 +754,7 @@
         <w:t xml:space="preserve">“</w:t>
       </w:r>
       <w:r>
-        <w:t xml:space="preserve">나중에</w:t>
+        <w:t xml:space="preserve">Priya.</w:t>
       </w:r>
       <w:r>
         <w:t xml:space="preserve">”</w:t>
@@ -984,137 +763,23 @@
         <w:t xml:space="preserve"> </w:t>
       </w:r>
       <w:r>
-        <w:t xml:space="preserve">말고. 지금.</w:t>
-      </w:r>
-    </w:p>
-    <w:p>
-      <w:pPr>
-        <w:numPr>
-          <w:ilvl w:val="0"/>
-          <w:numId w:val="1002"/>
-        </w:numPr>
-      </w:pPr>
-      <w:r>
-        <w:t xml:space="preserve">PRIYA: I want to step into a new role. Chief Scientist. Skin booster. The toxin science with Daeyang. FlexLink two.</w:t>
-      </w:r>
-      <w:r>
-        <w:t xml:space="preserve"> </w:t>
-      </w:r>
-      <w:r>
-        <w:t xml:space="preserve">프리야: 새 역할로 옮기고 싶어요. 최고 과학 책임자. 스킨부스터. 대양과의 톡신 과학. FlexLink 2세대.</w:t>
-      </w:r>
-    </w:p>
-    <w:p>
-      <w:pPr>
-        <w:numPr>
-          <w:ilvl w:val="0"/>
-          <w:numId w:val="1002"/>
-        </w:numPr>
-      </w:pPr>
-      <w:r>
-        <w:t xml:space="preserve">NOAH: And the registry science? Elena’s data?</w:t>
-      </w:r>
-      <w:r>
-        <w:t xml:space="preserve"> </w:t>
-      </w:r>
-      <w:r>
-        <w:t xml:space="preserve">노아: 레지스트리 과학은요? 엘레나 데이터?</w:t>
-      </w:r>
-    </w:p>
-    <w:p>
-      <w:pPr>
-        <w:numPr>
-          <w:ilvl w:val="0"/>
-          <w:numId w:val="1002"/>
-        </w:numPr>
-      </w:pPr>
-      <w:r>
-        <w:t xml:space="preserve">PRIYA: That too. Six years of real-world data. Nobody has analysed it properly. Because I’ve been in airports.</w:t>
-      </w:r>
-      <w:r>
-        <w:t xml:space="preserve"> </w:t>
-      </w:r>
-      <w:r>
-        <w:t xml:space="preserve">프리야: 그것도요. 6년 치 실사용 데이터. 아무도 제대로 분석 못 했어요. 내가 공항에 있었으니까.</w:t>
-      </w:r>
-    </w:p>
-    <w:p>
-      <w:pPr>
-        <w:numPr>
-          <w:ilvl w:val="0"/>
-          <w:numId w:val="1002"/>
-        </w:numPr>
-      </w:pPr>
-      <w:r>
-        <w:t xml:space="preserve">NOAH: And CTO?</w:t>
-      </w:r>
-      <w:r>
-        <w:t xml:space="preserve"> </w:t>
-      </w:r>
-      <w:r>
-        <w:t xml:space="preserve">노아: 그럼 CTO는요?</w:t>
-      </w:r>
-    </w:p>
-    <w:p>
-      <w:pPr>
-        <w:numPr>
-          <w:ilvl w:val="0"/>
-          <w:numId w:val="1002"/>
-        </w:numPr>
-      </w:pPr>
-      <w:r>
-        <w:t xml:space="preserve">PRIYA: Someone who’s done it at scale. Who enjoys it. Who’s better at it than me.</w:t>
-      </w:r>
-      <w:r>
-        <w:t xml:space="preserve"> </w:t>
-      </w:r>
-      <w:r>
-        <w:t xml:space="preserve">프리야: 규모 있게 해 본 사람. 그걸 즐기는 사람. 나보다 잘하는 사람.</w:t>
-      </w:r>
-    </w:p>
-    <w:p>
-      <w:pPr>
-        <w:numPr>
-          <w:ilvl w:val="0"/>
-          <w:numId w:val="1002"/>
-        </w:numPr>
-      </w:pPr>
-      <w:r>
-        <w:t xml:space="preserve">NOAH: …Can I be honest?</w:t>
-      </w:r>
-      <w:r>
-        <w:t xml:space="preserve"> </w:t>
-      </w:r>
-      <w:r>
-        <w:t xml:space="preserve">노아: …솔직해져도 될까요?</w:t>
-      </w:r>
-    </w:p>
-    <w:p>
-      <w:pPr>
-        <w:numPr>
-          <w:ilvl w:val="0"/>
-          <w:numId w:val="1002"/>
-        </w:numPr>
-      </w:pPr>
-      <w:r>
-        <w:t xml:space="preserve">PRIYA: Principle two. Inside, argue.</w:t>
-      </w:r>
-      <w:r>
-        <w:t xml:space="preserve"> </w:t>
-      </w:r>
-      <w:r>
-        <w:t xml:space="preserve">프리야: 원칙 2번. 안에선 논쟁.</w:t>
-      </w:r>
-    </w:p>
-    <w:p>
-      <w:pPr>
-        <w:numPr>
-          <w:ilvl w:val="0"/>
-          <w:numId w:val="1002"/>
-        </w:numPr>
-      </w:pPr>
-      <w:r>
-        <w:t xml:space="preserve">NOAH: I’m scared. Here’s the thing. You’re the chemistry. When investors ask why we’re different, I don’t talk about the market or the margins. I say</w:t>
+        <w:t xml:space="preserve">If you step away from CTO, I’m afraid they’ll hear that the chemistry is leaving.</w:t>
+      </w:r>
+    </w:p>
+    <w:p>
+      <w:pPr>
+        <w:pStyle w:val="BodyText"/>
+      </w:pPr>
+      <w:r>
+        <w:t xml:space="preserve">PRIYA: I’m not leaving the chemistry. I’m leaving the budget spreadsheets. The chemistry is coming with me.</w:t>
+      </w:r>
+    </w:p>
+    <w:p>
+      <w:pPr>
+        <w:pStyle w:val="BodyText"/>
+      </w:pPr>
+      <w:r>
+        <w:t xml:space="preserve">NOAH: But the title. The world reads titles.</w:t>
       </w:r>
       <w:r>
         <w:t xml:space="preserve"> </w:t>
@@ -1123,7 +788,7 @@
         <w:t xml:space="preserve">“</w:t>
       </w:r>
       <w:r>
-        <w:t xml:space="preserve">Priya.</w:t>
+        <w:t xml:space="preserve">CTO steps down.</w:t>
       </w:r>
       <w:r>
         <w:t xml:space="preserve">”</w:t>
@@ -1132,13 +797,15 @@
         <w:t xml:space="preserve"> </w:t>
       </w:r>
       <w:r>
-        <w:t xml:space="preserve">If you step away from CTO, I’m afraid they’ll hear that the chemistry is leaving.</w:t>
-      </w:r>
-      <w:r>
-        <w:t xml:space="preserve"> </w:t>
-      </w:r>
-      <w:r>
-        <w:t xml:space="preserve">노아: 무서워요. 문제는 이거예요. 당신이 화학이에요. 투자자들이 왜 우리가 다르냐고 물으면, 난 시장이나 마진 얘기를 안 해요.</w:t>
+        <w:t xml:space="preserve">That’s the headline.</w:t>
+      </w:r>
+    </w:p>
+    <w:p>
+      <w:pPr>
+        <w:pStyle w:val="BodyText"/>
+      </w:pPr>
+      <w:r>
+        <w:t xml:space="preserve">PRIYA: Then we write a better headline.</w:t>
       </w:r>
       <w:r>
         <w:t xml:space="preserve"> </w:t>
@@ -1147,41 +814,24 @@
         <w:t xml:space="preserve">“</w:t>
       </w:r>
       <w:r>
-        <w:t xml:space="preserve">프리야</w:t>
+        <w:t xml:space="preserve">Co-founder returns to the lab.</w:t>
       </w:r>
       <w:r>
         <w:t xml:space="preserve">”</w:t>
       </w:r>
       <w:r>
-        <w:t xml:space="preserve">라고 하죠. 당신이 CTO에서 물러나면, 그 사람들이 화학이 떠난다고 받아들일까 봐 두려워요.</w:t>
-      </w:r>
-    </w:p>
-    <w:p>
-      <w:pPr>
-        <w:numPr>
-          <w:ilvl w:val="0"/>
-          <w:numId w:val="1002"/>
-        </w:numPr>
-      </w:pPr>
-      <w:r>
-        <w:t xml:space="preserve">PRIYA: I’m not leaving the chemistry. I’m leaving the budget spreadsheets. The chemistry is coming with me.</w:t>
-      </w:r>
-      <w:r>
-        <w:t xml:space="preserve"> </w:t>
-      </w:r>
-      <w:r>
-        <w:t xml:space="preserve">프리야: 화학을 떠나는 게 아니에요. 예산 스프레드시트를 떠나는 거죠. 화학은 나랑 같이 가요.</w:t>
-      </w:r>
-    </w:p>
-    <w:p>
-      <w:pPr>
-        <w:numPr>
-          <w:ilvl w:val="0"/>
-          <w:numId w:val="1002"/>
-        </w:numPr>
-      </w:pPr>
-      <w:r>
-        <w:t xml:space="preserve">NOAH: But the title. The world reads titles.</w:t>
+        <w:t xml:space="preserve"> </w:t>
+      </w:r>
+      <w:r>
+        <w:t xml:space="preserve">It’s true. And it’s better.</w:t>
+      </w:r>
+    </w:p>
+    <w:p>
+      <w:pPr>
+        <w:pStyle w:val="BodyText"/>
+      </w:pPr>
+      <w:r>
+        <w:t xml:space="preserve">NOAH:</w:t>
       </w:r>
       <w:r>
         <w:t xml:space="preserve"> </w:t>
@@ -1190,22 +840,146 @@
         <w:t xml:space="preserve">“</w:t>
       </w:r>
       <w:r>
-        <w:t xml:space="preserve">CTO steps down.</w:t>
+        <w:t xml:space="preserve">I’m not stepping down. I’m stepping into a new role.</w:t>
       </w:r>
       <w:r>
         <w:t xml:space="preserve">”</w:t>
       </w:r>
-      <w:r>
-        <w:t xml:space="preserve"> </w:t>
-      </w:r>
-      <w:r>
-        <w:t xml:space="preserve">That’s the headline.</w:t>
-      </w:r>
-      <w:r>
-        <w:t xml:space="preserve"> </w:t>
-      </w:r>
-      <w:r>
-        <w:t xml:space="preserve">노아: 하지만 직함. 세상은 직함을 읽어요.</w:t>
+    </w:p>
+    <w:p>
+      <w:pPr>
+        <w:pStyle w:val="BodyText"/>
+      </w:pPr>
+      <w:r>
+        <w:t xml:space="preserve">PRIYA: Exactly. Write that down. You’ll need it for Victor.</w:t>
+      </w:r>
+    </w:p>
+    <w:p>
+      <w:pPr>
+        <w:pStyle w:val="BodyText"/>
+      </w:pPr>
+      <w:r>
+        <w:t xml:space="preserve">NOAH: And the board seat?</w:t>
+      </w:r>
+    </w:p>
+    <w:p>
+      <w:pPr>
+        <w:pStyle w:val="BodyText"/>
+      </w:pPr>
+      <w:r>
+        <w:t xml:space="preserve">PRIYA: I keep it. I’m still a founder. And I still vote against anything stupid.</w:t>
+      </w:r>
+    </w:p>
+    <w:p>
+      <w:pPr>
+        <w:pStyle w:val="BodyText"/>
+      </w:pPr>
+      <w:r>
+        <w:t xml:space="preserve">NOAH: Compensation?</w:t>
+      </w:r>
+    </w:p>
+    <w:p>
+      <w:pPr>
+        <w:pStyle w:val="BodyText"/>
+      </w:pPr>
+      <w:r>
+        <w:t xml:space="preserve">PRIYA: No change. I’m not asking for more. Or less. I’m asking for different.</w:t>
+      </w:r>
+    </w:p>
+    <w:p>
+      <w:pPr>
+        <w:pStyle w:val="BodyText"/>
+      </w:pPr>
+      <w:r>
+        <w:t xml:space="preserve">NOAH: Who would you report to?</w:t>
+      </w:r>
+    </w:p>
+    <w:p>
+      <w:pPr>
+        <w:pStyle w:val="BodyText"/>
+      </w:pPr>
+      <w:r>
+        <w:t xml:space="preserve">PRIYA: You. Directly. Not to the new CTO. If two senior scientists report to each other, every disagreement becomes a question of rank instead of evidence. That’s a recipe for a slow war, and the people who suffer are the forty scientists caught in the middle.</w:t>
+      </w:r>
+    </w:p>
+    <w:p>
+      <w:pPr>
+        <w:pStyle w:val="BodyText"/>
+      </w:pPr>
+      <w:r>
+        <w:t xml:space="preserve">NOAH: What does success look like? In a year?</w:t>
+      </w:r>
+    </w:p>
+    <w:p>
+      <w:pPr>
+        <w:pStyle w:val="BodyText"/>
+      </w:pPr>
+      <w:r>
+        <w:t xml:space="preserve">PRIYA: Skin booster in Korean trials. Toxin data with Daeyang. The first registry paper. And sixty percent science time.</w:t>
+      </w:r>
+    </w:p>
+    <w:p>
+      <w:pPr>
+        <w:pStyle w:val="BodyText"/>
+      </w:pPr>
+      <w:r>
+        <w:t xml:space="preserve">NOAH: From eleven to sixty.</w:t>
+      </w:r>
+    </w:p>
+    <w:p>
+      <w:pPr>
+        <w:pStyle w:val="BodyText"/>
+      </w:pPr>
+      <w:r>
+        <w:t xml:space="preserve">PRIYA: Measured. Every quarter. I’ll show you the data.</w:t>
+      </w:r>
+    </w:p>
+    <w:p>
+      <w:pPr>
+        <w:pStyle w:val="BodyText"/>
+      </w:pPr>
+      <w:r>
+        <w:t xml:space="preserve">NOAH: …Then my answer is yes. With one condition.</w:t>
+      </w:r>
+    </w:p>
+    <w:p>
+      <w:pPr>
+        <w:pStyle w:val="BodyText"/>
+      </w:pPr>
+      <w:r>
+        <w:t xml:space="preserve">PRIYA: Of course there’s a condition. You’ve been spending too much time with Dutch lawyers.</w:t>
+      </w:r>
+    </w:p>
+    <w:p>
+      <w:pPr>
+        <w:pStyle w:val="BodyText"/>
+      </w:pPr>
+      <w:r>
+        <w:t xml:space="preserve">NOAH: You help choose your successor, because nobody knows the job better than you. And then you let them lead, even when they do it differently, even when you’re sure your way is better. Especially then. Otherwise we’ll have two CTOs, and nobody will know which one to ask.</w:t>
+      </w:r>
+    </w:p>
+    <w:p>
+      <w:pPr>
+        <w:pStyle w:val="BodyText"/>
+      </w:pPr>
+      <w:r>
+        <w:t xml:space="preserve">PRIYA: …That’s the hard part. You know that.</w:t>
+      </w:r>
+    </w:p>
+    <w:p>
+      <w:pPr>
+        <w:pStyle w:val="BodyText"/>
+      </w:pPr>
+      <w:r>
+        <w:t xml:space="preserve">NOAH: I know. That’s why it’s the condition.</w:t>
+      </w:r>
+    </w:p>
+    <w:p>
+      <w:pPr>
+        <w:pStyle w:val="BodyText"/>
+      </w:pPr>
+      <w:r>
+        <w:t xml:space="preserve">PRIYA: Agreed. Draw a third box.</w:t>
       </w:r>
       <w:r>
         <w:t xml:space="preserve"> </w:t>
@@ -1214,420 +988,7 @@
         <w:t xml:space="preserve">“</w:t>
       </w:r>
       <w:r>
-        <w:t xml:space="preserve">CTO 사임.</w:t>
-      </w:r>
-      <w:r>
-        <w:t xml:space="preserve">”</w:t>
-      </w:r>
-      <w:r>
-        <w:t xml:space="preserve"> </w:t>
-      </w:r>
-      <w:r>
-        <w:t xml:space="preserve">그게 헤드라인이에요.</w:t>
-      </w:r>
-    </w:p>
-    <w:p>
-      <w:pPr>
-        <w:numPr>
-          <w:ilvl w:val="0"/>
-          <w:numId w:val="1002"/>
-        </w:numPr>
-      </w:pPr>
-      <w:r>
-        <w:t xml:space="preserve">PRIYA: Then we write a better headline.</w:t>
-      </w:r>
-      <w:r>
-        <w:t xml:space="preserve"> </w:t>
-      </w:r>
-      <w:r>
-        <w:t xml:space="preserve">“</w:t>
-      </w:r>
-      <w:r>
-        <w:t xml:space="preserve">Co-founder returns to the lab.</w:t>
-      </w:r>
-      <w:r>
-        <w:t xml:space="preserve">”</w:t>
-      </w:r>
-      <w:r>
-        <w:t xml:space="preserve"> </w:t>
-      </w:r>
-      <w:r>
-        <w:t xml:space="preserve">It’s true. And it’s better.</w:t>
-      </w:r>
-      <w:r>
-        <w:t xml:space="preserve"> </w:t>
-      </w:r>
-      <w:r>
-        <w:t xml:space="preserve">프리야: 그럼 더 나은 헤드라인을 쓰죠.</w:t>
-      </w:r>
-      <w:r>
-        <w:t xml:space="preserve"> </w:t>
-      </w:r>
-      <w:r>
-        <w:t xml:space="preserve">“</w:t>
-      </w:r>
-      <w:r>
-        <w:t xml:space="preserve">공동창업자, 실험실로 돌아가다.</w:t>
-      </w:r>
-      <w:r>
-        <w:t xml:space="preserve">”</w:t>
-      </w:r>
-      <w:r>
-        <w:t xml:space="preserve"> </w:t>
-      </w:r>
-      <w:r>
-        <w:t xml:space="preserve">사실이고. 더 낫잖아요.</w:t>
-      </w:r>
-    </w:p>
-    <w:p>
-      <w:pPr>
-        <w:numPr>
-          <w:ilvl w:val="0"/>
-          <w:numId w:val="1002"/>
-        </w:numPr>
-      </w:pPr>
-      <w:r>
-        <w:t xml:space="preserve">NOAH:</w:t>
-      </w:r>
-      <w:r>
-        <w:t xml:space="preserve"> </w:t>
-      </w:r>
-      <w:r>
-        <w:t xml:space="preserve">“</w:t>
-      </w:r>
-      <w:r>
-        <w:t xml:space="preserve">I’m not stepping down. I’m stepping into a new role.</w:t>
-      </w:r>
-      <w:r>
-        <w:t xml:space="preserve">”</w:t>
-      </w:r>
-      <w:r>
-        <w:t xml:space="preserve"> </w:t>
-      </w:r>
-      <w:r>
-        <w:t xml:space="preserve">노아:</w:t>
-      </w:r>
-      <w:r>
-        <w:t xml:space="preserve"> </w:t>
-      </w:r>
-      <w:r>
-        <w:t xml:space="preserve">“</w:t>
-      </w:r>
-      <w:r>
-        <w:t xml:space="preserve">물러나는 게 아니다. 새 역할로 들어서는 것이다.</w:t>
-      </w:r>
-      <w:r>
-        <w:t xml:space="preserve">”</w:t>
-      </w:r>
-    </w:p>
-    <w:p>
-      <w:pPr>
-        <w:numPr>
-          <w:ilvl w:val="0"/>
-          <w:numId w:val="1002"/>
-        </w:numPr>
-      </w:pPr>
-      <w:r>
-        <w:t xml:space="preserve">PRIYA: Exactly. Write that down. You’ll need it for Victor.</w:t>
-      </w:r>
-      <w:r>
-        <w:t xml:space="preserve"> </w:t>
-      </w:r>
-      <w:r>
-        <w:t xml:space="preserve">프리야: 바로 그거예요. 적어 둬요. 빅터한테 필요할 거예요.</w:t>
-      </w:r>
-    </w:p>
-    <w:p>
-      <w:pPr>
-        <w:numPr>
-          <w:ilvl w:val="0"/>
-          <w:numId w:val="1002"/>
-        </w:numPr>
-      </w:pPr>
-      <w:r>
-        <w:t xml:space="preserve">NOAH: And the board seat?</w:t>
-      </w:r>
-      <w:r>
-        <w:t xml:space="preserve"> </w:t>
-      </w:r>
-      <w:r>
-        <w:t xml:space="preserve">노아: 이사회 자리는요?</w:t>
-      </w:r>
-    </w:p>
-    <w:p>
-      <w:pPr>
-        <w:numPr>
-          <w:ilvl w:val="0"/>
-          <w:numId w:val="1002"/>
-        </w:numPr>
-      </w:pPr>
-      <w:r>
-        <w:t xml:space="preserve">PRIYA: I keep it. I’m still a founder. And I still vote against anything stupid.</w:t>
-      </w:r>
-      <w:r>
-        <w:t xml:space="preserve"> </w:t>
-      </w:r>
-      <w:r>
-        <w:t xml:space="preserve">프리야: 유지해요. 난 여전히 창업자예요. 그리고 여전히 멍청한 건 다 반대표를 던질 거고요.</w:t>
-      </w:r>
-    </w:p>
-    <w:p>
-      <w:pPr>
-        <w:numPr>
-          <w:ilvl w:val="0"/>
-          <w:numId w:val="1002"/>
-        </w:numPr>
-      </w:pPr>
-      <w:r>
-        <w:t xml:space="preserve">NOAH: Compensation?</w:t>
-      </w:r>
-      <w:r>
-        <w:t xml:space="preserve"> </w:t>
-      </w:r>
-      <w:r>
-        <w:t xml:space="preserve">노아: 보상은요?</w:t>
-      </w:r>
-    </w:p>
-    <w:p>
-      <w:pPr>
-        <w:numPr>
-          <w:ilvl w:val="0"/>
-          <w:numId w:val="1002"/>
-        </w:numPr>
-      </w:pPr>
-      <w:r>
-        <w:t xml:space="preserve">PRIYA: No change. I’m not asking for more. Or less. I’m asking for different.</w:t>
-      </w:r>
-      <w:r>
-        <w:t xml:space="preserve"> </w:t>
-      </w:r>
-      <w:r>
-        <w:t xml:space="preserve">프리야: 변동 없음. 더 달라는 것도. 덜 달라는 것도 아니에요. 다른 걸 달라는 거죠.</w:t>
-      </w:r>
-    </w:p>
-    <w:p>
-      <w:pPr>
-        <w:numPr>
-          <w:ilvl w:val="0"/>
-          <w:numId w:val="1002"/>
-        </w:numPr>
-      </w:pPr>
-      <w:r>
-        <w:t xml:space="preserve">NOAH: Who would you report to?</w:t>
-      </w:r>
-      <w:r>
-        <w:t xml:space="preserve"> </w:t>
-      </w:r>
-      <w:r>
-        <w:t xml:space="preserve">노아: 누구에게 보고해요?</w:t>
-      </w:r>
-    </w:p>
-    <w:p>
-      <w:pPr>
-        <w:numPr>
-          <w:ilvl w:val="0"/>
-          <w:numId w:val="1002"/>
-        </w:numPr>
-      </w:pPr>
-      <w:r>
-        <w:t xml:space="preserve">PRIYA: You. Directly. Not to the new CTO. If two senior scientists report to each other, every disagreement becomes a question of rank instead of evidence. That’s a recipe for a slow war, and the people who suffer are the forty scientists caught in the middle.</w:t>
-      </w:r>
-      <w:r>
-        <w:t xml:space="preserve"> </w:t>
-      </w:r>
-      <w:r>
-        <w:t xml:space="preserve">프리야: 당신. 직속으로. 새 CTO 말고요. 시니어 과학자 둘이 서로에게 보고하면, 모든 의견 차이가 증거가 아니라 서열 문제가 돼요. 그건 느린 전쟁의 레시피고, 고통받는 건 가운데 낀 과학자 40명이에요.</w:t>
-      </w:r>
-    </w:p>
-    <w:p>
-      <w:pPr>
-        <w:numPr>
-          <w:ilvl w:val="0"/>
-          <w:numId w:val="1002"/>
-        </w:numPr>
-      </w:pPr>
-      <w:r>
-        <w:t xml:space="preserve">NOAH: What does success look like? In a year?</w:t>
-      </w:r>
-      <w:r>
-        <w:t xml:space="preserve"> </w:t>
-      </w:r>
-      <w:r>
-        <w:t xml:space="preserve">노아: 성공은 어떤 모습이에요? 1년 뒤에?</w:t>
-      </w:r>
-    </w:p>
-    <w:p>
-      <w:pPr>
-        <w:numPr>
-          <w:ilvl w:val="0"/>
-          <w:numId w:val="1002"/>
-        </w:numPr>
-      </w:pPr>
-      <w:r>
-        <w:t xml:space="preserve">PRIYA: Skin booster in Korean trials. Toxin data with Daeyang. The first registry paper. And sixty percent science time.</w:t>
-      </w:r>
-      <w:r>
-        <w:t xml:space="preserve"> </w:t>
-      </w:r>
-      <w:r>
-        <w:t xml:space="preserve">프리야: 스킨부스터 한국 임상. 대양과 톡신 데이터. 첫 레지스트리 논문. 그리고 과학 시간 60%.</w:t>
-      </w:r>
-    </w:p>
-    <w:p>
-      <w:pPr>
-        <w:numPr>
-          <w:ilvl w:val="0"/>
-          <w:numId w:val="1002"/>
-        </w:numPr>
-      </w:pPr>
-      <w:r>
-        <w:t xml:space="preserve">NOAH: From eleven to sixty.</w:t>
-      </w:r>
-      <w:r>
-        <w:t xml:space="preserve"> </w:t>
-      </w:r>
-      <w:r>
-        <w:t xml:space="preserve">노아: 11에서 60으로.</w:t>
-      </w:r>
-    </w:p>
-    <w:p>
-      <w:pPr>
-        <w:numPr>
-          <w:ilvl w:val="0"/>
-          <w:numId w:val="1002"/>
-        </w:numPr>
-      </w:pPr>
-      <w:r>
-        <w:t xml:space="preserve">PRIYA: Measured. Every quarter. I’ll show you the data.</w:t>
-      </w:r>
-      <w:r>
-        <w:t xml:space="preserve"> </w:t>
-      </w:r>
-      <w:r>
-        <w:t xml:space="preserve">프리야: 측정해서요. 분기마다. 데이터 보여 줄게요.</w:t>
-      </w:r>
-    </w:p>
-    <w:p>
-      <w:pPr>
-        <w:numPr>
-          <w:ilvl w:val="0"/>
-          <w:numId w:val="1002"/>
-        </w:numPr>
-      </w:pPr>
-      <w:r>
-        <w:t xml:space="preserve">NOAH: …Then my answer is yes. With one condition.</w:t>
-      </w:r>
-      <w:r>
-        <w:t xml:space="preserve"> </w:t>
-      </w:r>
-      <w:r>
-        <w:t xml:space="preserve">노아: …그럼 내 답은 예스예요. 조건 하나와 함께.</w:t>
-      </w:r>
-    </w:p>
-    <w:p>
-      <w:pPr>
-        <w:numPr>
-          <w:ilvl w:val="0"/>
-          <w:numId w:val="1002"/>
-        </w:numPr>
-      </w:pPr>
-      <w:r>
-        <w:t xml:space="preserve">PRIYA: Of course there’s a condition. You’ve been spending too much time with Dutch lawyers.</w:t>
-      </w:r>
-      <w:r>
-        <w:t xml:space="preserve"> </w:t>
-      </w:r>
-      <w:r>
-        <w:t xml:space="preserve">프리야: 당연히 조건이 있겠죠. 네덜란드 변호사들이랑 너무 오래 있었어요.</w:t>
-      </w:r>
-    </w:p>
-    <w:p>
-      <w:pPr>
-        <w:numPr>
-          <w:ilvl w:val="0"/>
-          <w:numId w:val="1002"/>
-        </w:numPr>
-      </w:pPr>
-      <w:r>
-        <w:t xml:space="preserve">NOAH: You help choose your successor, because nobody knows the job better than you. And then you let them lead, even when they do it differently, even when you’re sure your way is better. Especially then. Otherwise we’ll have two CTOs, and nobody will know which one to ask.</w:t>
-      </w:r>
-      <w:r>
-        <w:t xml:space="preserve"> </w:t>
-      </w:r>
-      <w:r>
-        <w:t xml:space="preserve">노아: 후임자 선택을 도와요. 그 일을 당신보다 잘 아는 사람은 없으니까. 그리고 그 사람이 이끌게 둬요. 다르게 하더라도, 당신 방식이 더 낫다고 확신할 때도요. 특히 그럴 때요. 안 그러면 CTO가 둘이 되고, 아무도 누구에게 물어야 할지 모를 거예요.</w:t>
-      </w:r>
-    </w:p>
-    <w:p>
-      <w:pPr>
-        <w:numPr>
-          <w:ilvl w:val="0"/>
-          <w:numId w:val="1002"/>
-        </w:numPr>
-      </w:pPr>
-      <w:r>
-        <w:t xml:space="preserve">PRIYA: …That’s the hard part. You know that.</w:t>
-      </w:r>
-      <w:r>
-        <w:t xml:space="preserve"> </w:t>
-      </w:r>
-      <w:r>
-        <w:t xml:space="preserve">프리야: …그게 어려운 부분이에요. 알잖아요.</w:t>
-      </w:r>
-    </w:p>
-    <w:p>
-      <w:pPr>
-        <w:numPr>
-          <w:ilvl w:val="0"/>
-          <w:numId w:val="1002"/>
-        </w:numPr>
-      </w:pPr>
-      <w:r>
-        <w:t xml:space="preserve">NOAH: I know. That’s why it’s the condition.</w:t>
-      </w:r>
-      <w:r>
-        <w:t xml:space="preserve"> </w:t>
-      </w:r>
-      <w:r>
-        <w:t xml:space="preserve">노아: 알아요. 그래서 그게 조건이에요.</w:t>
-      </w:r>
-    </w:p>
-    <w:p>
-      <w:pPr>
-        <w:numPr>
-          <w:ilvl w:val="0"/>
-          <w:numId w:val="1002"/>
-        </w:numPr>
-      </w:pPr>
-      <w:r>
-        <w:t xml:space="preserve">PRIYA: Agreed. Draw a third box.</w:t>
-      </w:r>
-      <w:r>
-        <w:t xml:space="preserve"> </w:t>
-      </w:r>
-      <w:r>
-        <w:t xml:space="preserve">“</w:t>
-      </w:r>
-      <w:r>
         <w:t xml:space="preserve">What I’ll let go of.</w:t>
-      </w:r>
-      <w:r>
-        <w:t xml:space="preserve">”</w:t>
-      </w:r>
-      <w:r>
-        <w:t xml:space="preserve"> </w:t>
-      </w:r>
-      <w:r>
-        <w:t xml:space="preserve">프리야: 동의해요. 세 번째 상자를 그려요.</w:t>
-      </w:r>
-      <w:r>
-        <w:t xml:space="preserve"> </w:t>
-      </w:r>
-      <w:r>
-        <w:t xml:space="preserve">“</w:t>
-      </w:r>
-      <w:r>
-        <w:t xml:space="preserve">내가 놓을 것.</w:t>
       </w:r>
       <w:r>
         <w:t xml:space="preserve">”</w:t>
@@ -1645,350 +1006,167 @@
     </w:p>
     <w:p>
       <w:pPr>
-        <w:numPr>
-          <w:ilvl w:val="0"/>
-          <w:numId w:val="1003"/>
-        </w:numPr>
+        <w:pStyle w:val="FirstParagraph"/>
       </w:pPr>
       <w:r>
         <w:t xml:space="preserve">ELAINE: Succession plan. Priya, Noah briefed me. I have one question before anything else. Are you sure?</w:t>
       </w:r>
-      <w:r>
-        <w:t xml:space="preserve"> </w:t>
-      </w:r>
-      <w:r>
-        <w:t xml:space="preserve">일레인: 승계 계획. 프리야, 노아가 브리핑했어요. 무엇보다 먼저 질문 하나. 확실해요?</w:t>
-      </w:r>
-    </w:p>
-    <w:p>
-      <w:pPr>
-        <w:numPr>
-          <w:ilvl w:val="0"/>
-          <w:numId w:val="1003"/>
-        </w:numPr>
+    </w:p>
+    <w:p>
+      <w:pPr>
+        <w:pStyle w:val="BodyText"/>
       </w:pPr>
       <w:r>
         <w:t xml:space="preserve">PRIYA: Eleven percent sure. That’s my current science time. I’d like sixty.</w:t>
       </w:r>
-      <w:r>
-        <w:t xml:space="preserve"> </w:t>
-      </w:r>
-      <w:r>
-        <w:t xml:space="preserve">프리야: 11% 확실해요. 그게 지금 내 과학 시간이에요. 60을 원해요.</w:t>
-      </w:r>
-    </w:p>
-    <w:p>
-      <w:pPr>
-        <w:numPr>
-          <w:ilvl w:val="0"/>
-          <w:numId w:val="1003"/>
-        </w:numPr>
+    </w:p>
+    <w:p>
+      <w:pPr>
+        <w:pStyle w:val="BodyText"/>
       </w:pPr>
       <w:r>
         <w:t xml:space="preserve">ELAINE: Then you’re sure. Good. Let’s plan it properly. Paul, Elena, Marcus. Thank you for coming.</w:t>
       </w:r>
-      <w:r>
-        <w:t xml:space="preserve"> </w:t>
-      </w:r>
-      <w:r>
-        <w:t xml:space="preserve">일레인: 그럼 확실하네요. 좋아요. 제대로 계획하죠. 폴, 엘레나, 마커스. 와 줘서 고마워요.</w:t>
-      </w:r>
-    </w:p>
-    <w:p>
-      <w:pPr>
-        <w:numPr>
-          <w:ilvl w:val="0"/>
-          <w:numId w:val="1003"/>
-        </w:numPr>
+    </w:p>
+    <w:p>
+      <w:pPr>
+        <w:pStyle w:val="BodyText"/>
       </w:pPr>
       <w:r>
         <w:t xml:space="preserve">ELENA: First question. Internal or external? Do we have someone inside?</w:t>
       </w:r>
-      <w:r>
-        <w:t xml:space="preserve"> </w:t>
-      </w:r>
-      <w:r>
-        <w:t xml:space="preserve">엘레나: 첫 질문. 내부예요, 외부예요? 안에 적임자가 있어요?</w:t>
-      </w:r>
-    </w:p>
-    <w:p>
-      <w:pPr>
-        <w:numPr>
-          <w:ilvl w:val="0"/>
-          <w:numId w:val="1003"/>
-        </w:numPr>
+    </w:p>
+    <w:p>
+      <w:pPr>
+        <w:pStyle w:val="BodyText"/>
       </w:pPr>
       <w:r>
         <w:t xml:space="preserve">PRIYA: Leo is brilliant. But he’s quality. He’d hate this job. I asked him. He laughed for a full minute.</w:t>
       </w:r>
-      <w:r>
-        <w:t xml:space="preserve"> </w:t>
-      </w:r>
-      <w:r>
-        <w:t xml:space="preserve">프리야: 레오는 뛰어나요. 하지만 품질 담당이에요. 이 일을 싫어할 거예요. 물어봤더니. 1분 내내 웃었어요.</w:t>
-      </w:r>
-    </w:p>
-    <w:p>
-      <w:pPr>
-        <w:numPr>
-          <w:ilvl w:val="0"/>
-          <w:numId w:val="1003"/>
-        </w:numPr>
+    </w:p>
+    <w:p>
+      <w:pPr>
+        <w:pStyle w:val="BodyText"/>
       </w:pPr>
       <w:r>
         <w:t xml:space="preserve">MARCUS: That’s Leo’s way of saying no. Politely. For a chemist.</w:t>
       </w:r>
-      <w:r>
-        <w:t xml:space="preserve"> </w:t>
-      </w:r>
-      <w:r>
-        <w:t xml:space="preserve">마커스: 그게 레오식 거절이에요. 정중하게. 화학자치고는.</w:t>
-      </w:r>
-    </w:p>
-    <w:p>
-      <w:pPr>
-        <w:numPr>
-          <w:ilvl w:val="0"/>
-          <w:numId w:val="1003"/>
-        </w:numPr>
+    </w:p>
+    <w:p>
+      <w:pPr>
+        <w:pStyle w:val="BodyText"/>
       </w:pPr>
       <w:r>
         <w:t xml:space="preserve">PAUL: External, then. What does the right box say? The skills we need.</w:t>
       </w:r>
-      <w:r>
-        <w:t xml:space="preserve"> </w:t>
-      </w:r>
-      <w:r>
-        <w:t xml:space="preserve">폴: 그럼 외부. 오른쪽 상자엔 뭐라고 쓰여 있어요? 필요한 역량.</w:t>
-      </w:r>
-    </w:p>
-    <w:p>
-      <w:pPr>
-        <w:numPr>
-          <w:ilvl w:val="0"/>
-          <w:numId w:val="1003"/>
-        </w:numPr>
+    </w:p>
+    <w:p>
+      <w:pPr>
+        <w:pStyle w:val="BodyText"/>
       </w:pPr>
       <w:r>
         <w:t xml:space="preserve">PRIYA: Scale. A large R and D team. Manufacturing transfers. Regulatory submissions on three continents. And humility.</w:t>
       </w:r>
-      <w:r>
-        <w:t xml:space="preserve"> </w:t>
-      </w:r>
-      <w:r>
-        <w:t xml:space="preserve">프리야: 규모. 대규모 R&amp;D 팀. 제조 이전. 3대륙 규제 제출. 그리고 겸손.</w:t>
-      </w:r>
-    </w:p>
-    <w:p>
-      <w:pPr>
-        <w:numPr>
-          <w:ilvl w:val="0"/>
-          <w:numId w:val="1003"/>
-        </w:numPr>
+    </w:p>
+    <w:p>
+      <w:pPr>
+        <w:pStyle w:val="BodyText"/>
       </w:pPr>
       <w:r>
         <w:t xml:space="preserve">ELAINE: Humility is hard to interview for.</w:t>
       </w:r>
-      <w:r>
-        <w:t xml:space="preserve"> </w:t>
-      </w:r>
-      <w:r>
-        <w:t xml:space="preserve">일레인: 겸손은 면접으로 보기 어려워요.</w:t>
-      </w:r>
-    </w:p>
-    <w:p>
-      <w:pPr>
-        <w:numPr>
-          <w:ilvl w:val="0"/>
-          <w:numId w:val="1003"/>
-        </w:numPr>
+    </w:p>
+    <w:p>
+      <w:pPr>
+        <w:pStyle w:val="BodyText"/>
       </w:pPr>
       <w:r>
         <w:t xml:space="preserve">PRIYA: Not if you ask about failure. People without humility can’t name one.</w:t>
       </w:r>
-      <w:r>
-        <w:t xml:space="preserve"> </w:t>
-      </w:r>
-      <w:r>
-        <w:t xml:space="preserve">프리야: 실패에 대해 물으면 아니에요. 겸손 없는 사람은 하나도 못 대거든요.</w:t>
-      </w:r>
-    </w:p>
-    <w:p>
-      <w:pPr>
-        <w:numPr>
-          <w:ilvl w:val="0"/>
-          <w:numId w:val="1003"/>
-        </w:numPr>
+    </w:p>
+    <w:p>
+      <w:pPr>
+        <w:pStyle w:val="BodyText"/>
       </w:pPr>
       <w:r>
         <w:t xml:space="preserve">ELENA: Do you have candidates?</w:t>
       </w:r>
-      <w:r>
-        <w:t xml:space="preserve"> </w:t>
-      </w:r>
-      <w:r>
-        <w:t xml:space="preserve">엘레나: 후보가 있어요?</w:t>
-      </w:r>
-    </w:p>
-    <w:p>
-      <w:pPr>
-        <w:numPr>
-          <w:ilvl w:val="0"/>
-          <w:numId w:val="1003"/>
-        </w:numPr>
+    </w:p>
+    <w:p>
+      <w:pPr>
+        <w:pStyle w:val="BodyText"/>
       </w:pPr>
       <w:r>
         <w:t xml:space="preserve">PRIYA: Three. I’ve been building the list since June. Quietly. Even Noah didn’t know.</w:t>
       </w:r>
-      <w:r>
-        <w:t xml:space="preserve"> </w:t>
-      </w:r>
-      <w:r>
-        <w:t xml:space="preserve">프리야: 셋. 6월부터 목록을 만들었어요. 조용히. 노아도 몰랐어요.</w:t>
-      </w:r>
-    </w:p>
-    <w:p>
-      <w:pPr>
-        <w:numPr>
-          <w:ilvl w:val="0"/>
-          <w:numId w:val="1003"/>
-        </w:numPr>
+    </w:p>
+    <w:p>
+      <w:pPr>
+        <w:pStyle w:val="BodyText"/>
       </w:pPr>
       <w:r>
         <w:t xml:space="preserve">NOAH: I really didn’t.</w:t>
       </w:r>
-      <w:r>
-        <w:t xml:space="preserve"> </w:t>
-      </w:r>
-      <w:r>
-        <w:t xml:space="preserve">노아: 정말 몰랐어요.</w:t>
-      </w:r>
-    </w:p>
-    <w:p>
-      <w:pPr>
-        <w:numPr>
-          <w:ilvl w:val="0"/>
-          <w:numId w:val="1003"/>
-        </w:numPr>
+    </w:p>
+    <w:p>
+      <w:pPr>
+        <w:pStyle w:val="BodyText"/>
       </w:pPr>
       <w:r>
         <w:t xml:space="preserve">PRIYA: Number one. Dr. Marisol Vega. R and D vice president, dental implants. Three hundred people. Four manufacturing transfers.</w:t>
       </w:r>
-      <w:r>
-        <w:t xml:space="preserve"> </w:t>
-      </w:r>
-      <w:r>
-        <w:t xml:space="preserve">프리야: 1번. 마리솔 베가 박사. 치과 임플란트 회사 R&amp;D 부사장. 300명. 제조 이전 4건.</w:t>
-      </w:r>
-    </w:p>
-    <w:p>
-      <w:pPr>
-        <w:numPr>
-          <w:ilvl w:val="0"/>
-          <w:numId w:val="1003"/>
-        </w:numPr>
+    </w:p>
+    <w:p>
+      <w:pPr>
+        <w:pStyle w:val="BodyText"/>
       </w:pPr>
       <w:r>
         <w:t xml:space="preserve">PAUL: Dental implants? Not aesthetics?</w:t>
       </w:r>
-      <w:r>
-        <w:t xml:space="preserve"> </w:t>
-      </w:r>
-      <w:r>
-        <w:t xml:space="preserve">폴: 치과 임플란트요? 미용이 아니라?</w:t>
-      </w:r>
-    </w:p>
-    <w:p>
-      <w:pPr>
-        <w:numPr>
-          <w:ilvl w:val="0"/>
-          <w:numId w:val="1003"/>
-        </w:numPr>
+    </w:p>
+    <w:p>
+      <w:pPr>
+        <w:pStyle w:val="BodyText"/>
       </w:pPr>
       <w:r>
         <w:t xml:space="preserve">PRIYA: Implants are permanent, and ours are reversible, so yes, the products are different. But she’ll learn our chemistry in a month. Scale is the opposite. It takes ten years to learn how to lead three hundred scientists, and she already has those ten years.</w:t>
       </w:r>
-      <w:r>
-        <w:t xml:space="preserve"> </w:t>
-      </w:r>
-      <w:r>
-        <w:t xml:space="preserve">프리야: 임플란트는 영구적이고 우리 건 되돌릴 수 있으니, 맞아요, 제품은 달라요. 하지만 우리 화학은 한 달이면 배울 거예요. 규모는 정반대예요. 과학자 300명을 이끄는 법을 배우는 데 10년이 걸리는데, 그녀는 이미 그 10년을 갖고 있어요.</w:t>
-      </w:r>
-    </w:p>
-    <w:p>
-      <w:pPr>
-        <w:numPr>
-          <w:ilvl w:val="0"/>
-          <w:numId w:val="1003"/>
-        </w:numPr>
+    </w:p>
+    <w:p>
+      <w:pPr>
+        <w:pStyle w:val="BodyText"/>
       </w:pPr>
       <w:r>
         <w:t xml:space="preserve">ELAINE: Timeline?</w:t>
       </w:r>
-      <w:r>
-        <w:t xml:space="preserve"> </w:t>
-      </w:r>
-      <w:r>
-        <w:t xml:space="preserve">일레인: 일정은요?</w:t>
-      </w:r>
-    </w:p>
-    <w:p>
-      <w:pPr>
-        <w:numPr>
-          <w:ilvl w:val="0"/>
-          <w:numId w:val="1003"/>
-        </w:numPr>
+    </w:p>
+    <w:p>
+      <w:pPr>
+        <w:pStyle w:val="BodyText"/>
       </w:pPr>
       <w:r>
         <w:t xml:space="preserve">PRIYA: Six months of overlap. I hand over one area per month. Line C last. It’s my favourite.</w:t>
       </w:r>
-      <w:r>
-        <w:t xml:space="preserve"> </w:t>
-      </w:r>
-      <w:r>
-        <w:t xml:space="preserve">프리야: 6개월 인수인계. 매달 한 영역씩 넘겨요. 라인 C는 마지막. 제일 좋아하는 거라서.</w:t>
-      </w:r>
-    </w:p>
-    <w:p>
-      <w:pPr>
-        <w:numPr>
-          <w:ilvl w:val="0"/>
-          <w:numId w:val="1003"/>
-        </w:numPr>
+    </w:p>
+    <w:p>
+      <w:pPr>
+        <w:pStyle w:val="BodyText"/>
       </w:pPr>
       <w:r>
         <w:t xml:space="preserve">ELAINE: Now the most important part. The communication order. Who hears first?</w:t>
       </w:r>
-      <w:r>
-        <w:t xml:space="preserve"> </w:t>
-      </w:r>
-      <w:r>
-        <w:t xml:space="preserve">일레인: 이제 가장 중요한 부분. 소통 순서. 누가 먼저 들어요?</w:t>
-      </w:r>
-    </w:p>
-    <w:p>
-      <w:pPr>
-        <w:numPr>
-          <w:ilvl w:val="0"/>
-          <w:numId w:val="1003"/>
-        </w:numPr>
+    </w:p>
+    <w:p>
+      <w:pPr>
+        <w:pStyle w:val="BodyText"/>
       </w:pPr>
       <w:r>
         <w:t xml:space="preserve">NOAH: The board. Then the founders. We’re doing that now.</w:t>
       </w:r>
-      <w:r>
-        <w:t xml:space="preserve"> </w:t>
-      </w:r>
-      <w:r>
-        <w:t xml:space="preserve">노아: 이사회. 그다음 공동창업자. 지금 하고 있죠.</w:t>
-      </w:r>
-    </w:p>
-    <w:p>
-      <w:pPr>
-        <w:numPr>
-          <w:ilvl w:val="0"/>
-          <w:numId w:val="1003"/>
-        </w:numPr>
+    </w:p>
+    <w:p>
+      <w:pPr>
+        <w:pStyle w:val="BodyText"/>
       </w:pPr>
       <w:r>
         <w:t xml:space="preserve">ELENA: Then the science team, before anyone else. They need to hear it from Priya, in person, not from an email or a rumour in the cafeteria. If they hear</w:t>
@@ -2011,11 +1189,37 @@
       <w:r>
         <w:t xml:space="preserve">from someone else, they’ll assume something went wrong, and that story is very hard to undo.</w:t>
       </w:r>
-      <w:r>
-        <w:t xml:space="preserve"> </w:t>
-      </w:r>
-      <w:r>
-        <w:t xml:space="preserve">엘레나: 그다음 과학팀. 다른 누구보다 먼저. 이메일이나 구내식당 소문이 아니라, 프리야에게 직접 들어야 해요. 다른 사람한테서</w:t>
+    </w:p>
+    <w:p>
+      <w:pPr>
+        <w:pStyle w:val="BodyText"/>
+      </w:pPr>
+      <w:r>
+        <w:t xml:space="preserve">PRIYA: Then all seven hundred employees. Then investors and partners. Ms. Han. Kenji. Then the outside world.</w:t>
+      </w:r>
+    </w:p>
+    <w:p>
+      <w:pPr>
+        <w:pStyle w:val="BodyText"/>
+      </w:pPr>
+      <w:r>
+        <w:t xml:space="preserve">PAUL: Victor will want to hear before the employees. He’s a board member and an investor.</w:t>
+      </w:r>
+    </w:p>
+    <w:p>
+      <w:pPr>
+        <w:pStyle w:val="BodyText"/>
+      </w:pPr>
+      <w:r>
+        <w:t xml:space="preserve">ELAINE: He’ll hear as a board member, today, like everyone else on the board. As an investor, he waits, because investors and employees should hear the news in the right order. That’s how a board works, and Victor knows it better than anyone.</w:t>
+      </w:r>
+    </w:p>
+    <w:p>
+      <w:pPr>
+        <w:pStyle w:val="BodyText"/>
+      </w:pPr>
+      <w:r>
+        <w:t xml:space="preserve">MARCUS: And the headline? Paul’s worried about</w:t>
       </w:r>
       <w:r>
         <w:t xml:space="preserve"> </w:t>
@@ -2024,75 +1228,18 @@
         <w:t xml:space="preserve">“</w:t>
       </w:r>
       <w:r>
-        <w:t xml:space="preserve">CTO 사임</w:t>
+        <w:t xml:space="preserve">CTO steps down.</w:t>
       </w:r>
       <w:r>
         <w:t xml:space="preserve">”</w:t>
       </w:r>
-      <w:r>
-        <w:t xml:space="preserve">을 들으면 뭔가 잘못됐다고 생각할 거고, 그런 이야기는 되돌리기가 아주 어려워요.</w:t>
-      </w:r>
-    </w:p>
-    <w:p>
-      <w:pPr>
-        <w:numPr>
-          <w:ilvl w:val="0"/>
-          <w:numId w:val="1003"/>
-        </w:numPr>
-      </w:pPr>
-      <w:r>
-        <w:t xml:space="preserve">PRIYA: Then all seven hundred employees. Then investors and partners. Ms. Han. Kenji. Then the outside world.</w:t>
-      </w:r>
-      <w:r>
-        <w:t xml:space="preserve"> </w:t>
-      </w:r>
-      <w:r>
-        <w:t xml:space="preserve">프리야: 그다음 직원 700명 전부. 그다음 투자자와 파트너. 한 상무님. 겐지. 그다음 바깥세상.</w:t>
-      </w:r>
-    </w:p>
-    <w:p>
-      <w:pPr>
-        <w:numPr>
-          <w:ilvl w:val="0"/>
-          <w:numId w:val="1003"/>
-        </w:numPr>
-      </w:pPr>
-      <w:r>
-        <w:t xml:space="preserve">PAUL: Victor will want to hear before the employees. He’s a board member and an investor.</w:t>
-      </w:r>
-      <w:r>
-        <w:t xml:space="preserve"> </w:t>
-      </w:r>
-      <w:r>
-        <w:t xml:space="preserve">폴: 빅터는 직원들보다 먼저 듣고 싶어 할 거예요. 이사이자 투자자니까.</w:t>
-      </w:r>
-    </w:p>
-    <w:p>
-      <w:pPr>
-        <w:numPr>
-          <w:ilvl w:val="0"/>
-          <w:numId w:val="1003"/>
-        </w:numPr>
-      </w:pPr>
-      <w:r>
-        <w:t xml:space="preserve">ELAINE: He’ll hear as a board member, today, like everyone else on the board. As an investor, he waits, because investors and employees should hear the news in the right order. That’s how a board works, and Victor knows it better than anyone.</w:t>
-      </w:r>
-      <w:r>
-        <w:t xml:space="preserve"> </w:t>
-      </w:r>
-      <w:r>
-        <w:t xml:space="preserve">일레인: 이사로서 들어요. 오늘, 다른 이사들과 똑같이. 투자자로서는 기다리고요. 투자자와 직원은 올바른 순서로 소식을 들어야 하니까요. 이사회는 그렇게 돌아가고, 빅터는 그걸 누구보다 잘 알아요.</w:t>
-      </w:r>
-    </w:p>
-    <w:p>
-      <w:pPr>
-        <w:numPr>
-          <w:ilvl w:val="0"/>
-          <w:numId w:val="1003"/>
-        </w:numPr>
-      </w:pPr>
-      <w:r>
-        <w:t xml:space="preserve">MARCUS: And the headline? Paul’s worried about</w:t>
+    </w:p>
+    <w:p>
+      <w:pPr>
+        <w:pStyle w:val="BodyText"/>
+      </w:pPr>
+      <w:r>
+        <w:t xml:space="preserve">PRIYA:</w:t>
       </w:r>
       <w:r>
         <w:t xml:space="preserve"> </w:t>
@@ -2101,7 +1248,7 @@
         <w:t xml:space="preserve">“</w:t>
       </w:r>
       <w:r>
-        <w:t xml:space="preserve">CTO steps down.</w:t>
+        <w:t xml:space="preserve">Co-founder returns to the lab. Veyra appoints a CTO for its next stage.</w:t>
       </w:r>
       <w:r>
         <w:t xml:space="preserve">”</w:t>
@@ -2110,143 +1257,39 @@
         <w:t xml:space="preserve"> </w:t>
       </w:r>
       <w:r>
-        <w:t xml:space="preserve">마커스: 그럼 헤드라인은요? 폴이</w:t>
-      </w:r>
-      <w:r>
-        <w:t xml:space="preserve"> </w:t>
-      </w:r>
-      <w:r>
-        <w:t xml:space="preserve">“</w:t>
-      </w:r>
-      <w:r>
-        <w:t xml:space="preserve">CTO 사임</w:t>
-      </w:r>
-      <w:r>
-        <w:t xml:space="preserve">”</w:t>
-      </w:r>
-      <w:r>
-        <w:t xml:space="preserve">을 걱정해요.</w:t>
-      </w:r>
-    </w:p>
-    <w:p>
-      <w:pPr>
-        <w:numPr>
-          <w:ilvl w:val="0"/>
-          <w:numId w:val="1003"/>
-        </w:numPr>
-      </w:pPr>
-      <w:r>
-        <w:t xml:space="preserve">PRIYA:</w:t>
-      </w:r>
-      <w:r>
-        <w:t xml:space="preserve"> </w:t>
-      </w:r>
-      <w:r>
-        <w:t xml:space="preserve">“</w:t>
-      </w:r>
-      <w:r>
-        <w:t xml:space="preserve">Co-founder returns to the lab. Veyra appoints a CTO for its next stage.</w:t>
-      </w:r>
-      <w:r>
-        <w:t xml:space="preserve">”</w:t>
-      </w:r>
-      <w:r>
-        <w:t xml:space="preserve"> </w:t>
-      </w:r>
-      <w:r>
         <w:t xml:space="preserve">Two sentences. Both true.</w:t>
       </w:r>
-      <w:r>
-        <w:t xml:space="preserve"> </w:t>
-      </w:r>
-      <w:r>
-        <w:t xml:space="preserve">프리야:</w:t>
-      </w:r>
-      <w:r>
-        <w:t xml:space="preserve"> </w:t>
-      </w:r>
-      <w:r>
-        <w:t xml:space="preserve">“</w:t>
-      </w:r>
-      <w:r>
-        <w:t xml:space="preserve">공동창업자 실험실로 복귀. 베이라, 다음 단계를 위한 CTO 선임.</w:t>
-      </w:r>
-      <w:r>
-        <w:t xml:space="preserve">”</w:t>
-      </w:r>
-      <w:r>
-        <w:t xml:space="preserve"> </w:t>
-      </w:r>
-      <w:r>
-        <w:t xml:space="preserve">두 문장. 둘 다 사실.</w:t>
-      </w:r>
-    </w:p>
-    <w:p>
-      <w:pPr>
-        <w:numPr>
-          <w:ilvl w:val="0"/>
-          <w:numId w:val="1003"/>
-        </w:numPr>
+    </w:p>
+    <w:p>
+      <w:pPr>
+        <w:pStyle w:val="BodyText"/>
       </w:pPr>
       <w:r>
         <w:t xml:space="preserve">ELAINE: Priya. Thirty years in this business. I’ve seen many founders choose a successor.</w:t>
       </w:r>
-      <w:r>
-        <w:t xml:space="preserve"> </w:t>
-      </w:r>
-      <w:r>
-        <w:t xml:space="preserve">일레인: 프리야. 이 업계 30년. 후임자를 고르는 창업자를 많이 봤어요.</w:t>
-      </w:r>
-    </w:p>
-    <w:p>
-      <w:pPr>
-        <w:numPr>
-          <w:ilvl w:val="0"/>
-          <w:numId w:val="1003"/>
-        </w:numPr>
+    </w:p>
+    <w:p>
+      <w:pPr>
+        <w:pStyle w:val="BodyText"/>
       </w:pPr>
       <w:r>
         <w:t xml:space="preserve">PRIYA: And?</w:t>
       </w:r>
-      <w:r>
-        <w:t xml:space="preserve"> </w:t>
-      </w:r>
-      <w:r>
-        <w:t xml:space="preserve">프리야: 그리고요?</w:t>
-      </w:r>
-    </w:p>
-    <w:p>
-      <w:pPr>
-        <w:numPr>
-          <w:ilvl w:val="0"/>
-          <w:numId w:val="1003"/>
-        </w:numPr>
+    </w:p>
+    <w:p>
+      <w:pPr>
+        <w:pStyle w:val="BodyText"/>
       </w:pPr>
       <w:r>
         <w:t xml:space="preserve">ELAINE: A founder who chooses her successor is rare. A founder who lets the successor lead is rarer.</w:t>
       </w:r>
-      <w:r>
-        <w:t xml:space="preserve"> </w:t>
-      </w:r>
-      <w:r>
-        <w:t xml:space="preserve">일레인: 후임자를 고르는 창업자는 드물어요. 후임자가 이끌게 두는 창업자는 더 드물죠.</w:t>
-      </w:r>
-    </w:p>
-    <w:p>
-      <w:pPr>
-        <w:numPr>
-          <w:ilvl w:val="0"/>
-          <w:numId w:val="1003"/>
-        </w:numPr>
+    </w:p>
+    <w:p>
+      <w:pPr>
+        <w:pStyle w:val="BodyText"/>
       </w:pPr>
       <w:r>
         <w:t xml:space="preserve">PRIYA: Then I’ll be rarer. I’ve had practice. I let Noah lead for seven years.</w:t>
-      </w:r>
-      <w:r>
-        <w:t xml:space="preserve"> </w:t>
-      </w:r>
-      <w:r>
-        <w:t xml:space="preserve">프리야: 그럼 더 드문 쪽이 될게요. 연습했거든요. 7년 동안 노아가 이끌게 뒀잖아요.</w:t>
       </w:r>
     </w:p>
     <w:bookmarkEnd w:id="23"/>
@@ -2261,350 +1304,167 @@
     </w:p>
     <w:p>
       <w:pPr>
-        <w:numPr>
-          <w:ilvl w:val="0"/>
-          <w:numId w:val="1004"/>
-        </w:numPr>
+        <w:pStyle w:val="FirstParagraph"/>
       </w:pPr>
       <w:r>
         <w:t xml:space="preserve">MARISOL: Dr. Raman. Mr. Bennett. Thank you. I read your FlexLink paper twice. The second time, I took notes.</w:t>
       </w:r>
-      <w:r>
-        <w:t xml:space="preserve"> </w:t>
-      </w:r>
-      <w:r>
-        <w:t xml:space="preserve">마리솔: 라만 박사님. 베넷 대표님. 감사합니다. FlexLink 논문을 두 번 읽었어요. 두 번째엔 메모하면서.</w:t>
-      </w:r>
-    </w:p>
-    <w:p>
-      <w:pPr>
-        <w:numPr>
-          <w:ilvl w:val="0"/>
-          <w:numId w:val="1004"/>
-        </w:numPr>
+    </w:p>
+    <w:p>
+      <w:pPr>
+        <w:pStyle w:val="BodyText"/>
       </w:pPr>
       <w:r>
         <w:t xml:space="preserve">PRIYA: Thank you. I’ll be direct. Tell me about a failure. A real one. With data.</w:t>
       </w:r>
-      <w:r>
-        <w:t xml:space="preserve"> </w:t>
-      </w:r>
-      <w:r>
-        <w:t xml:space="preserve">프리야: 고마워요. 직접적으로 할게요. 실패 하나를 말해 줘요. 진짜로. 데이터와 함께.</w:t>
-      </w:r>
-    </w:p>
-    <w:p>
-      <w:pPr>
-        <w:numPr>
-          <w:ilvl w:val="0"/>
-          <w:numId w:val="1004"/>
-        </w:numPr>
+    </w:p>
+    <w:p>
+      <w:pPr>
+        <w:pStyle w:val="BodyText"/>
       </w:pPr>
       <w:r>
         <w:t xml:space="preserve">MARISOL: Four years ago. A new implant coating. Two weeks before launch, my team found a sterilisation validation failure.</w:t>
       </w:r>
-      <w:r>
-        <w:t xml:space="preserve"> </w:t>
-      </w:r>
-      <w:r>
-        <w:t xml:space="preserve">마리솔: 4년 전. 새 임플란트 코팅. 출시 2주 전, 우리 팀이 멸균 검증 실패를 발견했어요.</w:t>
-      </w:r>
-    </w:p>
-    <w:p>
-      <w:pPr>
-        <w:numPr>
-          <w:ilvl w:val="0"/>
-          <w:numId w:val="1004"/>
-        </w:numPr>
+    </w:p>
+    <w:p>
+      <w:pPr>
+        <w:pStyle w:val="BodyText"/>
       </w:pPr>
       <w:r>
         <w:t xml:space="preserve">NOAH: What did you do?</w:t>
       </w:r>
-      <w:r>
-        <w:t xml:space="preserve"> </w:t>
-      </w:r>
-      <w:r>
-        <w:t xml:space="preserve">노아: 어떻게 했어요?</w:t>
-      </w:r>
-    </w:p>
-    <w:p>
-      <w:pPr>
-        <w:numPr>
-          <w:ilvl w:val="0"/>
-          <w:numId w:val="1004"/>
-        </w:numPr>
+    </w:p>
+    <w:p>
+      <w:pPr>
+        <w:pStyle w:val="BodyText"/>
       </w:pPr>
       <w:r>
         <w:t xml:space="preserve">MARISOL: I told the CEO the same day, in writing, because a problem that’s only spoken can be forgotten. We delayed six months. My bonus disappeared, and so did two customers. But no patient ever received an implant we weren’t sure about.</w:t>
       </w:r>
-      <w:r>
-        <w:t xml:space="preserve"> </w:t>
-      </w:r>
-      <w:r>
-        <w:t xml:space="preserve">마리솔: 그날 CEO에게 말했어요. 서면으로요. 말로만 한 문제는 잊힐 수 있으니까. 6개월 연기했죠. 내 보너스가 사라졌고, 고객 둘도 떠났어요. 하지만 우리가 확신하지 못한 임플란트를 받은 환자는 한 명도 없었어요.</w:t>
-      </w:r>
-    </w:p>
-    <w:p>
-      <w:pPr>
-        <w:numPr>
-          <w:ilvl w:val="0"/>
-          <w:numId w:val="1004"/>
-        </w:numPr>
+    </w:p>
+    <w:p>
+      <w:pPr>
+        <w:pStyle w:val="BodyText"/>
       </w:pPr>
       <w:r>
         <w:t xml:space="preserve">PRIYA: Show me the data. What was the failure rate?</w:t>
       </w:r>
-      <w:r>
-        <w:t xml:space="preserve"> </w:t>
-      </w:r>
-      <w:r>
-        <w:t xml:space="preserve">프리야: 데이터를 보여 줘요. 실패율이 얼마였어요?</w:t>
-      </w:r>
-    </w:p>
-    <w:p>
-      <w:pPr>
-        <w:numPr>
-          <w:ilvl w:val="0"/>
-          <w:numId w:val="1004"/>
-        </w:numPr>
+    </w:p>
+    <w:p>
+      <w:pPr>
+        <w:pStyle w:val="BodyText"/>
       </w:pPr>
       <w:r>
         <w:t xml:space="preserve">MARISOL: Three of thirty samples. Ten percent. Within the regulator’s acceptance range at the time. But not within ours.</w:t>
       </w:r>
-      <w:r>
-        <w:t xml:space="preserve"> </w:t>
-      </w:r>
-      <w:r>
-        <w:t xml:space="preserve">마리솔: 30개 중 3개. 10%. 당시 규제 기관 허용 범위 안이었어요. 하지만 우리 기준 안은 아니었고요.</w:t>
-      </w:r>
-    </w:p>
-    <w:p>
-      <w:pPr>
-        <w:numPr>
-          <w:ilvl w:val="0"/>
-          <w:numId w:val="1004"/>
-        </w:numPr>
+    </w:p>
+    <w:p>
+      <w:pPr>
+        <w:pStyle w:val="BodyText"/>
       </w:pPr>
       <w:r>
         <w:t xml:space="preserve">NOAH: Leo would like her.</w:t>
       </w:r>
-      <w:r>
-        <w:t xml:space="preserve"> </w:t>
-      </w:r>
-      <w:r>
-        <w:t xml:space="preserve">노아: 레오가 좋아하겠네요.</w:t>
-      </w:r>
-    </w:p>
-    <w:p>
-      <w:pPr>
-        <w:numPr>
-          <w:ilvl w:val="0"/>
-          <w:numId w:val="1004"/>
-        </w:numPr>
+    </w:p>
+    <w:p>
+      <w:pPr>
+        <w:pStyle w:val="BodyText"/>
       </w:pPr>
       <w:r>
         <w:t xml:space="preserve">PRIYA: Leo would hug her. He doesn’t hug anyone.</w:t>
       </w:r>
-      <w:r>
-        <w:t xml:space="preserve"> </w:t>
-      </w:r>
-      <w:r>
-        <w:t xml:space="preserve">프리야: 레오는 안아 줄 거예요. 아무도 안 안는데.</w:t>
-      </w:r>
-    </w:p>
-    <w:p>
-      <w:pPr>
-        <w:numPr>
-          <w:ilvl w:val="0"/>
-          <w:numId w:val="1004"/>
-        </w:numPr>
+    </w:p>
+    <w:p>
+      <w:pPr>
+        <w:pStyle w:val="BodyText"/>
       </w:pPr>
       <w:r>
         <w:t xml:space="preserve">MARISOL: May I ask a question now? It’s uncomfortable.</w:t>
       </w:r>
-      <w:r>
-        <w:t xml:space="preserve"> </w:t>
-      </w:r>
-      <w:r>
-        <w:t xml:space="preserve">마리솔: 이제 제가 질문해도 될까요? 불편한 질문이에요.</w:t>
-      </w:r>
-    </w:p>
-    <w:p>
-      <w:pPr>
-        <w:numPr>
-          <w:ilvl w:val="0"/>
-          <w:numId w:val="1004"/>
-        </w:numPr>
+    </w:p>
+    <w:p>
+      <w:pPr>
+        <w:pStyle w:val="BodyText"/>
       </w:pPr>
       <w:r>
         <w:t xml:space="preserve">PRIYA: Please. Uncomfortable questions are the only useful ones.</w:t>
       </w:r>
-      <w:r>
-        <w:t xml:space="preserve"> </w:t>
-      </w:r>
-      <w:r>
-        <w:t xml:space="preserve">프리야: 부탁해요. 불편한 질문만 쓸모 있어요.</w:t>
-      </w:r>
-    </w:p>
-    <w:p>
-      <w:pPr>
-        <w:numPr>
-          <w:ilvl w:val="0"/>
-          <w:numId w:val="1004"/>
-        </w:numPr>
+    </w:p>
+    <w:p>
+      <w:pPr>
+        <w:pStyle w:val="BodyText"/>
       </w:pPr>
       <w:r>
         <w:t xml:space="preserve">MARISOL: Will you let me be CTO? Or will you be CTO with a different title? I ask because I’ve seen founders do that. They hire someone with experience, then keep making the real decisions in the corridor, and the new person leaves within a year.</w:t>
       </w:r>
-      <w:r>
-        <w:t xml:space="preserve"> </w:t>
-      </w:r>
-      <w:r>
-        <w:t xml:space="preserve">마리솔: 제가 CTO가 되게 두실 건가요? 아니면 다른 직함으로 CTO를 하실 건가요? 그러는 창업자들을 봤기 때문에 묻는 거예요. 경험 있는 사람을 뽑아 놓고는 진짜 결정은 계속 복도에서 하고, 새로 온 사람은 1년 안에 떠나죠.</w:t>
-      </w:r>
-    </w:p>
-    <w:p>
-      <w:pPr>
-        <w:numPr>
-          <w:ilvl w:val="0"/>
-          <w:numId w:val="1004"/>
-        </w:numPr>
+    </w:p>
+    <w:p>
+      <w:pPr>
+        <w:pStyle w:val="BodyText"/>
       </w:pPr>
       <w:r>
         <w:t xml:space="preserve">NOAH: …</w:t>
       </w:r>
-      <w:r>
-        <w:t xml:space="preserve"> </w:t>
-      </w:r>
-      <w:r>
-        <w:t xml:space="preserve">노아: …</w:t>
-      </w:r>
-    </w:p>
-    <w:p>
-      <w:pPr>
-        <w:numPr>
-          <w:ilvl w:val="0"/>
-          <w:numId w:val="1004"/>
-        </w:numPr>
+    </w:p>
+    <w:p>
+      <w:pPr>
+        <w:pStyle w:val="BodyText"/>
       </w:pPr>
       <w:r>
         <w:t xml:space="preserve">PRIYA: …That’s a very good question. Better than mine.</w:t>
       </w:r>
-      <w:r>
-        <w:t xml:space="preserve"> </w:t>
-      </w:r>
-      <w:r>
-        <w:t xml:space="preserve">프리야: …아주 좋은 질문이에요. 내 것보다 나아요.</w:t>
-      </w:r>
-    </w:p>
-    <w:p>
-      <w:pPr>
-        <w:numPr>
-          <w:ilvl w:val="0"/>
-          <w:numId w:val="1004"/>
-        </w:numPr>
+    </w:p>
+    <w:p>
+      <w:pPr>
+        <w:pStyle w:val="BodyText"/>
       </w:pPr>
       <w:r>
         <w:t xml:space="preserve">MARISOL: And the answer?</w:t>
       </w:r>
-      <w:r>
-        <w:t xml:space="preserve"> </w:t>
-      </w:r>
-      <w:r>
-        <w:t xml:space="preserve">마리솔: 그래서 답은요?</w:t>
-      </w:r>
-    </w:p>
-    <w:p>
-      <w:pPr>
-        <w:numPr>
-          <w:ilvl w:val="0"/>
-          <w:numId w:val="1004"/>
-        </w:numPr>
+    </w:p>
+    <w:p>
+      <w:pPr>
+        <w:pStyle w:val="BodyText"/>
       </w:pPr>
       <w:r>
         <w:t xml:space="preserve">PRIYA: Honestly? I’ll try not to, and I’ll fail sometimes, because I’ve been doing this job for seven years and habits don’t disappear with a new title. So when I interfere, tell me. Not in an email. In front of Noah.</w:t>
       </w:r>
-      <w:r>
-        <w:t xml:space="preserve"> </w:t>
-      </w:r>
-      <w:r>
-        <w:t xml:space="preserve">프리야: 솔직히요? 안 그러려고 노력할 거고, 가끔은 실패할 거예요. 7년 동안 이 일을 해 왔고, 습관은 새 직함으로 사라지지 않으니까요. 그러니 내가 간섭하면 말해요. 이메일 말고. 노아 앞에서.</w:t>
-      </w:r>
-    </w:p>
-    <w:p>
-      <w:pPr>
-        <w:numPr>
-          <w:ilvl w:val="0"/>
-          <w:numId w:val="1004"/>
-        </w:numPr>
+    </w:p>
+    <w:p>
+      <w:pPr>
+        <w:pStyle w:val="BodyText"/>
       </w:pPr>
       <w:r>
         <w:t xml:space="preserve">MARISOL: In front of Noah. Not privately?</w:t>
       </w:r>
-      <w:r>
-        <w:t xml:space="preserve"> </w:t>
-      </w:r>
-      <w:r>
-        <w:t xml:space="preserve">마리솔: 노아 앞에서요. 따로가 아니라?</w:t>
-      </w:r>
-    </w:p>
-    <w:p>
-      <w:pPr>
-        <w:numPr>
-          <w:ilvl w:val="0"/>
-          <w:numId w:val="1004"/>
-        </w:numPr>
+    </w:p>
+    <w:p>
+      <w:pPr>
+        <w:pStyle w:val="BodyText"/>
       </w:pPr>
       <w:r>
         <w:t xml:space="preserve">PRIYA: Privately, I’ll argue. In front of Noah, I’ll be embarrassed. Embarrassment works better on me.</w:t>
       </w:r>
-      <w:r>
-        <w:t xml:space="preserve"> </w:t>
-      </w:r>
-      <w:r>
-        <w:t xml:space="preserve">프리야: 따로면 논쟁할 거예요. 노아 앞에선 창피하겠죠. 나한텐 창피함이 더 잘 통해요.</w:t>
-      </w:r>
-    </w:p>
-    <w:p>
-      <w:pPr>
-        <w:numPr>
-          <w:ilvl w:val="0"/>
-          <w:numId w:val="1004"/>
-        </w:numPr>
+    </w:p>
+    <w:p>
+      <w:pPr>
+        <w:pStyle w:val="BodyText"/>
       </w:pPr>
       <w:r>
         <w:t xml:space="preserve">NOAH: It’s true. I’ve seen it. Twice.</w:t>
       </w:r>
-      <w:r>
-        <w:t xml:space="preserve"> </w:t>
-      </w:r>
-      <w:r>
-        <w:t xml:space="preserve">노아: 사실이에요. 봤어요. 두 번.</w:t>
-      </w:r>
-    </w:p>
-    <w:p>
-      <w:pPr>
-        <w:numPr>
-          <w:ilvl w:val="0"/>
-          <w:numId w:val="1004"/>
-        </w:numPr>
+    </w:p>
+    <w:p>
+      <w:pPr>
+        <w:pStyle w:val="BodyText"/>
       </w:pPr>
       <w:r>
         <w:t xml:space="preserve">MARISOL: Then I have one condition. Thirty minutes a week. Just us. No vetoes. We disagree in the room.</w:t>
       </w:r>
-      <w:r>
-        <w:t xml:space="preserve"> </w:t>
-      </w:r>
-      <w:r>
-        <w:t xml:space="preserve">마리솔: 그럼 저도 조건이 하나 있어요. 매주 30분. 우리 둘만. 거부권 없이. 방 안에서 반대하기.</w:t>
-      </w:r>
-    </w:p>
-    <w:p>
-      <w:pPr>
-        <w:numPr>
-          <w:ilvl w:val="0"/>
-          <w:numId w:val="1004"/>
-        </w:numPr>
+    </w:p>
+    <w:p>
+      <w:pPr>
+        <w:pStyle w:val="BodyText"/>
       </w:pPr>
       <w:r>
         <w:t xml:space="preserve">PRIYA:</w:t>
@@ -2627,11 +1487,13 @@
       <w:r>
         <w:t xml:space="preserve">You’ve read our principles.</w:t>
       </w:r>
-      <w:r>
-        <w:t xml:space="preserve"> </w:t>
-      </w:r>
-      <w:r>
-        <w:t xml:space="preserve">프리야:</w:t>
+    </w:p>
+    <w:p>
+      <w:pPr>
+        <w:pStyle w:val="BodyText"/>
+      </w:pPr>
+      <w:r>
+        <w:t xml:space="preserve">MARISOL: On the website. And on the wall in your lobby. Someone wrote</w:t>
       </w:r>
       <w:r>
         <w:t xml:space="preserve"> </w:t>
@@ -2640,7 +1502,7 @@
         <w:t xml:space="preserve">“</w:t>
       </w:r>
       <w:r>
-        <w:t xml:space="preserve">안에선 논쟁.</w:t>
+        <w:t xml:space="preserve">Four is a company</w:t>
       </w:r>
       <w:r>
         <w:t xml:space="preserve">”</w:t>
@@ -2649,108 +1511,31 @@
         <w:t xml:space="preserve"> </w:t>
       </w:r>
       <w:r>
-        <w:t xml:space="preserve">우리 원칙을 읽었군요.</w:t>
-      </w:r>
-    </w:p>
-    <w:p>
-      <w:pPr>
-        <w:numPr>
-          <w:ilvl w:val="0"/>
-          <w:numId w:val="1004"/>
-        </w:numPr>
-      </w:pPr>
-      <w:r>
-        <w:t xml:space="preserve">MARISOL: On the website. And on the wall in your lobby. Someone wrote</w:t>
-      </w:r>
-      <w:r>
-        <w:t xml:space="preserve"> </w:t>
-      </w:r>
-      <w:r>
-        <w:t xml:space="preserve">“</w:t>
-      </w:r>
-      <w:r>
-        <w:t xml:space="preserve">Four is a company</w:t>
-      </w:r>
-      <w:r>
-        <w:t xml:space="preserve">”</w:t>
-      </w:r>
-      <w:r>
-        <w:t xml:space="preserve"> </w:t>
-      </w:r>
-      <w:r>
         <w:t xml:space="preserve">under them. In marker.</w:t>
       </w:r>
-      <w:r>
-        <w:t xml:space="preserve"> </w:t>
-      </w:r>
-      <w:r>
-        <w:t xml:space="preserve">마리솔: 웹사이트에서. 그리고 로비 벽에서. 누가 그 밑에 마커로</w:t>
-      </w:r>
-      <w:r>
-        <w:t xml:space="preserve"> </w:t>
-      </w:r>
-      <w:r>
-        <w:t xml:space="preserve">“</w:t>
-      </w:r>
-      <w:r>
-        <w:t xml:space="preserve">넷은 회사다</w:t>
-      </w:r>
-      <w:r>
-        <w:t xml:space="preserve">”</w:t>
-      </w:r>
-      <w:r>
-        <w:t xml:space="preserve">라고 썼더군요.</w:t>
-      </w:r>
-    </w:p>
-    <w:p>
-      <w:pPr>
-        <w:numPr>
-          <w:ilvl w:val="0"/>
-          <w:numId w:val="1004"/>
-        </w:numPr>
+    </w:p>
+    <w:p>
+      <w:pPr>
+        <w:pStyle w:val="BodyText"/>
       </w:pPr>
       <w:r>
         <w:t xml:space="preserve">NOAH: That’s Marcus. We’ll talk to him.</w:t>
       </w:r>
-      <w:r>
-        <w:t xml:space="preserve"> </w:t>
-      </w:r>
-      <w:r>
-        <w:t xml:space="preserve">노아: 마커스예요. 얘기해 볼게요.</w:t>
-      </w:r>
-    </w:p>
-    <w:p>
-      <w:pPr>
-        <w:numPr>
-          <w:ilvl w:val="0"/>
-          <w:numId w:val="1004"/>
-        </w:numPr>
+    </w:p>
+    <w:p>
+      <w:pPr>
+        <w:pStyle w:val="BodyText"/>
       </w:pPr>
       <w:r>
         <w:t xml:space="preserve">PRIYA: Don’t. Leave it. Dr. Vega, I’d like you to be our CTO. If the board agrees.</w:t>
       </w:r>
-      <w:r>
-        <w:t xml:space="preserve"> </w:t>
-      </w:r>
-      <w:r>
-        <w:t xml:space="preserve">프리야: 하지 마요. 그대로 둬요. 베가 박사님, 우리 CTO가 돼 주셨으면 해요. 이사회가 동의하면.</w:t>
-      </w:r>
-    </w:p>
-    <w:p>
-      <w:pPr>
-        <w:numPr>
-          <w:ilvl w:val="0"/>
-          <w:numId w:val="1004"/>
-        </w:numPr>
+    </w:p>
+    <w:p>
+      <w:pPr>
+        <w:pStyle w:val="BodyText"/>
       </w:pPr>
       <w:r>
         <w:t xml:space="preserve">MARISOL: Subject to the board. And to thirty minutes a week. Then yes.</w:t>
-      </w:r>
-      <w:r>
-        <w:t xml:space="preserve"> </w:t>
-      </w:r>
-      <w:r>
-        <w:t xml:space="preserve">마리솔: 이사회 조건으로. 그리고 매주 30분 조건으로. 그럼 예스예요.</w:t>
       </w:r>
     </w:p>
     <w:bookmarkEnd w:id="24"/>
@@ -2765,180 +1550,87 @@
     </w:p>
     <w:p>
       <w:pPr>
-        <w:numPr>
-          <w:ilvl w:val="0"/>
-          <w:numId w:val="1005"/>
-        </w:numPr>
+        <w:pStyle w:val="FirstParagraph"/>
       </w:pPr>
       <w:r>
         <w:t xml:space="preserve">LEO: Priya. You’re wearing a lab coat. I haven’t seen that in two years.</w:t>
       </w:r>
-      <w:r>
-        <w:t xml:space="preserve"> </w:t>
-      </w:r>
-      <w:r>
-        <w:t xml:space="preserve">레오: 프리야. 실험복을 입었네요. 2년 동안 못 봤는데.</w:t>
-      </w:r>
-    </w:p>
-    <w:p>
-      <w:pPr>
-        <w:numPr>
-          <w:ilvl w:val="0"/>
-          <w:numId w:val="1005"/>
-        </w:numPr>
+    </w:p>
+    <w:p>
+      <w:pPr>
+        <w:pStyle w:val="BodyText"/>
       </w:pPr>
       <w:r>
         <w:t xml:space="preserve">PRIYA: It still fits. Barely. Airport food.</w:t>
       </w:r>
-      <w:r>
-        <w:t xml:space="preserve"> </w:t>
-      </w:r>
-      <w:r>
-        <w:t xml:space="preserve">프리야: 아직 맞아요. 간신히. 공항 음식 때문에.</w:t>
-      </w:r>
-    </w:p>
-    <w:p>
-      <w:pPr>
-        <w:numPr>
-          <w:ilvl w:val="0"/>
-          <w:numId w:val="1005"/>
-        </w:numPr>
+    </w:p>
+    <w:p>
+      <w:pPr>
+        <w:pStyle w:val="BodyText"/>
       </w:pPr>
       <w:r>
         <w:t xml:space="preserve">LEO: I met Dr. Vega in the corridor. She asked me about the stopper. B-2207. She’d read the recall report.</w:t>
       </w:r>
-      <w:r>
-        <w:t xml:space="preserve"> </w:t>
-      </w:r>
-      <w:r>
-        <w:t xml:space="preserve">레오: 복도에서 베가 박사를 만났어요. 마개에 대해 물었어요. B-2207. 회수 보고서를 읽었더라고요.</w:t>
-      </w:r>
-    </w:p>
-    <w:p>
-      <w:pPr>
-        <w:numPr>
-          <w:ilvl w:val="0"/>
-          <w:numId w:val="1005"/>
-        </w:numPr>
+    </w:p>
+    <w:p>
+      <w:pPr>
+        <w:pStyle w:val="BodyText"/>
       </w:pPr>
       <w:r>
         <w:t xml:space="preserve">PRIYA: And?</w:t>
       </w:r>
-      <w:r>
-        <w:t xml:space="preserve"> </w:t>
-      </w:r>
-      <w:r>
-        <w:t xml:space="preserve">프리야: 그래서?</w:t>
-      </w:r>
-    </w:p>
-    <w:p>
-      <w:pPr>
-        <w:numPr>
-          <w:ilvl w:val="0"/>
-          <w:numId w:val="1005"/>
-        </w:numPr>
+    </w:p>
+    <w:p>
+      <w:pPr>
+        <w:pStyle w:val="BodyText"/>
       </w:pPr>
       <w:r>
         <w:t xml:space="preserve">LEO: I almost hugged her.</w:t>
       </w:r>
-      <w:r>
-        <w:t xml:space="preserve"> </w:t>
-      </w:r>
-      <w:r>
-        <w:t xml:space="preserve">레오: 거의 안을 뻔했어요.</w:t>
-      </w:r>
-    </w:p>
-    <w:p>
-      <w:pPr>
-        <w:numPr>
-          <w:ilvl w:val="0"/>
-          <w:numId w:val="1005"/>
-        </w:numPr>
+    </w:p>
+    <w:p>
+      <w:pPr>
+        <w:pStyle w:val="BodyText"/>
       </w:pPr>
       <w:r>
         <w:t xml:space="preserve">NOAH: Priya. How does it feel?</w:t>
       </w:r>
-      <w:r>
-        <w:t xml:space="preserve"> </w:t>
-      </w:r>
-      <w:r>
-        <w:t xml:space="preserve">노아: 프리야. 기분이 어때요?</w:t>
-      </w:r>
-    </w:p>
-    <w:p>
-      <w:pPr>
-        <w:numPr>
-          <w:ilvl w:val="0"/>
-          <w:numId w:val="1005"/>
-        </w:numPr>
+    </w:p>
+    <w:p>
+      <w:pPr>
+        <w:pStyle w:val="BodyText"/>
       </w:pPr>
       <w:r>
         <w:t xml:space="preserve">PRIYA: Like the first day at Capital BioWorks. Bench fourteen. No budget. Just a problem.</w:t>
       </w:r>
-      <w:r>
-        <w:t xml:space="preserve"> </w:t>
-      </w:r>
-      <w:r>
-        <w:t xml:space="preserve">프리야: 캐피털 바이오웍스 첫날 같아요. 14번 실험대. 예산 없이. 문제 하나만.</w:t>
-      </w:r>
-    </w:p>
-    <w:p>
-      <w:pPr>
-        <w:numPr>
-          <w:ilvl w:val="0"/>
-          <w:numId w:val="1005"/>
-        </w:numPr>
+    </w:p>
+    <w:p>
+      <w:pPr>
+        <w:pStyle w:val="BodyText"/>
       </w:pPr>
       <w:r>
         <w:t xml:space="preserve">NOAH: What’s the problem today?</w:t>
       </w:r>
-      <w:r>
-        <w:t xml:space="preserve"> </w:t>
-      </w:r>
-      <w:r>
-        <w:t xml:space="preserve">노아: 오늘의 문제는 뭐예요?</w:t>
-      </w:r>
-    </w:p>
-    <w:p>
-      <w:pPr>
-        <w:numPr>
-          <w:ilvl w:val="0"/>
-          <w:numId w:val="1005"/>
-        </w:numPr>
+    </w:p>
+    <w:p>
+      <w:pPr>
+        <w:pStyle w:val="BodyText"/>
       </w:pPr>
       <w:r>
         <w:t xml:space="preserve">PRIYA: A skin booster that spreads evenly. Lasts six months. And dissolves on demand. Three things. Usually you get two.</w:t>
       </w:r>
-      <w:r>
-        <w:t xml:space="preserve"> </w:t>
-      </w:r>
-      <w:r>
-        <w:t xml:space="preserve">프리야: 고르게 퍼지고. 6개월 가고. 필요할 때 녹는 스킨부스터. 세 가지. 보통은 두 개만 얻죠.</w:t>
-      </w:r>
-    </w:p>
-    <w:p>
-      <w:pPr>
-        <w:numPr>
-          <w:ilvl w:val="0"/>
-          <w:numId w:val="1005"/>
-        </w:numPr>
+    </w:p>
+    <w:p>
+      <w:pPr>
+        <w:pStyle w:val="BodyText"/>
       </w:pPr>
       <w:r>
         <w:t xml:space="preserve">NOAH: Break the trade-off. Again.</w:t>
       </w:r>
-      <w:r>
-        <w:t xml:space="preserve"> </w:t>
-      </w:r>
-      <w:r>
-        <w:t xml:space="preserve">노아: 트레이드오프를 깨요. 다시.</w:t>
-      </w:r>
-    </w:p>
-    <w:p>
-      <w:pPr>
-        <w:numPr>
-          <w:ilvl w:val="0"/>
-          <w:numId w:val="1005"/>
-        </w:numPr>
+    </w:p>
+    <w:p>
+      <w:pPr>
+        <w:pStyle w:val="BodyText"/>
       </w:pPr>
       <w:r>
         <w:t xml:space="preserve">PRIYA: Again. And Noah. Third box on the napkin.</w:t>
@@ -2961,11 +1653,21 @@
       <w:r>
         <w:t xml:space="preserve">I filled it in.</w:t>
       </w:r>
-      <w:r>
-        <w:t xml:space="preserve"> </w:t>
-      </w:r>
-      <w:r>
-        <w:t xml:space="preserve">프리야: 다시. 그리고 노아. 냅킨 세 번째 상자.</w:t>
+    </w:p>
+    <w:p>
+      <w:pPr>
+        <w:pStyle w:val="BodyText"/>
+      </w:pPr>
+      <w:r>
+        <w:t xml:space="preserve">NOAH: What did you write?</w:t>
+      </w:r>
+    </w:p>
+    <w:p>
+      <w:pPr>
+        <w:pStyle w:val="BodyText"/>
+      </w:pPr>
+      <w:r>
+        <w:t xml:space="preserve">PRIYA: I wrote,</w:t>
       </w:r>
       <w:r>
         <w:t xml:space="preserve"> </w:t>
@@ -2974,7 +1676,7 @@
         <w:t xml:space="preserve">“</w:t>
       </w:r>
       <w:r>
-        <w:t xml:space="preserve">내가 놓을 것.</w:t>
+        <w:t xml:space="preserve">Being needed in every room.</w:t>
       </w:r>
       <w:r>
         <w:t xml:space="preserve">”</w:t>
@@ -2983,35 +1685,15 @@
         <w:t xml:space="preserve"> </w:t>
       </w:r>
       <w:r>
-        <w:t xml:space="preserve">채웠어요.</w:t>
-      </w:r>
-    </w:p>
-    <w:p>
-      <w:pPr>
-        <w:numPr>
-          <w:ilvl w:val="0"/>
-          <w:numId w:val="1005"/>
-        </w:numPr>
-      </w:pPr>
-      <w:r>
-        <w:t xml:space="preserve">NOAH: What did you write?</w:t>
-      </w:r>
-      <w:r>
-        <w:t xml:space="preserve"> </w:t>
-      </w:r>
-      <w:r>
-        <w:t xml:space="preserve">노아: 뭐라고 썼어요?</w:t>
-      </w:r>
-    </w:p>
-    <w:p>
-      <w:pPr>
-        <w:numPr>
-          <w:ilvl w:val="0"/>
-          <w:numId w:val="1005"/>
-        </w:numPr>
-      </w:pPr>
-      <w:r>
-        <w:t xml:space="preserve">PRIYA: I wrote,</w:t>
+        <w:t xml:space="preserve">For seven years, I thought being in every meeting meant I was important. It actually meant nobody else had room to grow. I learned it from watching you. The hard way.</w:t>
+      </w:r>
+    </w:p>
+    <w:p>
+      <w:pPr>
+        <w:pStyle w:val="BodyText"/>
+      </w:pPr>
+      <w:r>
+        <w:t xml:space="preserve">ELENA: Sorry to interrupt. Noah, Lily called. The laser. November eighteenth. She confirmed. She says,</w:t>
       </w:r>
       <w:r>
         <w:t xml:space="preserve"> </w:t>
@@ -3020,110 +1702,30 @@
         <w:t xml:space="preserve">“</w:t>
       </w:r>
       <w:r>
-        <w:t xml:space="preserve">Being needed in every room.</w:t>
+        <w:t xml:space="preserve">No more</w:t>
+      </w:r>
+      <w:r>
+        <w:t xml:space="preserve"> </w:t>
+      </w:r>
+      <w:r>
+        <w:t xml:space="preserve">‘</w:t>
+      </w:r>
+      <w:r>
+        <w:t xml:space="preserve">after.</w:t>
+      </w:r>
+      <w:r>
+        <w:t xml:space="preserve">’</w:t>
       </w:r>
       <w:r>
         <w:t xml:space="preserve">”</w:t>
       </w:r>
-      <w:r>
-        <w:t xml:space="preserve"> </w:t>
-      </w:r>
-      <w:r>
-        <w:t xml:space="preserve">For seven years, I thought being in every meeting meant I was important. It actually meant nobody else had room to grow. I learned it from watching you. The hard way.</w:t>
-      </w:r>
-      <w:r>
-        <w:t xml:space="preserve"> </w:t>
-      </w:r>
-      <w:r>
-        <w:t xml:space="preserve">프리야:</w:t>
-      </w:r>
-      <w:r>
-        <w:t xml:space="preserve"> </w:t>
-      </w:r>
-      <w:r>
-        <w:t xml:space="preserve">“</w:t>
-      </w:r>
-      <w:r>
-        <w:t xml:space="preserve">모든 방에서 필요한 사람이 되는 것</w:t>
-      </w:r>
-      <w:r>
-        <w:t xml:space="preserve">”</w:t>
-      </w:r>
-      <w:r>
-        <w:t xml:space="preserve">이라고 썼어요. 7년 동안 모든 회의에 있는 게 내가 중요하다는 뜻이라고 생각했어요. 사실은 아무도 자랄 공간이 없다는 뜻이었죠. 당신을 보면서 배웠어요. 힘들게.</w:t>
-      </w:r>
-    </w:p>
-    <w:p>
-      <w:pPr>
-        <w:numPr>
-          <w:ilvl w:val="0"/>
-          <w:numId w:val="1005"/>
-        </w:numPr>
-      </w:pPr>
-      <w:r>
-        <w:t xml:space="preserve">ELENA: Sorry to interrupt. Noah, Lily called. The laser. November eighteenth. She confirmed. She says,</w:t>
-      </w:r>
-      <w:r>
-        <w:t xml:space="preserve"> </w:t>
-      </w:r>
-      <w:r>
-        <w:t xml:space="preserve">“</w:t>
-      </w:r>
-      <w:r>
-        <w:t xml:space="preserve">No more</w:t>
-      </w:r>
-      <w:r>
-        <w:t xml:space="preserve"> </w:t>
-      </w:r>
-      <w:r>
-        <w:t xml:space="preserve">‘</w:t>
-      </w:r>
-      <w:r>
-        <w:t xml:space="preserve">after.</w:t>
-      </w:r>
-      <w:r>
-        <w:t xml:space="preserve">’</w:t>
-      </w:r>
-      <w:r>
-        <w:t xml:space="preserve">”</w:t>
-      </w:r>
-      <w:r>
-        <w:t xml:space="preserve"> </w:t>
-      </w:r>
-      <w:r>
-        <w:t xml:space="preserve">엘레나: 방해해서 미안해요. 노아, 릴리가 전화했어요. 레이저. 11월 18일. 확정했대요.</w:t>
-      </w:r>
-      <w:r>
-        <w:t xml:space="preserve"> </w:t>
-      </w:r>
-      <w:r>
-        <w:t xml:space="preserve">“</w:t>
-      </w:r>
-      <w:r>
-        <w:t xml:space="preserve">더 이상 ’나중에’는 없어</w:t>
-      </w:r>
-      <w:r>
-        <w:t xml:space="preserve">”</w:t>
-      </w:r>
-      <w:r>
-        <w:t xml:space="preserve">래요.</w:t>
-      </w:r>
-    </w:p>
-    <w:p>
-      <w:pPr>
-        <w:numPr>
-          <w:ilvl w:val="0"/>
-          <w:numId w:val="1005"/>
-        </w:numPr>
+    </w:p>
+    <w:p>
+      <w:pPr>
+        <w:pStyle w:val="BodyText"/>
       </w:pPr>
       <w:r>
         <w:t xml:space="preserve">NOAH: November eighteenth. I’ll be there. The whole time. Write it on the napkin, Priya. Next to your box.</w:t>
-      </w:r>
-      <w:r>
-        <w:t xml:space="preserve"> </w:t>
-      </w:r>
-      <w:r>
-        <w:t xml:space="preserve">노아: 11월 18일. 갈게요. 처음부터 끝까지. 냅킨에 써 줘요, 프리야. 당신 상자 옆에.</w:t>
       </w:r>
     </w:p>
     <w:p>
@@ -3264,7 +1866,7 @@
               <w:jc w:val="left"/>
             </w:pPr>
             <w:r>
-              <w:t xml:space="preserve">22·33턴.</w:t>
+              <w:t xml:space="preserve">장면1.</w:t>
             </w:r>
             <w:r>
               <w:t xml:space="preserve"> </w:t>
@@ -3329,7 +1931,7 @@
               <w:jc w:val="left"/>
             </w:pPr>
             <w:r>
-              <w:t xml:space="preserve">5·9턴(상자). 역할 재설계의 기준.</w:t>
+              <w:t xml:space="preserve">도입(상자). 역할 재설계의 기준.</w:t>
             </w:r>
           </w:p>
         </w:tc>
@@ -3379,7 +1981,7 @@
               <w:jc w:val="left"/>
             </w:pPr>
             <w:r>
-              <w:t xml:space="preserve">13턴. 정직한 자기 평가.</w:t>
+              <w:t xml:space="preserve">도입. 정직한 자기 평가.</w:t>
             </w:r>
           </w:p>
         </w:tc>
@@ -3429,7 +2031,7 @@
               <w:jc w:val="left"/>
             </w:pPr>
             <w:r>
-              <w:t xml:space="preserve">51턴. 후임 선정·인수인계 계획.</w:t>
+              <w:t xml:space="preserve">장면2. 후임 선정·인수인계 계획.</w:t>
             </w:r>
           </w:p>
         </w:tc>
@@ -3479,7 +2081,7 @@
               <w:jc w:val="left"/>
             </w:pPr>
             <w:r>
-              <w:t xml:space="preserve">38턴. 보상 대신 역할.</w:t>
+              <w:t xml:space="preserve">장면1. 보상 대신 역할.</w:t>
             </w:r>
           </w:p>
         </w:tc>
@@ -3529,7 +2131,7 @@
               <w:jc w:val="left"/>
             </w:pPr>
             <w:r>
-              <w:t xml:space="preserve">40턴. 보고 라인 설계.</w:t>
+              <w:t xml:space="preserve">장면1. 보고 라인 설계.</w:t>
             </w:r>
           </w:p>
         </w:tc>
@@ -3579,7 +2181,7 @@
               <w:jc w:val="left"/>
             </w:pPr>
             <w:r>
-              <w:t xml:space="preserve">69~74턴. 발표 대상 순서.</w:t>
+              <w:t xml:space="preserve">장면2. 발표 대상 순서.</w:t>
             </w:r>
           </w:p>
         </w:tc>
@@ -3629,7 +2231,7 @@
               <w:jc w:val="left"/>
             </w:pPr>
             <w:r>
-              <w:t xml:space="preserve">82턴. 겸손을 보는 면접 질문.</w:t>
+              <w:t xml:space="preserve">절정·전환. 겸손을 보는 면접 질문.</w:t>
             </w:r>
           </w:p>
         </w:tc>
@@ -3679,7 +2281,7 @@
               <w:jc w:val="left"/>
             </w:pPr>
             <w:r>
-              <w:t xml:space="preserve">92턴. 후임자의 핵심 질문.</w:t>
+              <w:t xml:space="preserve">절정·전환. 후임자의 핵심 질문.</w:t>
             </w:r>
           </w:p>
         </w:tc>
@@ -3729,7 +2331,7 @@
               <w:jc w:val="left"/>
             </w:pPr>
             <w:r>
-              <w:t xml:space="preserve">100턴. 건강한 갈등 규칙.</w:t>
+              <w:t xml:space="preserve">절정·전환. 건강한 갈등 규칙.</w:t>
             </w:r>
           </w:p>
         </w:tc>
@@ -4331,7 +2933,7 @@
           <w:bCs/>
           <w:b/>
         </w:rPr>
-        <w:t xml:space="preserve">66턴 PRIYA:</w:t>
+        <w:t xml:space="preserve">PRIYA (장면2):</w:t>
       </w:r>
       <w:r>
         <w:t xml:space="preserve"> </w:t>
@@ -4644,9 +3246,1354 @@
         <w:t xml:space="preserve">을 대비하는 발언을 40단어 안팎으로 해 보기.</w:t>
       </w:r>
     </w:p>
+    <w:p>
+      <w:r>
+        <w:pict>
+          <v:rect style="width:0;height:1.5pt" o:hralign="center" o:hrstd="t" o:hr="t"/>
+        </w:pict>
+      </w:r>
+    </w:p>
     <w:bookmarkEnd w:id="30"/>
     <w:bookmarkEnd w:id="31"/>
+    <w:bookmarkStart w:id="37" w:name="한국어-번역"/>
+    <w:p>
+      <w:pPr>
+        <w:pStyle w:val="Heading2"/>
+      </w:pPr>
+      <w:r>
+        <w:t xml:space="preserve">한국어 번역</w:t>
+      </w:r>
+    </w:p>
+    <w:bookmarkStart w:id="32" w:name="도입-9월-22일-오후-6시-옥상-1"/>
+    <w:p>
+      <w:pPr>
+        <w:pStyle w:val="Heading3"/>
+      </w:pPr>
+      <w:r>
+        <w:t xml:space="preserve">도입 — 9월 22일 오후 6시, 옥상</w:t>
+      </w:r>
+    </w:p>
+    <w:p>
+      <w:pPr>
+        <w:pStyle w:val="FirstParagraph"/>
+      </w:pPr>
+      <w:r>
+        <w:t xml:space="preserve">프리야: 냅킨 가져왔네요. 좋아요. 뒤집어요. 뒷면은 아직 비어 있어요.</w:t>
+      </w:r>
+    </w:p>
+    <w:p>
+      <w:pPr>
+        <w:pStyle w:val="BodyText"/>
+      </w:pPr>
+      <w:r>
+        <w:t xml:space="preserve">노아: 일레인이 우릴 죽일 거예요. 역사적 문서라고요.</w:t>
+      </w:r>
+    </w:p>
+    <w:p>
+      <w:pPr>
+        <w:pStyle w:val="BodyText"/>
+      </w:pPr>
+      <w:r>
+        <w:t xml:space="preserve">프리야: 그럼 그 위에 역사를 더 만들죠. 마커 줘요.</w:t>
+      </w:r>
+    </w:p>
+    <w:p>
+      <w:pPr>
+        <w:pStyle w:val="BodyText"/>
+      </w:pPr>
+      <w:r>
+        <w:t xml:space="preserve">노아: 상자 두 개. 뭐예요?</w:t>
+      </w:r>
+    </w:p>
+    <w:p>
+      <w:pPr>
+        <w:pStyle w:val="BodyText"/>
+      </w:pPr>
+      <w:r>
+        <w:t xml:space="preserve">프리야: 왼쪽 상자.</w:t>
+      </w:r>
+      <w:r>
+        <w:t xml:space="preserve"> </w:t>
+      </w:r>
+      <w:r>
+        <w:t xml:space="preserve">“</w:t>
+      </w:r>
+      <w:r>
+        <w:t xml:space="preserve">내가 잘하는 것.</w:t>
+      </w:r>
+      <w:r>
+        <w:t xml:space="preserve">”</w:t>
+      </w:r>
+      <w:r>
+        <w:t xml:space="preserve"> </w:t>
+      </w:r>
+      <w:r>
+        <w:t xml:space="preserve">오른쪽 상자.</w:t>
+      </w:r>
+      <w:r>
+        <w:t xml:space="preserve"> </w:t>
+      </w:r>
+      <w:r>
+        <w:t xml:space="preserve">“</w:t>
+      </w:r>
+      <w:r>
+        <w:t xml:space="preserve">지금 CTO에게 필요한 것.</w:t>
+      </w:r>
+      <w:r>
+        <w:t xml:space="preserve">”</w:t>
+      </w:r>
+    </w:p>
+    <w:p>
+      <w:pPr>
+        <w:pStyle w:val="BodyText"/>
+      </w:pPr>
+      <w:r>
+        <w:t xml:space="preserve">노아: …실험실에서 했던 그 얘기네요.</w:t>
+      </w:r>
+    </w:p>
+    <w:p>
+      <w:pPr>
+        <w:pStyle w:val="BodyText"/>
+      </w:pPr>
+      <w:r>
+        <w:t xml:space="preserve">프리야: 맞아요.</w:t>
+      </w:r>
+      <w:r>
+        <w:t xml:space="preserve"> </w:t>
+      </w:r>
+      <w:r>
+        <w:t xml:space="preserve">“</w:t>
+      </w:r>
+      <w:r>
+        <w:t xml:space="preserve">나중에</w:t>
+      </w:r>
+      <w:r>
+        <w:t xml:space="preserve">”</w:t>
+      </w:r>
+      <w:r>
+        <w:t xml:space="preserve">라고 했고, 그땐 진심이었어요. 그러다 머릿속에서 클레어 목소리를 들었어요.</w:t>
+      </w:r>
+      <w:r>
+        <w:t xml:space="preserve"> </w:t>
+      </w:r>
+      <w:r>
+        <w:t xml:space="preserve">“</w:t>
+      </w:r>
+      <w:r>
+        <w:t xml:space="preserve">항상 나중이 있다.</w:t>
+      </w:r>
+      <w:r>
+        <w:t xml:space="preserve">”</w:t>
+      </w:r>
+      <w:r>
+        <w:t xml:space="preserve"> </w:t>
+      </w:r>
+      <w:r>
+        <w:t xml:space="preserve">그 말이 맞았어요. 서밋 다음엔 도쿄, 도쿄 다음엔 라인 C, 그다음엔 또 다른 게 있죠.</w:t>
+      </w:r>
+    </w:p>
+    <w:p>
+      <w:pPr>
+        <w:pStyle w:val="BodyText"/>
+      </w:pPr>
+      <w:r>
+        <w:t xml:space="preserve">노아: 이제 다들 머릿속에 클레어가 있네요. 좀 걱정돼요.</w:t>
+      </w:r>
+    </w:p>
+    <w:p>
+      <w:pPr>
+        <w:pStyle w:val="BodyText"/>
+      </w:pPr>
+      <w:r>
+        <w:t xml:space="preserve">프리야: 왼쪽 상자. 화학. 제형. 남들보다 먼저 곡선에서 문제를 보는 것. 젊은 과학자들 가르치기.</w:t>
+      </w:r>
+    </w:p>
+    <w:p>
+      <w:pPr>
+        <w:pStyle w:val="BodyText"/>
+      </w:pPr>
+      <w:r>
+        <w:t xml:space="preserve">노아: 그럼 오른쪽 상자는요?</w:t>
+      </w:r>
+    </w:p>
+    <w:p>
+      <w:pPr>
+        <w:pStyle w:val="BodyText"/>
+      </w:pPr>
+      <w:r>
+        <w:t xml:space="preserve">프리야: 300명 규모 R&amp;D 팀 키우기. 제조 이전. 라인 C. 중국. 3개 대륙의 규제 기관.</w:t>
+      </w:r>
+    </w:p>
+    <w:p>
+      <w:pPr>
+        <w:pStyle w:val="BodyText"/>
+      </w:pPr>
+      <w:r>
+        <w:t xml:space="preserve">노아: 그거 다 해 왔잖아요.</w:t>
+      </w:r>
+    </w:p>
+    <w:p>
+      <w:pPr>
+        <w:pStyle w:val="BodyText"/>
+      </w:pPr>
+      <w:r>
+        <w:t xml:space="preserve">프리야: 버텨 왔죠. 그건 달라요. 버틴 거예요. 즐긴 게 아니라. 뛰어났던 것도 아니고.</w:t>
+      </w:r>
+    </w:p>
+    <w:p>
+      <w:pPr>
+        <w:pStyle w:val="BodyText"/>
+      </w:pPr>
+      <w:r>
+        <w:t xml:space="preserve">노아: 프리야,</w:t>
+      </w:r>
+      <w:r>
+        <w:t xml:space="preserve"> </w:t>
+      </w:r>
+      <w:r>
+        <w:t xml:space="preserve">“</w:t>
+      </w:r>
+      <w:r>
+        <w:t xml:space="preserve">’대충’을 정의해 봐요.</w:t>
+      </w:r>
+      <w:r>
+        <w:t xml:space="preserve">”</w:t>
+      </w:r>
+      <w:r>
+        <w:t xml:space="preserve"> </w:t>
+      </w:r>
+      <w:r>
+        <w:t xml:space="preserve">당신이 그걸 묻게 가르쳤죠. 그럼</w:t>
+      </w:r>
+      <w:r>
+        <w:t xml:space="preserve"> </w:t>
+      </w:r>
+      <w:r>
+        <w:t xml:space="preserve">“</w:t>
+      </w:r>
+      <w:r>
+        <w:t xml:space="preserve">버텼다</w:t>
+      </w:r>
+      <w:r>
+        <w:t xml:space="preserve">”</w:t>
+      </w:r>
+      <w:r>
+        <w:t xml:space="preserve">를 정의해 봐요.</w:t>
+      </w:r>
+    </w:p>
+    <w:p>
+      <w:pPr>
+        <w:pStyle w:val="BodyText"/>
+      </w:pPr>
+      <w:r>
+        <w:t xml:space="preserve">프리야: 할 수 있어요. 데이터로. 당연히.</w:t>
+      </w:r>
+    </w:p>
     <w:bookmarkEnd w:id="32"/>
+    <w:bookmarkStart w:id="33" w:name="장면1-옥상-데이터와-두려움-1"/>
+    <w:p>
+      <w:pPr>
+        <w:pStyle w:val="Heading3"/>
+      </w:pPr>
+      <w:r>
+        <w:t xml:space="preserve">장면1 — 옥상, 데이터와 두려움</w:t>
+      </w:r>
+    </w:p>
+    <w:p>
+      <w:pPr>
+        <w:pStyle w:val="FirstParagraph"/>
+      </w:pPr>
+      <w:r>
+        <w:t xml:space="preserve">프리야: 내 일정을 분석했어요. 6개월. 모든 회의. 모든 비행.</w:t>
+      </w:r>
+    </w:p>
+    <w:p>
+      <w:pPr>
+        <w:pStyle w:val="BodyText"/>
+      </w:pPr>
+      <w:r>
+        <w:t xml:space="preserve">노아: 당연히 그랬겠죠.</w:t>
+      </w:r>
+    </w:p>
+    <w:p>
+      <w:pPr>
+        <w:pStyle w:val="BodyText"/>
+      </w:pPr>
+      <w:r>
+        <w:t xml:space="preserve">프리야: 과학에 쓴 시간이 11%였어요. 11이요. 나머지는 예산, 채용, 이사회 슬라이드, 그리고 공항. 그 일이 필요했으니 불평하는 건 아니에요. 하지만 그 일을 좋아하는 사람이 하면 더 잘할 거고, 나는 드디어 실험실에 쓸 시간이 생기겠죠.</w:t>
+      </w:r>
+    </w:p>
+    <w:p>
+      <w:pPr>
+        <w:pStyle w:val="BodyText"/>
+      </w:pPr>
+      <w:r>
+        <w:t xml:space="preserve">노아: 11%. 그건… 내가 이메일에 쓰는 시간보다 적네요.</w:t>
+      </w:r>
+    </w:p>
+    <w:p>
+      <w:pPr>
+        <w:pStyle w:val="BodyText"/>
+      </w:pPr>
+      <w:r>
+        <w:t xml:space="preserve">프리야: 그리고 스킨부스터가 두 달 늦어졌어요. 발명한 사람이 거기 쓸 시간이 없어서.</w:t>
+      </w:r>
+    </w:p>
+    <w:p>
+      <w:pPr>
+        <w:pStyle w:val="BodyText"/>
+      </w:pPr>
+      <w:r>
+        <w:t xml:space="preserve">노아: 그럼 뭘 원해요? 정확히.</w:t>
+      </w:r>
+      <w:r>
+        <w:t xml:space="preserve"> </w:t>
+      </w:r>
+      <w:r>
+        <w:t xml:space="preserve">“</w:t>
+      </w:r>
+      <w:r>
+        <w:t xml:space="preserve">나중에</w:t>
+      </w:r>
+      <w:r>
+        <w:t xml:space="preserve">”</w:t>
+      </w:r>
+      <w:r>
+        <w:t xml:space="preserve"> </w:t>
+      </w:r>
+      <w:r>
+        <w:t xml:space="preserve">말고. 지금.</w:t>
+      </w:r>
+    </w:p>
+    <w:p>
+      <w:pPr>
+        <w:pStyle w:val="BodyText"/>
+      </w:pPr>
+      <w:r>
+        <w:t xml:space="preserve">프리야: 새 역할로 옮기고 싶어요. 최고 과학 책임자. 스킨부스터. 대양과의 톡신 과학. FlexLink 2세대.</w:t>
+      </w:r>
+    </w:p>
+    <w:p>
+      <w:pPr>
+        <w:pStyle w:val="BodyText"/>
+      </w:pPr>
+      <w:r>
+        <w:t xml:space="preserve">노아: 레지스트리 과학은요? 엘레나 데이터?</w:t>
+      </w:r>
+    </w:p>
+    <w:p>
+      <w:pPr>
+        <w:pStyle w:val="BodyText"/>
+      </w:pPr>
+      <w:r>
+        <w:t xml:space="preserve">프리야: 그것도요. 6년 치 실사용 데이터. 아무도 제대로 분석 못 했어요. 내가 공항에 있었으니까.</w:t>
+      </w:r>
+    </w:p>
+    <w:p>
+      <w:pPr>
+        <w:pStyle w:val="BodyText"/>
+      </w:pPr>
+      <w:r>
+        <w:t xml:space="preserve">노아: 그럼 CTO는요?</w:t>
+      </w:r>
+    </w:p>
+    <w:p>
+      <w:pPr>
+        <w:pStyle w:val="BodyText"/>
+      </w:pPr>
+      <w:r>
+        <w:t xml:space="preserve">프리야: 규모 있게 해 본 사람. 그걸 즐기는 사람. 나보다 잘하는 사람.</w:t>
+      </w:r>
+    </w:p>
+    <w:p>
+      <w:pPr>
+        <w:pStyle w:val="BodyText"/>
+      </w:pPr>
+      <w:r>
+        <w:t xml:space="preserve">노아: …솔직해져도 될까요?</w:t>
+      </w:r>
+    </w:p>
+    <w:p>
+      <w:pPr>
+        <w:pStyle w:val="BodyText"/>
+      </w:pPr>
+      <w:r>
+        <w:t xml:space="preserve">프리야: 원칙 2번. 안에선 논쟁.</w:t>
+      </w:r>
+    </w:p>
+    <w:p>
+      <w:pPr>
+        <w:pStyle w:val="BodyText"/>
+      </w:pPr>
+      <w:r>
+        <w:t xml:space="preserve">노아: 무서워요. 문제는 이거예요. 당신이 화학이에요. 투자자들이 왜 우리가 다르냐고 물으면, 난 시장이나 마진 얘기를 안 해요.</w:t>
+      </w:r>
+      <w:r>
+        <w:t xml:space="preserve"> </w:t>
+      </w:r>
+      <w:r>
+        <w:t xml:space="preserve">“</w:t>
+      </w:r>
+      <w:r>
+        <w:t xml:space="preserve">프리야</w:t>
+      </w:r>
+      <w:r>
+        <w:t xml:space="preserve">”</w:t>
+      </w:r>
+      <w:r>
+        <w:t xml:space="preserve">라고 하죠. 당신이 CTO에서 물러나면, 그 사람들이 화학이 떠난다고 받아들일까 봐 두려워요.</w:t>
+      </w:r>
+    </w:p>
+    <w:p>
+      <w:pPr>
+        <w:pStyle w:val="BodyText"/>
+      </w:pPr>
+      <w:r>
+        <w:t xml:space="preserve">프리야: 화학을 떠나는 게 아니에요. 예산 스프레드시트를 떠나는 거죠. 화학은 나랑 같이 가요.</w:t>
+      </w:r>
+    </w:p>
+    <w:p>
+      <w:pPr>
+        <w:pStyle w:val="BodyText"/>
+      </w:pPr>
+      <w:r>
+        <w:t xml:space="preserve">노아: 하지만 직함. 세상은 직함을 읽어요.</w:t>
+      </w:r>
+      <w:r>
+        <w:t xml:space="preserve"> </w:t>
+      </w:r>
+      <w:r>
+        <w:t xml:space="preserve">“</w:t>
+      </w:r>
+      <w:r>
+        <w:t xml:space="preserve">CTO 사임.</w:t>
+      </w:r>
+      <w:r>
+        <w:t xml:space="preserve">”</w:t>
+      </w:r>
+      <w:r>
+        <w:t xml:space="preserve"> </w:t>
+      </w:r>
+      <w:r>
+        <w:t xml:space="preserve">그게 헤드라인이에요.</w:t>
+      </w:r>
+    </w:p>
+    <w:p>
+      <w:pPr>
+        <w:pStyle w:val="BodyText"/>
+      </w:pPr>
+      <w:r>
+        <w:t xml:space="preserve">프리야: 그럼 더 나은 헤드라인을 쓰죠.</w:t>
+      </w:r>
+      <w:r>
+        <w:t xml:space="preserve"> </w:t>
+      </w:r>
+      <w:r>
+        <w:t xml:space="preserve">“</w:t>
+      </w:r>
+      <w:r>
+        <w:t xml:space="preserve">공동창업자, 실험실로 돌아가다.</w:t>
+      </w:r>
+      <w:r>
+        <w:t xml:space="preserve">”</w:t>
+      </w:r>
+      <w:r>
+        <w:t xml:space="preserve"> </w:t>
+      </w:r>
+      <w:r>
+        <w:t xml:space="preserve">사실이고. 더 낫잖아요.</w:t>
+      </w:r>
+    </w:p>
+    <w:p>
+      <w:pPr>
+        <w:pStyle w:val="BodyText"/>
+      </w:pPr>
+      <w:r>
+        <w:t xml:space="preserve">노아:</w:t>
+      </w:r>
+      <w:r>
+        <w:t xml:space="preserve"> </w:t>
+      </w:r>
+      <w:r>
+        <w:t xml:space="preserve">“</w:t>
+      </w:r>
+      <w:r>
+        <w:t xml:space="preserve">물러나는 게 아니다. 새 역할로 들어서는 것이다.</w:t>
+      </w:r>
+      <w:r>
+        <w:t xml:space="preserve">”</w:t>
+      </w:r>
+    </w:p>
+    <w:p>
+      <w:pPr>
+        <w:pStyle w:val="BodyText"/>
+      </w:pPr>
+      <w:r>
+        <w:t xml:space="preserve">프리야: 바로 그거예요. 적어 둬요. 빅터한테 필요할 거예요.</w:t>
+      </w:r>
+    </w:p>
+    <w:p>
+      <w:pPr>
+        <w:pStyle w:val="BodyText"/>
+      </w:pPr>
+      <w:r>
+        <w:t xml:space="preserve">노아: 이사회 자리는요?</w:t>
+      </w:r>
+    </w:p>
+    <w:p>
+      <w:pPr>
+        <w:pStyle w:val="BodyText"/>
+      </w:pPr>
+      <w:r>
+        <w:t xml:space="preserve">프리야: 유지해요. 난 여전히 창업자예요. 그리고 여전히 멍청한 건 다 반대표를 던질 거고요.</w:t>
+      </w:r>
+    </w:p>
+    <w:p>
+      <w:pPr>
+        <w:pStyle w:val="BodyText"/>
+      </w:pPr>
+      <w:r>
+        <w:t xml:space="preserve">노아: 보상은요?</w:t>
+      </w:r>
+    </w:p>
+    <w:p>
+      <w:pPr>
+        <w:pStyle w:val="BodyText"/>
+      </w:pPr>
+      <w:r>
+        <w:t xml:space="preserve">프리야: 변동 없음. 더 달라는 것도. 덜 달라는 것도 아니에요. 다른 걸 달라는 거죠.</w:t>
+      </w:r>
+    </w:p>
+    <w:p>
+      <w:pPr>
+        <w:pStyle w:val="BodyText"/>
+      </w:pPr>
+      <w:r>
+        <w:t xml:space="preserve">노아: 누구에게 보고해요?</w:t>
+      </w:r>
+    </w:p>
+    <w:p>
+      <w:pPr>
+        <w:pStyle w:val="BodyText"/>
+      </w:pPr>
+      <w:r>
+        <w:t xml:space="preserve">프리야: 당신. 직속으로. 새 CTO 말고요. 시니어 과학자 둘이 서로에게 보고하면, 모든 의견 차이가 증거가 아니라 서열 문제가 돼요. 그건 느린 전쟁의 레시피고, 고통받는 건 가운데 낀 과학자 40명이에요.</w:t>
+      </w:r>
+    </w:p>
+    <w:p>
+      <w:pPr>
+        <w:pStyle w:val="BodyText"/>
+      </w:pPr>
+      <w:r>
+        <w:t xml:space="preserve">노아: 성공은 어떤 모습이에요? 1년 뒤에?</w:t>
+      </w:r>
+    </w:p>
+    <w:p>
+      <w:pPr>
+        <w:pStyle w:val="BodyText"/>
+      </w:pPr>
+      <w:r>
+        <w:t xml:space="preserve">프리야: 스킨부스터 한국 임상. 대양과 톡신 데이터. 첫 레지스트리 논문. 그리고 과학 시간 60%.</w:t>
+      </w:r>
+    </w:p>
+    <w:p>
+      <w:pPr>
+        <w:pStyle w:val="BodyText"/>
+      </w:pPr>
+      <w:r>
+        <w:t xml:space="preserve">노아: 11에서 60으로.</w:t>
+      </w:r>
+    </w:p>
+    <w:p>
+      <w:pPr>
+        <w:pStyle w:val="BodyText"/>
+      </w:pPr>
+      <w:r>
+        <w:t xml:space="preserve">프리야: 측정해서요. 분기마다. 데이터 보여 줄게요.</w:t>
+      </w:r>
+    </w:p>
+    <w:p>
+      <w:pPr>
+        <w:pStyle w:val="BodyText"/>
+      </w:pPr>
+      <w:r>
+        <w:t xml:space="preserve">노아: …그럼 내 답은 예스예요. 조건 하나와 함께.</w:t>
+      </w:r>
+    </w:p>
+    <w:p>
+      <w:pPr>
+        <w:pStyle w:val="BodyText"/>
+      </w:pPr>
+      <w:r>
+        <w:t xml:space="preserve">프리야: 당연히 조건이 있겠죠. 네덜란드 변호사들이랑 너무 오래 있었어요.</w:t>
+      </w:r>
+    </w:p>
+    <w:p>
+      <w:pPr>
+        <w:pStyle w:val="BodyText"/>
+      </w:pPr>
+      <w:r>
+        <w:t xml:space="preserve">노아: 후임자 선택을 도와요. 그 일을 당신보다 잘 아는 사람은 없으니까. 그리고 그 사람이 이끌게 둬요. 다르게 하더라도, 당신 방식이 더 낫다고 확신할 때도요. 특히 그럴 때요. 안 그러면 CTO가 둘이 되고, 아무도 누구에게 물어야 할지 모를 거예요.</w:t>
+      </w:r>
+    </w:p>
+    <w:p>
+      <w:pPr>
+        <w:pStyle w:val="BodyText"/>
+      </w:pPr>
+      <w:r>
+        <w:t xml:space="preserve">프리야: …그게 어려운 부분이에요. 알잖아요.</w:t>
+      </w:r>
+    </w:p>
+    <w:p>
+      <w:pPr>
+        <w:pStyle w:val="BodyText"/>
+      </w:pPr>
+      <w:r>
+        <w:t xml:space="preserve">노아: 알아요. 그래서 그게 조건이에요.</w:t>
+      </w:r>
+    </w:p>
+    <w:p>
+      <w:pPr>
+        <w:pStyle w:val="BodyText"/>
+      </w:pPr>
+      <w:r>
+        <w:t xml:space="preserve">프리야: 동의해요. 세 번째 상자를 그려요.</w:t>
+      </w:r>
+      <w:r>
+        <w:t xml:space="preserve"> </w:t>
+      </w:r>
+      <w:r>
+        <w:t xml:space="preserve">“</w:t>
+      </w:r>
+      <w:r>
+        <w:t xml:space="preserve">내가 놓을 것.</w:t>
+      </w:r>
+      <w:r>
+        <w:t xml:space="preserve">”</w:t>
+      </w:r>
+    </w:p>
+    <w:bookmarkEnd w:id="33"/>
+    <w:bookmarkStart w:id="34" w:name="장면2-9월-29일-오전-10시-승계-계획-회의-1"/>
+    <w:p>
+      <w:pPr>
+        <w:pStyle w:val="Heading3"/>
+      </w:pPr>
+      <w:r>
+        <w:t xml:space="preserve">장면2 — 9월 29일 오전 10시, 승계 계획 회의</w:t>
+      </w:r>
+    </w:p>
+    <w:p>
+      <w:pPr>
+        <w:pStyle w:val="FirstParagraph"/>
+      </w:pPr>
+      <w:r>
+        <w:t xml:space="preserve">일레인: 승계 계획. 프리야, 노아가 브리핑했어요. 무엇보다 먼저 질문 하나. 확실해요?</w:t>
+      </w:r>
+    </w:p>
+    <w:p>
+      <w:pPr>
+        <w:pStyle w:val="BodyText"/>
+      </w:pPr>
+      <w:r>
+        <w:t xml:space="preserve">프리야: 11% 확실해요. 그게 지금 내 과학 시간이에요. 60을 원해요.</w:t>
+      </w:r>
+    </w:p>
+    <w:p>
+      <w:pPr>
+        <w:pStyle w:val="BodyText"/>
+      </w:pPr>
+      <w:r>
+        <w:t xml:space="preserve">일레인: 그럼 확실하네요. 좋아요. 제대로 계획하죠. 폴, 엘레나, 마커스. 와 줘서 고마워요.</w:t>
+      </w:r>
+    </w:p>
+    <w:p>
+      <w:pPr>
+        <w:pStyle w:val="BodyText"/>
+      </w:pPr>
+      <w:r>
+        <w:t xml:space="preserve">엘레나: 첫 질문. 내부예요, 외부예요? 안에 적임자가 있어요?</w:t>
+      </w:r>
+    </w:p>
+    <w:p>
+      <w:pPr>
+        <w:pStyle w:val="BodyText"/>
+      </w:pPr>
+      <w:r>
+        <w:t xml:space="preserve">프리야: 레오는 뛰어나요. 하지만 품질 담당이에요. 이 일을 싫어할 거예요. 물어봤더니. 1분 내내 웃었어요.</w:t>
+      </w:r>
+    </w:p>
+    <w:p>
+      <w:pPr>
+        <w:pStyle w:val="BodyText"/>
+      </w:pPr>
+      <w:r>
+        <w:t xml:space="preserve">마커스: 그게 레오식 거절이에요. 정중하게. 화학자치고는.</w:t>
+      </w:r>
+    </w:p>
+    <w:p>
+      <w:pPr>
+        <w:pStyle w:val="BodyText"/>
+      </w:pPr>
+      <w:r>
+        <w:t xml:space="preserve">폴: 그럼 외부. 오른쪽 상자엔 뭐라고 쓰여 있어요? 필요한 역량.</w:t>
+      </w:r>
+    </w:p>
+    <w:p>
+      <w:pPr>
+        <w:pStyle w:val="BodyText"/>
+      </w:pPr>
+      <w:r>
+        <w:t xml:space="preserve">프리야: 규모. 대규모 R&amp;D 팀. 제조 이전. 3대륙 규제 제출. 그리고 겸손.</w:t>
+      </w:r>
+    </w:p>
+    <w:p>
+      <w:pPr>
+        <w:pStyle w:val="BodyText"/>
+      </w:pPr>
+      <w:r>
+        <w:t xml:space="preserve">일레인: 겸손은 면접으로 보기 어려워요.</w:t>
+      </w:r>
+    </w:p>
+    <w:p>
+      <w:pPr>
+        <w:pStyle w:val="BodyText"/>
+      </w:pPr>
+      <w:r>
+        <w:t xml:space="preserve">프리야: 실패에 대해 물으면 아니에요. 겸손 없는 사람은 하나도 못 대거든요.</w:t>
+      </w:r>
+    </w:p>
+    <w:p>
+      <w:pPr>
+        <w:pStyle w:val="BodyText"/>
+      </w:pPr>
+      <w:r>
+        <w:t xml:space="preserve">엘레나: 후보가 있어요?</w:t>
+      </w:r>
+    </w:p>
+    <w:p>
+      <w:pPr>
+        <w:pStyle w:val="BodyText"/>
+      </w:pPr>
+      <w:r>
+        <w:t xml:space="preserve">프리야: 셋. 6월부터 목록을 만들었어요. 조용히. 노아도 몰랐어요.</w:t>
+      </w:r>
+    </w:p>
+    <w:p>
+      <w:pPr>
+        <w:pStyle w:val="BodyText"/>
+      </w:pPr>
+      <w:r>
+        <w:t xml:space="preserve">노아: 정말 몰랐어요.</w:t>
+      </w:r>
+    </w:p>
+    <w:p>
+      <w:pPr>
+        <w:pStyle w:val="BodyText"/>
+      </w:pPr>
+      <w:r>
+        <w:t xml:space="preserve">프리야: 1번. 마리솔 베가 박사. 치과 임플란트 회사 R&amp;D 부사장. 300명. 제조 이전 4건.</w:t>
+      </w:r>
+    </w:p>
+    <w:p>
+      <w:pPr>
+        <w:pStyle w:val="BodyText"/>
+      </w:pPr>
+      <w:r>
+        <w:t xml:space="preserve">폴: 치과 임플란트요? 미용이 아니라?</w:t>
+      </w:r>
+    </w:p>
+    <w:p>
+      <w:pPr>
+        <w:pStyle w:val="BodyText"/>
+      </w:pPr>
+      <w:r>
+        <w:t xml:space="preserve">프리야: 임플란트는 영구적이고 우리 건 되돌릴 수 있으니, 맞아요, 제품은 달라요. 하지만 우리 화학은 한 달이면 배울 거예요. 규모는 정반대예요. 과학자 300명을 이끄는 법을 배우는 데 10년이 걸리는데, 그녀는 이미 그 10년을 갖고 있어요.</w:t>
+      </w:r>
+    </w:p>
+    <w:p>
+      <w:pPr>
+        <w:pStyle w:val="BodyText"/>
+      </w:pPr>
+      <w:r>
+        <w:t xml:space="preserve">일레인: 일정은요?</w:t>
+      </w:r>
+    </w:p>
+    <w:p>
+      <w:pPr>
+        <w:pStyle w:val="BodyText"/>
+      </w:pPr>
+      <w:r>
+        <w:t xml:space="preserve">프리야: 6개월 인수인계. 매달 한 영역씩 넘겨요. 라인 C는 마지막. 제일 좋아하는 거라서.</w:t>
+      </w:r>
+    </w:p>
+    <w:p>
+      <w:pPr>
+        <w:pStyle w:val="BodyText"/>
+      </w:pPr>
+      <w:r>
+        <w:t xml:space="preserve">일레인: 이제 가장 중요한 부분. 소통 순서. 누가 먼저 들어요?</w:t>
+      </w:r>
+    </w:p>
+    <w:p>
+      <w:pPr>
+        <w:pStyle w:val="BodyText"/>
+      </w:pPr>
+      <w:r>
+        <w:t xml:space="preserve">노아: 이사회. 그다음 공동창업자. 지금 하고 있죠.</w:t>
+      </w:r>
+    </w:p>
+    <w:p>
+      <w:pPr>
+        <w:pStyle w:val="BodyText"/>
+      </w:pPr>
+      <w:r>
+        <w:t xml:space="preserve">엘레나: 그다음 과학팀. 다른 누구보다 먼저. 이메일이나 구내식당 소문이 아니라, 프리야에게 직접 들어야 해요. 다른 사람한테서</w:t>
+      </w:r>
+      <w:r>
+        <w:t xml:space="preserve"> </w:t>
+      </w:r>
+      <w:r>
+        <w:t xml:space="preserve">“</w:t>
+      </w:r>
+      <w:r>
+        <w:t xml:space="preserve">CTO 사임</w:t>
+      </w:r>
+      <w:r>
+        <w:t xml:space="preserve">”</w:t>
+      </w:r>
+      <w:r>
+        <w:t xml:space="preserve">을 들으면 뭔가 잘못됐다고 생각할 거고, 그런 이야기는 되돌리기가 아주 어려워요.</w:t>
+      </w:r>
+    </w:p>
+    <w:p>
+      <w:pPr>
+        <w:pStyle w:val="BodyText"/>
+      </w:pPr>
+      <w:r>
+        <w:t xml:space="preserve">프리야: 그다음 직원 700명 전부. 그다음 투자자와 파트너. 한 상무님. 겐지. 그다음 바깥세상.</w:t>
+      </w:r>
+    </w:p>
+    <w:p>
+      <w:pPr>
+        <w:pStyle w:val="BodyText"/>
+      </w:pPr>
+      <w:r>
+        <w:t xml:space="preserve">폴: 빅터는 직원들보다 먼저 듣고 싶어 할 거예요. 이사이자 투자자니까.</w:t>
+      </w:r>
+    </w:p>
+    <w:p>
+      <w:pPr>
+        <w:pStyle w:val="BodyText"/>
+      </w:pPr>
+      <w:r>
+        <w:t xml:space="preserve">일레인: 이사로서 들어요. 오늘, 다른 이사들과 똑같이. 투자자로서는 기다리고요. 투자자와 직원은 올바른 순서로 소식을 들어야 하니까요. 이사회는 그렇게 돌아가고, 빅터는 그걸 누구보다 잘 알아요.</w:t>
+      </w:r>
+    </w:p>
+    <w:p>
+      <w:pPr>
+        <w:pStyle w:val="BodyText"/>
+      </w:pPr>
+      <w:r>
+        <w:t xml:space="preserve">마커스: 그럼 헤드라인은요? 폴이</w:t>
+      </w:r>
+      <w:r>
+        <w:t xml:space="preserve"> </w:t>
+      </w:r>
+      <w:r>
+        <w:t xml:space="preserve">“</w:t>
+      </w:r>
+      <w:r>
+        <w:t xml:space="preserve">CTO 사임</w:t>
+      </w:r>
+      <w:r>
+        <w:t xml:space="preserve">”</w:t>
+      </w:r>
+      <w:r>
+        <w:t xml:space="preserve">을 걱정해요.</w:t>
+      </w:r>
+    </w:p>
+    <w:p>
+      <w:pPr>
+        <w:pStyle w:val="BodyText"/>
+      </w:pPr>
+      <w:r>
+        <w:t xml:space="preserve">프리야:</w:t>
+      </w:r>
+      <w:r>
+        <w:t xml:space="preserve"> </w:t>
+      </w:r>
+      <w:r>
+        <w:t xml:space="preserve">“</w:t>
+      </w:r>
+      <w:r>
+        <w:t xml:space="preserve">공동창업자 실험실로 복귀. 베이라, 다음 단계를 위한 CTO 선임.</w:t>
+      </w:r>
+      <w:r>
+        <w:t xml:space="preserve">”</w:t>
+      </w:r>
+      <w:r>
+        <w:t xml:space="preserve"> </w:t>
+      </w:r>
+      <w:r>
+        <w:t xml:space="preserve">두 문장. 둘 다 사실.</w:t>
+      </w:r>
+    </w:p>
+    <w:p>
+      <w:pPr>
+        <w:pStyle w:val="BodyText"/>
+      </w:pPr>
+      <w:r>
+        <w:t xml:space="preserve">일레인: 프리야. 이 업계 30년. 후임자를 고르는 창업자를 많이 봤어요.</w:t>
+      </w:r>
+    </w:p>
+    <w:p>
+      <w:pPr>
+        <w:pStyle w:val="BodyText"/>
+      </w:pPr>
+      <w:r>
+        <w:t xml:space="preserve">프리야: 그리고요?</w:t>
+      </w:r>
+    </w:p>
+    <w:p>
+      <w:pPr>
+        <w:pStyle w:val="BodyText"/>
+      </w:pPr>
+      <w:r>
+        <w:t xml:space="preserve">일레인: 후임자를 고르는 창업자는 드물어요. 후임자가 이끌게 두는 창업자는 더 드물죠.</w:t>
+      </w:r>
+    </w:p>
+    <w:p>
+      <w:pPr>
+        <w:pStyle w:val="BodyText"/>
+      </w:pPr>
+      <w:r>
+        <w:t xml:space="preserve">프리야: 그럼 더 드문 쪽이 될게요. 연습했거든요. 7년 동안 노아가 이끌게 뒀잖아요.</w:t>
+      </w:r>
+    </w:p>
+    <w:bookmarkEnd w:id="34"/>
+    <w:bookmarkStart w:id="35" w:name="절정전환-10월-6일-오후-2시-면접실-1"/>
+    <w:p>
+      <w:pPr>
+        <w:pStyle w:val="Heading3"/>
+      </w:pPr>
+      <w:r>
+        <w:t xml:space="preserve">절정·전환 — 10월 6일 오후 2시, 면접실</w:t>
+      </w:r>
+    </w:p>
+    <w:p>
+      <w:pPr>
+        <w:pStyle w:val="FirstParagraph"/>
+      </w:pPr>
+      <w:r>
+        <w:t xml:space="preserve">마리솔: 라만 박사님. 베넷 대표님. 감사합니다. FlexLink 논문을 두 번 읽었어요. 두 번째엔 메모하면서.</w:t>
+      </w:r>
+    </w:p>
+    <w:p>
+      <w:pPr>
+        <w:pStyle w:val="BodyText"/>
+      </w:pPr>
+      <w:r>
+        <w:t xml:space="preserve">프리야: 고마워요. 직접적으로 할게요. 실패 하나를 말해 줘요. 진짜로. 데이터와 함께.</w:t>
+      </w:r>
+    </w:p>
+    <w:p>
+      <w:pPr>
+        <w:pStyle w:val="BodyText"/>
+      </w:pPr>
+      <w:r>
+        <w:t xml:space="preserve">마리솔: 4년 전. 새 임플란트 코팅. 출시 2주 전, 우리 팀이 멸균 검증 실패를 발견했어요.</w:t>
+      </w:r>
+    </w:p>
+    <w:p>
+      <w:pPr>
+        <w:pStyle w:val="BodyText"/>
+      </w:pPr>
+      <w:r>
+        <w:t xml:space="preserve">노아: 어떻게 했어요?</w:t>
+      </w:r>
+    </w:p>
+    <w:p>
+      <w:pPr>
+        <w:pStyle w:val="BodyText"/>
+      </w:pPr>
+      <w:r>
+        <w:t xml:space="preserve">마리솔: 그날 CEO에게 말했어요. 서면으로요. 말로만 한 문제는 잊힐 수 있으니까. 6개월 연기했죠. 내 보너스가 사라졌고, 고객 둘도 떠났어요. 하지만 우리가 확신하지 못한 임플란트를 받은 환자는 한 명도 없었어요.</w:t>
+      </w:r>
+    </w:p>
+    <w:p>
+      <w:pPr>
+        <w:pStyle w:val="BodyText"/>
+      </w:pPr>
+      <w:r>
+        <w:t xml:space="preserve">프리야: 데이터를 보여 줘요. 실패율이 얼마였어요?</w:t>
+      </w:r>
+    </w:p>
+    <w:p>
+      <w:pPr>
+        <w:pStyle w:val="BodyText"/>
+      </w:pPr>
+      <w:r>
+        <w:t xml:space="preserve">마리솔: 30개 중 3개. 10%. 당시 규제 기관 허용 범위 안이었어요. 하지만 우리 기준 안은 아니었고요.</w:t>
+      </w:r>
+    </w:p>
+    <w:p>
+      <w:pPr>
+        <w:pStyle w:val="BodyText"/>
+      </w:pPr>
+      <w:r>
+        <w:t xml:space="preserve">노아: 레오가 좋아하겠네요.</w:t>
+      </w:r>
+    </w:p>
+    <w:p>
+      <w:pPr>
+        <w:pStyle w:val="BodyText"/>
+      </w:pPr>
+      <w:r>
+        <w:t xml:space="preserve">프리야: 레오는 안아 줄 거예요. 아무도 안 안는데.</w:t>
+      </w:r>
+    </w:p>
+    <w:p>
+      <w:pPr>
+        <w:pStyle w:val="BodyText"/>
+      </w:pPr>
+      <w:r>
+        <w:t xml:space="preserve">마리솔: 이제 제가 질문해도 될까요? 불편한 질문이에요.</w:t>
+      </w:r>
+    </w:p>
+    <w:p>
+      <w:pPr>
+        <w:pStyle w:val="BodyText"/>
+      </w:pPr>
+      <w:r>
+        <w:t xml:space="preserve">프리야: 부탁해요. 불편한 질문만 쓸모 있어요.</w:t>
+      </w:r>
+    </w:p>
+    <w:p>
+      <w:pPr>
+        <w:pStyle w:val="BodyText"/>
+      </w:pPr>
+      <w:r>
+        <w:t xml:space="preserve">마리솔: 제가 CTO가 되게 두실 건가요? 아니면 다른 직함으로 CTO를 하실 건가요? 그러는 창업자들을 봤기 때문에 묻는 거예요. 경험 있는 사람을 뽑아 놓고는 진짜 결정은 계속 복도에서 하고, 새로 온 사람은 1년 안에 떠나죠.</w:t>
+      </w:r>
+    </w:p>
+    <w:p>
+      <w:pPr>
+        <w:pStyle w:val="BodyText"/>
+      </w:pPr>
+      <w:r>
+        <w:t xml:space="preserve">노아: …</w:t>
+      </w:r>
+    </w:p>
+    <w:p>
+      <w:pPr>
+        <w:pStyle w:val="BodyText"/>
+      </w:pPr>
+      <w:r>
+        <w:t xml:space="preserve">프리야: …아주 좋은 질문이에요. 내 것보다 나아요.</w:t>
+      </w:r>
+    </w:p>
+    <w:p>
+      <w:pPr>
+        <w:pStyle w:val="BodyText"/>
+      </w:pPr>
+      <w:r>
+        <w:t xml:space="preserve">마리솔: 그래서 답은요?</w:t>
+      </w:r>
+    </w:p>
+    <w:p>
+      <w:pPr>
+        <w:pStyle w:val="BodyText"/>
+      </w:pPr>
+      <w:r>
+        <w:t xml:space="preserve">프리야: 솔직히요? 안 그러려고 노력할 거고, 가끔은 실패할 거예요. 7년 동안 이 일을 해 왔고, 습관은 새 직함으로 사라지지 않으니까요. 그러니 내가 간섭하면 말해요. 이메일 말고. 노아 앞에서.</w:t>
+      </w:r>
+    </w:p>
+    <w:p>
+      <w:pPr>
+        <w:pStyle w:val="BodyText"/>
+      </w:pPr>
+      <w:r>
+        <w:t xml:space="preserve">마리솔: 노아 앞에서요. 따로가 아니라?</w:t>
+      </w:r>
+    </w:p>
+    <w:p>
+      <w:pPr>
+        <w:pStyle w:val="BodyText"/>
+      </w:pPr>
+      <w:r>
+        <w:t xml:space="preserve">프리야: 따로면 논쟁할 거예요. 노아 앞에선 창피하겠죠. 나한텐 창피함이 더 잘 통해요.</w:t>
+      </w:r>
+    </w:p>
+    <w:p>
+      <w:pPr>
+        <w:pStyle w:val="BodyText"/>
+      </w:pPr>
+      <w:r>
+        <w:t xml:space="preserve">노아: 사실이에요. 봤어요. 두 번.</w:t>
+      </w:r>
+    </w:p>
+    <w:p>
+      <w:pPr>
+        <w:pStyle w:val="BodyText"/>
+      </w:pPr>
+      <w:r>
+        <w:t xml:space="preserve">마리솔: 그럼 저도 조건이 하나 있어요. 매주 30분. 우리 둘만. 거부권 없이. 방 안에서 반대하기.</w:t>
+      </w:r>
+    </w:p>
+    <w:p>
+      <w:pPr>
+        <w:pStyle w:val="BodyText"/>
+      </w:pPr>
+      <w:r>
+        <w:t xml:space="preserve">프리야:</w:t>
+      </w:r>
+      <w:r>
+        <w:t xml:space="preserve"> </w:t>
+      </w:r>
+      <w:r>
+        <w:t xml:space="preserve">“</w:t>
+      </w:r>
+      <w:r>
+        <w:t xml:space="preserve">안에선 논쟁.</w:t>
+      </w:r>
+      <w:r>
+        <w:t xml:space="preserve">”</w:t>
+      </w:r>
+      <w:r>
+        <w:t xml:space="preserve"> </w:t>
+      </w:r>
+      <w:r>
+        <w:t xml:space="preserve">우리 원칙을 읽었군요.</w:t>
+      </w:r>
+    </w:p>
+    <w:p>
+      <w:pPr>
+        <w:pStyle w:val="BodyText"/>
+      </w:pPr>
+      <w:r>
+        <w:t xml:space="preserve">마리솔: 웹사이트에서. 그리고 로비 벽에서. 누가 그 밑에 마커로</w:t>
+      </w:r>
+      <w:r>
+        <w:t xml:space="preserve"> </w:t>
+      </w:r>
+      <w:r>
+        <w:t xml:space="preserve">“</w:t>
+      </w:r>
+      <w:r>
+        <w:t xml:space="preserve">넷은 회사다</w:t>
+      </w:r>
+      <w:r>
+        <w:t xml:space="preserve">”</w:t>
+      </w:r>
+      <w:r>
+        <w:t xml:space="preserve">라고 썼더군요.</w:t>
+      </w:r>
+    </w:p>
+    <w:p>
+      <w:pPr>
+        <w:pStyle w:val="BodyText"/>
+      </w:pPr>
+      <w:r>
+        <w:t xml:space="preserve">노아: 마커스예요. 얘기해 볼게요.</w:t>
+      </w:r>
+    </w:p>
+    <w:p>
+      <w:pPr>
+        <w:pStyle w:val="BodyText"/>
+      </w:pPr>
+      <w:r>
+        <w:t xml:space="preserve">프리야: 하지 마요. 그대로 둬요. 베가 박사님, 우리 CTO가 돼 주셨으면 해요. 이사회가 동의하면.</w:t>
+      </w:r>
+    </w:p>
+    <w:p>
+      <w:pPr>
+        <w:pStyle w:val="BodyText"/>
+      </w:pPr>
+      <w:r>
+        <w:t xml:space="preserve">마리솔: 이사회 조건으로. 그리고 매주 30분 조건으로. 그럼 예스예요.</w:t>
+      </w:r>
+    </w:p>
+    <w:bookmarkEnd w:id="35"/>
+    <w:bookmarkStart w:id="36" w:name="마무리-10월-6일-오후-6시-rd-실험실-1"/>
+    <w:p>
+      <w:pPr>
+        <w:pStyle w:val="Heading3"/>
+      </w:pPr>
+      <w:r>
+        <w:t xml:space="preserve">마무리 — 10월 6일 오후 6시, R&amp;D 실험실</w:t>
+      </w:r>
+    </w:p>
+    <w:p>
+      <w:pPr>
+        <w:pStyle w:val="FirstParagraph"/>
+      </w:pPr>
+      <w:r>
+        <w:t xml:space="preserve">레오: 프리야. 실험복을 입었네요. 2년 동안 못 봤는데.</w:t>
+      </w:r>
+    </w:p>
+    <w:p>
+      <w:pPr>
+        <w:pStyle w:val="BodyText"/>
+      </w:pPr>
+      <w:r>
+        <w:t xml:space="preserve">프리야: 아직 맞아요. 간신히. 공항 음식 때문에.</w:t>
+      </w:r>
+    </w:p>
+    <w:p>
+      <w:pPr>
+        <w:pStyle w:val="BodyText"/>
+      </w:pPr>
+      <w:r>
+        <w:t xml:space="preserve">레오: 복도에서 베가 박사를 만났어요. 마개에 대해 물었어요. B-2207. 회수 보고서를 읽었더라고요.</w:t>
+      </w:r>
+    </w:p>
+    <w:p>
+      <w:pPr>
+        <w:pStyle w:val="BodyText"/>
+      </w:pPr>
+      <w:r>
+        <w:t xml:space="preserve">프리야: 그래서?</w:t>
+      </w:r>
+    </w:p>
+    <w:p>
+      <w:pPr>
+        <w:pStyle w:val="BodyText"/>
+      </w:pPr>
+      <w:r>
+        <w:t xml:space="preserve">레오: 거의 안을 뻔했어요.</w:t>
+      </w:r>
+    </w:p>
+    <w:p>
+      <w:pPr>
+        <w:pStyle w:val="BodyText"/>
+      </w:pPr>
+      <w:r>
+        <w:t xml:space="preserve">노아: 프리야. 기분이 어때요?</w:t>
+      </w:r>
+    </w:p>
+    <w:p>
+      <w:pPr>
+        <w:pStyle w:val="BodyText"/>
+      </w:pPr>
+      <w:r>
+        <w:t xml:space="preserve">프리야: 캐피털 바이오웍스 첫날 같아요. 14번 실험대. 예산 없이. 문제 하나만.</w:t>
+      </w:r>
+    </w:p>
+    <w:p>
+      <w:pPr>
+        <w:pStyle w:val="BodyText"/>
+      </w:pPr>
+      <w:r>
+        <w:t xml:space="preserve">노아: 오늘의 문제는 뭐예요?</w:t>
+      </w:r>
+    </w:p>
+    <w:p>
+      <w:pPr>
+        <w:pStyle w:val="BodyText"/>
+      </w:pPr>
+      <w:r>
+        <w:t xml:space="preserve">프리야: 고르게 퍼지고. 6개월 가고. 필요할 때 녹는 스킨부스터. 세 가지. 보통은 두 개만 얻죠.</w:t>
+      </w:r>
+    </w:p>
+    <w:p>
+      <w:pPr>
+        <w:pStyle w:val="BodyText"/>
+      </w:pPr>
+      <w:r>
+        <w:t xml:space="preserve">노아: 트레이드오프를 깨요. 다시.</w:t>
+      </w:r>
+    </w:p>
+    <w:p>
+      <w:pPr>
+        <w:pStyle w:val="BodyText"/>
+      </w:pPr>
+      <w:r>
+        <w:t xml:space="preserve">프리야: 다시. 그리고 노아. 냅킨 세 번째 상자.</w:t>
+      </w:r>
+      <w:r>
+        <w:t xml:space="preserve"> </w:t>
+      </w:r>
+      <w:r>
+        <w:t xml:space="preserve">“</w:t>
+      </w:r>
+      <w:r>
+        <w:t xml:space="preserve">내가 놓을 것.</w:t>
+      </w:r>
+      <w:r>
+        <w:t xml:space="preserve">”</w:t>
+      </w:r>
+      <w:r>
+        <w:t xml:space="preserve"> </w:t>
+      </w:r>
+      <w:r>
+        <w:t xml:space="preserve">채웠어요.</w:t>
+      </w:r>
+    </w:p>
+    <w:p>
+      <w:pPr>
+        <w:pStyle w:val="BodyText"/>
+      </w:pPr>
+      <w:r>
+        <w:t xml:space="preserve">노아: 뭐라고 썼어요?</w:t>
+      </w:r>
+    </w:p>
+    <w:p>
+      <w:pPr>
+        <w:pStyle w:val="BodyText"/>
+      </w:pPr>
+      <w:r>
+        <w:t xml:space="preserve">프리야:</w:t>
+      </w:r>
+      <w:r>
+        <w:t xml:space="preserve"> </w:t>
+      </w:r>
+      <w:r>
+        <w:t xml:space="preserve">“</w:t>
+      </w:r>
+      <w:r>
+        <w:t xml:space="preserve">모든 방에서 필요한 사람이 되는 것</w:t>
+      </w:r>
+      <w:r>
+        <w:t xml:space="preserve">”</w:t>
+      </w:r>
+      <w:r>
+        <w:t xml:space="preserve">이라고 썼어요. 7년 동안 모든 회의에 있는 게 내가 중요하다는 뜻이라고 생각했어요. 사실은 아무도 자랄 공간이 없다는 뜻이었죠. 당신을 보면서 배웠어요. 힘들게.</w:t>
+      </w:r>
+    </w:p>
+    <w:p>
+      <w:pPr>
+        <w:pStyle w:val="BodyText"/>
+      </w:pPr>
+      <w:r>
+        <w:t xml:space="preserve">엘레나: 방해해서 미안해요. 노아, 릴리가 전화했어요. 레이저. 11월 18일. 확정했대요.</w:t>
+      </w:r>
+      <w:r>
+        <w:t xml:space="preserve"> </w:t>
+      </w:r>
+      <w:r>
+        <w:t xml:space="preserve">“</w:t>
+      </w:r>
+      <w:r>
+        <w:t xml:space="preserve">더 이상 ’나중에’는 없어</w:t>
+      </w:r>
+      <w:r>
+        <w:t xml:space="preserve">”</w:t>
+      </w:r>
+      <w:r>
+        <w:t xml:space="preserve">래요.</w:t>
+      </w:r>
+    </w:p>
+    <w:p>
+      <w:pPr>
+        <w:pStyle w:val="BodyText"/>
+      </w:pPr>
+      <w:r>
+        <w:t xml:space="preserve">노아: 11월 18일. 갈게요. 처음부터 끝까지. 냅킨에 써 줘요, 프리야. 당신 상자 옆에.</w:t>
+      </w:r>
+    </w:p>
+    <w:bookmarkEnd w:id="36"/>
+    <w:bookmarkEnd w:id="37"/>
+    <w:bookmarkEnd w:id="38"/>
     <w:sectPr/>
   </w:body>
 </w:document>
@@ -4753,583 +4700,8 @@
       </w:pPr>
     </w:lvl>
   </w:abstractNum>
-  <w:abstractNum w:abstractNumId="99411">
-    <w:nsid w:val="A99411"/>
-    <w:multiLevelType w:val="multilevel"/>
-    <w:lvl w:ilvl="0">
-      <w:start w:val="1"/>
-      <w:numFmt w:val="decimal"/>
-      <w:lvlText w:val="%1."/>
-      <w:lvlJc w:val="left"/>
-      <w:pPr>
-        <w:ind w:left="720" w:hanging="480"/>
-      </w:pPr>
-    </w:lvl>
-    <w:lvl w:ilvl="1">
-      <w:start w:val="1"/>
-      <w:numFmt w:val="decimal"/>
-      <w:lvlText w:val="%2."/>
-      <w:lvlJc w:val="left"/>
-      <w:pPr>
-        <w:ind w:left="1440" w:hanging="480"/>
-      </w:pPr>
-    </w:lvl>
-    <w:lvl w:ilvl="2">
-      <w:start w:val="1"/>
-      <w:numFmt w:val="decimal"/>
-      <w:lvlText w:val="%3."/>
-      <w:lvlJc w:val="left"/>
-      <w:pPr>
-        <w:ind w:left="2160" w:hanging="480"/>
-      </w:pPr>
-    </w:lvl>
-    <w:lvl w:ilvl="3">
-      <w:start w:val="1"/>
-      <w:numFmt w:val="decimal"/>
-      <w:lvlText w:val="%4."/>
-      <w:lvlJc w:val="left"/>
-      <w:pPr>
-        <w:ind w:left="2880" w:hanging="480"/>
-      </w:pPr>
-    </w:lvl>
-    <w:lvl w:ilvl="4">
-      <w:start w:val="1"/>
-      <w:numFmt w:val="decimal"/>
-      <w:lvlText w:val="%5."/>
-      <w:lvlJc w:val="left"/>
-      <w:pPr>
-        <w:ind w:left="3600" w:hanging="480"/>
-      </w:pPr>
-    </w:lvl>
-    <w:lvl w:ilvl="5">
-      <w:start w:val="1"/>
-      <w:numFmt w:val="decimal"/>
-      <w:lvlText w:val="%6."/>
-      <w:lvlJc w:val="left"/>
-      <w:pPr>
-        <w:ind w:left="4320" w:hanging="480"/>
-      </w:pPr>
-    </w:lvl>
-    <w:lvl w:ilvl="6">
-      <w:start w:val="1"/>
-      <w:numFmt w:val="decimal"/>
-      <w:lvlText w:val="%7."/>
-      <w:lvlJc w:val="left"/>
-      <w:pPr>
-        <w:ind w:left="5040" w:hanging="480"/>
-      </w:pPr>
-    </w:lvl>
-    <w:lvl w:ilvl="7">
-      <w:start w:val="1"/>
-      <w:numFmt w:val="decimal"/>
-      <w:lvlText w:val="%8."/>
-      <w:lvlJc w:val="left"/>
-      <w:pPr>
-        <w:ind w:left="5760" w:hanging="480"/>
-      </w:pPr>
-    </w:lvl>
-    <w:lvl w:ilvl="8">
-      <w:start w:val="1"/>
-      <w:numFmt w:val="decimal"/>
-      <w:lvlText w:val="%9."/>
-      <w:lvlJc w:val="left"/>
-      <w:pPr>
-        <w:ind w:left="6480" w:hanging="480"/>
-      </w:pPr>
-    </w:lvl>
-  </w:abstractNum>
-  <w:abstractNum w:abstractNumId="994116">
-    <w:nsid w:val="A994116"/>
-    <w:multiLevelType w:val="multilevel"/>
-    <w:lvl w:ilvl="0">
-      <w:start w:val="16"/>
-      <w:numFmt w:val="decimal"/>
-      <w:lvlText w:val="%1."/>
-      <w:lvlJc w:val="left"/>
-      <w:pPr>
-        <w:ind w:left="720" w:hanging="480"/>
-      </w:pPr>
-    </w:lvl>
-    <w:lvl w:ilvl="1">
-      <w:start w:val="16"/>
-      <w:numFmt w:val="decimal"/>
-      <w:lvlText w:val="%2."/>
-      <w:lvlJc w:val="left"/>
-      <w:pPr>
-        <w:ind w:left="1440" w:hanging="480"/>
-      </w:pPr>
-    </w:lvl>
-    <w:lvl w:ilvl="2">
-      <w:start w:val="16"/>
-      <w:numFmt w:val="decimal"/>
-      <w:lvlText w:val="%3."/>
-      <w:lvlJc w:val="left"/>
-      <w:pPr>
-        <w:ind w:left="2160" w:hanging="480"/>
-      </w:pPr>
-    </w:lvl>
-    <w:lvl w:ilvl="3">
-      <w:start w:val="16"/>
-      <w:numFmt w:val="decimal"/>
-      <w:lvlText w:val="%4."/>
-      <w:lvlJc w:val="left"/>
-      <w:pPr>
-        <w:ind w:left="2880" w:hanging="480"/>
-      </w:pPr>
-    </w:lvl>
-    <w:lvl w:ilvl="4">
-      <w:start w:val="16"/>
-      <w:numFmt w:val="decimal"/>
-      <w:lvlText w:val="%5."/>
-      <w:lvlJc w:val="left"/>
-      <w:pPr>
-        <w:ind w:left="3600" w:hanging="480"/>
-      </w:pPr>
-    </w:lvl>
-    <w:lvl w:ilvl="5">
-      <w:start w:val="16"/>
-      <w:numFmt w:val="decimal"/>
-      <w:lvlText w:val="%6."/>
-      <w:lvlJc w:val="left"/>
-      <w:pPr>
-        <w:ind w:left="4320" w:hanging="480"/>
-      </w:pPr>
-    </w:lvl>
-    <w:lvl w:ilvl="6">
-      <w:start w:val="16"/>
-      <w:numFmt w:val="decimal"/>
-      <w:lvlText w:val="%7."/>
-      <w:lvlJc w:val="left"/>
-      <w:pPr>
-        <w:ind w:left="5040" w:hanging="480"/>
-      </w:pPr>
-    </w:lvl>
-    <w:lvl w:ilvl="7">
-      <w:start w:val="16"/>
-      <w:numFmt w:val="decimal"/>
-      <w:lvlText w:val="%8."/>
-      <w:lvlJc w:val="left"/>
-      <w:pPr>
-        <w:ind w:left="5760" w:hanging="480"/>
-      </w:pPr>
-    </w:lvl>
-    <w:lvl w:ilvl="8">
-      <w:start w:val="16"/>
-      <w:numFmt w:val="decimal"/>
-      <w:lvlText w:val="%9."/>
-      <w:lvlJc w:val="left"/>
-      <w:pPr>
-        <w:ind w:left="6480" w:hanging="480"/>
-      </w:pPr>
-    </w:lvl>
-  </w:abstractNum>
-  <w:abstractNum w:abstractNumId="994151">
-    <w:nsid w:val="A994151"/>
-    <w:multiLevelType w:val="multilevel"/>
-    <w:lvl w:ilvl="0">
-      <w:start w:val="51"/>
-      <w:numFmt w:val="decimal"/>
-      <w:lvlText w:val="%1."/>
-      <w:lvlJc w:val="left"/>
-      <w:pPr>
-        <w:ind w:left="720" w:hanging="480"/>
-      </w:pPr>
-    </w:lvl>
-    <w:lvl w:ilvl="1">
-      <w:start w:val="51"/>
-      <w:numFmt w:val="decimal"/>
-      <w:lvlText w:val="%2."/>
-      <w:lvlJc w:val="left"/>
-      <w:pPr>
-        <w:ind w:left="1440" w:hanging="480"/>
-      </w:pPr>
-    </w:lvl>
-    <w:lvl w:ilvl="2">
-      <w:start w:val="51"/>
-      <w:numFmt w:val="decimal"/>
-      <w:lvlText w:val="%3."/>
-      <w:lvlJc w:val="left"/>
-      <w:pPr>
-        <w:ind w:left="2160" w:hanging="480"/>
-      </w:pPr>
-    </w:lvl>
-    <w:lvl w:ilvl="3">
-      <w:start w:val="51"/>
-      <w:numFmt w:val="decimal"/>
-      <w:lvlText w:val="%4."/>
-      <w:lvlJc w:val="left"/>
-      <w:pPr>
-        <w:ind w:left="2880" w:hanging="480"/>
-      </w:pPr>
-    </w:lvl>
-    <w:lvl w:ilvl="4">
-      <w:start w:val="51"/>
-      <w:numFmt w:val="decimal"/>
-      <w:lvlText w:val="%5."/>
-      <w:lvlJc w:val="left"/>
-      <w:pPr>
-        <w:ind w:left="3600" w:hanging="480"/>
-      </w:pPr>
-    </w:lvl>
-    <w:lvl w:ilvl="5">
-      <w:start w:val="51"/>
-      <w:numFmt w:val="decimal"/>
-      <w:lvlText w:val="%6."/>
-      <w:lvlJc w:val="left"/>
-      <w:pPr>
-        <w:ind w:left="4320" w:hanging="480"/>
-      </w:pPr>
-    </w:lvl>
-    <w:lvl w:ilvl="6">
-      <w:start w:val="51"/>
-      <w:numFmt w:val="decimal"/>
-      <w:lvlText w:val="%7."/>
-      <w:lvlJc w:val="left"/>
-      <w:pPr>
-        <w:ind w:left="5040" w:hanging="480"/>
-      </w:pPr>
-    </w:lvl>
-    <w:lvl w:ilvl="7">
-      <w:start w:val="51"/>
-      <w:numFmt w:val="decimal"/>
-      <w:lvlText w:val="%8."/>
-      <w:lvlJc w:val="left"/>
-      <w:pPr>
-        <w:ind w:left="5760" w:hanging="480"/>
-      </w:pPr>
-    </w:lvl>
-    <w:lvl w:ilvl="8">
-      <w:start w:val="51"/>
-      <w:numFmt w:val="decimal"/>
-      <w:lvlText w:val="%9."/>
-      <w:lvlJc w:val="left"/>
-      <w:pPr>
-        <w:ind w:left="6480" w:hanging="480"/>
-      </w:pPr>
-    </w:lvl>
-  </w:abstractNum>
-  <w:abstractNum w:abstractNumId="994181">
-    <w:nsid w:val="A994181"/>
-    <w:multiLevelType w:val="multilevel"/>
-    <w:lvl w:ilvl="0">
-      <w:start w:val="81"/>
-      <w:numFmt w:val="decimal"/>
-      <w:lvlText w:val="%1."/>
-      <w:lvlJc w:val="left"/>
-      <w:pPr>
-        <w:ind w:left="720" w:hanging="480"/>
-      </w:pPr>
-    </w:lvl>
-    <w:lvl w:ilvl="1">
-      <w:start w:val="81"/>
-      <w:numFmt w:val="decimal"/>
-      <w:lvlText w:val="%2."/>
-      <w:lvlJc w:val="left"/>
-      <w:pPr>
-        <w:ind w:left="1440" w:hanging="480"/>
-      </w:pPr>
-    </w:lvl>
-    <w:lvl w:ilvl="2">
-      <w:start w:val="81"/>
-      <w:numFmt w:val="decimal"/>
-      <w:lvlText w:val="%3."/>
-      <w:lvlJc w:val="left"/>
-      <w:pPr>
-        <w:ind w:left="2160" w:hanging="480"/>
-      </w:pPr>
-    </w:lvl>
-    <w:lvl w:ilvl="3">
-      <w:start w:val="81"/>
-      <w:numFmt w:val="decimal"/>
-      <w:lvlText w:val="%4."/>
-      <w:lvlJc w:val="left"/>
-      <w:pPr>
-        <w:ind w:left="2880" w:hanging="480"/>
-      </w:pPr>
-    </w:lvl>
-    <w:lvl w:ilvl="4">
-      <w:start w:val="81"/>
-      <w:numFmt w:val="decimal"/>
-      <w:lvlText w:val="%5."/>
-      <w:lvlJc w:val="left"/>
-      <w:pPr>
-        <w:ind w:left="3600" w:hanging="480"/>
-      </w:pPr>
-    </w:lvl>
-    <w:lvl w:ilvl="5">
-      <w:start w:val="81"/>
-      <w:numFmt w:val="decimal"/>
-      <w:lvlText w:val="%6."/>
-      <w:lvlJc w:val="left"/>
-      <w:pPr>
-        <w:ind w:left="4320" w:hanging="480"/>
-      </w:pPr>
-    </w:lvl>
-    <w:lvl w:ilvl="6">
-      <w:start w:val="81"/>
-      <w:numFmt w:val="decimal"/>
-      <w:lvlText w:val="%7."/>
-      <w:lvlJc w:val="left"/>
-      <w:pPr>
-        <w:ind w:left="5040" w:hanging="480"/>
-      </w:pPr>
-    </w:lvl>
-    <w:lvl w:ilvl="7">
-      <w:start w:val="81"/>
-      <w:numFmt w:val="decimal"/>
-      <w:lvlText w:val="%8."/>
-      <w:lvlJc w:val="left"/>
-      <w:pPr>
-        <w:ind w:left="5760" w:hanging="480"/>
-      </w:pPr>
-    </w:lvl>
-    <w:lvl w:ilvl="8">
-      <w:start w:val="81"/>
-      <w:numFmt w:val="decimal"/>
-      <w:lvlText w:val="%9."/>
-      <w:lvlJc w:val="left"/>
-      <w:pPr>
-        <w:ind w:left="6480" w:hanging="480"/>
-      </w:pPr>
-    </w:lvl>
-  </w:abstractNum>
-  <w:abstractNum w:abstractNumId="9941106">
-    <w:nsid w:val="A9941106"/>
-    <w:multiLevelType w:val="multilevel"/>
-    <w:lvl w:ilvl="0">
-      <w:start w:val="106"/>
-      <w:numFmt w:val="decimal"/>
-      <w:lvlText w:val="%1."/>
-      <w:lvlJc w:val="left"/>
-      <w:pPr>
-        <w:ind w:left="720" w:hanging="480"/>
-      </w:pPr>
-    </w:lvl>
-    <w:lvl w:ilvl="1">
-      <w:start w:val="106"/>
-      <w:numFmt w:val="decimal"/>
-      <w:lvlText w:val="%2."/>
-      <w:lvlJc w:val="left"/>
-      <w:pPr>
-        <w:ind w:left="1440" w:hanging="480"/>
-      </w:pPr>
-    </w:lvl>
-    <w:lvl w:ilvl="2">
-      <w:start w:val="106"/>
-      <w:numFmt w:val="decimal"/>
-      <w:lvlText w:val="%3."/>
-      <w:lvlJc w:val="left"/>
-      <w:pPr>
-        <w:ind w:left="2160" w:hanging="480"/>
-      </w:pPr>
-    </w:lvl>
-    <w:lvl w:ilvl="3">
-      <w:start w:val="106"/>
-      <w:numFmt w:val="decimal"/>
-      <w:lvlText w:val="%4."/>
-      <w:lvlJc w:val="left"/>
-      <w:pPr>
-        <w:ind w:left="2880" w:hanging="480"/>
-      </w:pPr>
-    </w:lvl>
-    <w:lvl w:ilvl="4">
-      <w:start w:val="106"/>
-      <w:numFmt w:val="decimal"/>
-      <w:lvlText w:val="%5."/>
-      <w:lvlJc w:val="left"/>
-      <w:pPr>
-        <w:ind w:left="3600" w:hanging="480"/>
-      </w:pPr>
-    </w:lvl>
-    <w:lvl w:ilvl="5">
-      <w:start w:val="106"/>
-      <w:numFmt w:val="decimal"/>
-      <w:lvlText w:val="%6."/>
-      <w:lvlJc w:val="left"/>
-      <w:pPr>
-        <w:ind w:left="4320" w:hanging="480"/>
-      </w:pPr>
-    </w:lvl>
-    <w:lvl w:ilvl="6">
-      <w:start w:val="106"/>
-      <w:numFmt w:val="decimal"/>
-      <w:lvlText w:val="%7."/>
-      <w:lvlJc w:val="left"/>
-      <w:pPr>
-        <w:ind w:left="5040" w:hanging="480"/>
-      </w:pPr>
-    </w:lvl>
-    <w:lvl w:ilvl="7">
-      <w:start w:val="106"/>
-      <w:numFmt w:val="decimal"/>
-      <w:lvlText w:val="%8."/>
-      <w:lvlJc w:val="left"/>
-      <w:pPr>
-        <w:ind w:left="5760" w:hanging="480"/>
-      </w:pPr>
-    </w:lvl>
-    <w:lvl w:ilvl="8">
-      <w:start w:val="106"/>
-      <w:numFmt w:val="decimal"/>
-      <w:lvlText w:val="%9."/>
-      <w:lvlJc w:val="left"/>
-      <w:pPr>
-        <w:ind w:left="6480" w:hanging="480"/>
-      </w:pPr>
-    </w:lvl>
-  </w:abstractNum>
   <w:num w:numId="1000">
     <w:abstractNumId w:val="990"/>
-  </w:num>
-  <w:num w:numId="1001">
-    <w:abstractNumId w:val="99411"/>
-    <w:lvlOverride w:ilvl="0">
-      <w:startOverride w:val="1"/>
-    </w:lvlOverride>
-    <w:lvlOverride w:ilvl="1">
-      <w:startOverride w:val="1"/>
-    </w:lvlOverride>
-    <w:lvlOverride w:ilvl="2">
-      <w:startOverride w:val="1"/>
-    </w:lvlOverride>
-    <w:lvlOverride w:ilvl="3">
-      <w:startOverride w:val="1"/>
-    </w:lvlOverride>
-    <w:lvlOverride w:ilvl="4">
-      <w:startOverride w:val="1"/>
-    </w:lvlOverride>
-    <w:lvlOverride w:ilvl="5">
-      <w:startOverride w:val="1"/>
-    </w:lvlOverride>
-    <w:lvlOverride w:ilvl="6">
-      <w:startOverride w:val="1"/>
-    </w:lvlOverride>
-    <w:lvlOverride w:ilvl="7">
-      <w:startOverride w:val="1"/>
-    </w:lvlOverride>
-    <w:lvlOverride w:ilvl="8">
-      <w:startOverride w:val="1"/>
-    </w:lvlOverride>
-  </w:num>
-  <w:num w:numId="1002">
-    <w:abstractNumId w:val="994116"/>
-    <w:lvlOverride w:ilvl="0">
-      <w:startOverride w:val="16"/>
-    </w:lvlOverride>
-    <w:lvlOverride w:ilvl="1">
-      <w:startOverride w:val="16"/>
-    </w:lvlOverride>
-    <w:lvlOverride w:ilvl="2">
-      <w:startOverride w:val="16"/>
-    </w:lvlOverride>
-    <w:lvlOverride w:ilvl="3">
-      <w:startOverride w:val="16"/>
-    </w:lvlOverride>
-    <w:lvlOverride w:ilvl="4">
-      <w:startOverride w:val="16"/>
-    </w:lvlOverride>
-    <w:lvlOverride w:ilvl="5">
-      <w:startOverride w:val="16"/>
-    </w:lvlOverride>
-    <w:lvlOverride w:ilvl="6">
-      <w:startOverride w:val="16"/>
-    </w:lvlOverride>
-    <w:lvlOverride w:ilvl="7">
-      <w:startOverride w:val="16"/>
-    </w:lvlOverride>
-    <w:lvlOverride w:ilvl="8">
-      <w:startOverride w:val="16"/>
-    </w:lvlOverride>
-  </w:num>
-  <w:num w:numId="1003">
-    <w:abstractNumId w:val="994151"/>
-    <w:lvlOverride w:ilvl="0">
-      <w:startOverride w:val="51"/>
-    </w:lvlOverride>
-    <w:lvlOverride w:ilvl="1">
-      <w:startOverride w:val="51"/>
-    </w:lvlOverride>
-    <w:lvlOverride w:ilvl="2">
-      <w:startOverride w:val="51"/>
-    </w:lvlOverride>
-    <w:lvlOverride w:ilvl="3">
-      <w:startOverride w:val="51"/>
-    </w:lvlOverride>
-    <w:lvlOverride w:ilvl="4">
-      <w:startOverride w:val="51"/>
-    </w:lvlOverride>
-    <w:lvlOverride w:ilvl="5">
-      <w:startOverride w:val="51"/>
-    </w:lvlOverride>
-    <w:lvlOverride w:ilvl="6">
-      <w:startOverride w:val="51"/>
-    </w:lvlOverride>
-    <w:lvlOverride w:ilvl="7">
-      <w:startOverride w:val="51"/>
-    </w:lvlOverride>
-    <w:lvlOverride w:ilvl="8">
-      <w:startOverride w:val="51"/>
-    </w:lvlOverride>
-  </w:num>
-  <w:num w:numId="1004">
-    <w:abstractNumId w:val="994181"/>
-    <w:lvlOverride w:ilvl="0">
-      <w:startOverride w:val="81"/>
-    </w:lvlOverride>
-    <w:lvlOverride w:ilvl="1">
-      <w:startOverride w:val="81"/>
-    </w:lvlOverride>
-    <w:lvlOverride w:ilvl="2">
-      <w:startOverride w:val="81"/>
-    </w:lvlOverride>
-    <w:lvlOverride w:ilvl="3">
-      <w:startOverride w:val="81"/>
-    </w:lvlOverride>
-    <w:lvlOverride w:ilvl="4">
-      <w:startOverride w:val="81"/>
-    </w:lvlOverride>
-    <w:lvlOverride w:ilvl="5">
-      <w:startOverride w:val="81"/>
-    </w:lvlOverride>
-    <w:lvlOverride w:ilvl="6">
-      <w:startOverride w:val="81"/>
-    </w:lvlOverride>
-    <w:lvlOverride w:ilvl="7">
-      <w:startOverride w:val="81"/>
-    </w:lvlOverride>
-    <w:lvlOverride w:ilvl="8">
-      <w:startOverride w:val="81"/>
-    </w:lvlOverride>
-  </w:num>
-  <w:num w:numId="1005">
-    <w:abstractNumId w:val="9941106"/>
-    <w:lvlOverride w:ilvl="0">
-      <w:startOverride w:val="106"/>
-    </w:lvlOverride>
-    <w:lvlOverride w:ilvl="1">
-      <w:startOverride w:val="106"/>
-    </w:lvlOverride>
-    <w:lvlOverride w:ilvl="2">
-      <w:startOverride w:val="106"/>
-    </w:lvlOverride>
-    <w:lvlOverride w:ilvl="3">
-      <w:startOverride w:val="106"/>
-    </w:lvlOverride>
-    <w:lvlOverride w:ilvl="4">
-      <w:startOverride w:val="106"/>
-    </w:lvlOverride>
-    <w:lvlOverride w:ilvl="5">
-      <w:startOverride w:val="106"/>
-    </w:lvlOverride>
-    <w:lvlOverride w:ilvl="6">
-      <w:startOverride w:val="106"/>
-    </w:lvlOverride>
-    <w:lvlOverride w:ilvl="7">
-      <w:startOverride w:val="106"/>
-    </w:lvlOverride>
-    <w:lvlOverride w:ilvl="8">
-      <w:startOverride w:val="106"/>
-    </w:lvlOverride>
   </w:num>
 </w:numbering>
 </file>
